--- a/prosedurler/EMS.OR.PRO.21.01. OCS Material Handling, Segregation and Traceability Procedure.docx
+++ b/prosedurler/EMS.OR.PRO.21.01. OCS Material Handling, Segregation and Traceability Procedure.docx
@@ -2960,69 +2960,6 @@
                 <w:color w:val="000000"/>
                 <w:lang w:val="en-GB" w:eastAsia="en-GB"/>
               </w:rPr>
-              <w:drawing>
-                <wp:anchor distT="0" distB="0" distL="114300" distR="114300" simplePos="0" relativeHeight="251658240" behindDoc="0" locked="0" layoutInCell="1" allowOverlap="1" wp14:anchorId="168E1990" wp14:editId="230A926C">
-                  <wp:simplePos x="0" y="0"/>
-                  <wp:positionH relativeFrom="column">
-                    <wp:posOffset>-143510</wp:posOffset>
-                  </wp:positionH>
-                  <wp:positionV relativeFrom="paragraph">
-                    <wp:posOffset>153670</wp:posOffset>
-                  </wp:positionV>
-                  <wp:extent cx="1569720" cy="1046480"/>
-                  <wp:effectExtent l="0" t="0" r="0" b="0"/>
-                  <wp:wrapNone/>
-                  <wp:docPr id="1968470152" name="Resim 1"/>
-                  <wp:cNvGraphicFramePr>
-                    <a:graphicFrameLocks xmlns:a="http://schemas.openxmlformats.org/drawingml/2006/main" noChangeAspect="1"/>
-                  </wp:cNvGraphicFramePr>
-                  <a:graphic xmlns:a="http://schemas.openxmlformats.org/drawingml/2006/main">
-                    <a:graphicData uri="http://schemas.openxmlformats.org/drawingml/2006/picture">
-                      <pic:pic xmlns:pic="http://schemas.openxmlformats.org/drawingml/2006/picture">
-                        <pic:nvPicPr>
-                          <pic:cNvPr id="1968470152" name="Resim 1968470152"/>
-                          <pic:cNvPicPr/>
-                        </pic:nvPicPr>
-                        <pic:blipFill>
-                          <a:blip r:embed="rId9" cstate="print">
-                            <a:extLst>
-                              <a:ext uri="{28A0092B-C50C-407E-A947-70E740481C1C}">
-                                <a14:useLocalDpi xmlns:a14="http://schemas.microsoft.com/office/drawing/2010/main" val="0"/>
-                              </a:ext>
-                            </a:extLst>
-                          </a:blip>
-                          <a:stretch>
-                            <a:fillRect/>
-                          </a:stretch>
-                        </pic:blipFill>
-                        <pic:spPr>
-                          <a:xfrm>
-                            <a:off x="0" y="0"/>
-                            <a:ext cx="1569720" cy="1046480"/>
-                          </a:xfrm>
-                          <a:prstGeom prst="rect">
-                            <a:avLst/>
-                          </a:prstGeom>
-                        </pic:spPr>
-                      </pic:pic>
-                    </a:graphicData>
-                  </a:graphic>
-                  <wp14:sizeRelH relativeFrom="page">
-                    <wp14:pctWidth>0</wp14:pctWidth>
-                  </wp14:sizeRelH>
-                  <wp14:sizeRelV relativeFrom="page">
-                    <wp14:pctHeight>0</wp14:pctHeight>
-                  </wp14:sizeRelV>
-                </wp:anchor>
-              </w:drawing>
-            </w:r>
-            <w:r>
-              <w:rPr>
-                <w:rFonts w:ascii="Calibri" w:eastAsia="Times New Roman" w:hAnsi="Calibri" w:cs="Calibri"/>
-                <w:noProof/>
-                <w:color w:val="000000"/>
-                <w:lang w:val="en-GB" w:eastAsia="en-GB"/>
-              </w:rPr>
               <w:t>Kalite Güvence Müdürü</w:t>
             </w:r>
           </w:p>
@@ -3063,7 +3000,7 @@
                 <w:szCs w:val="18"/>
                 <w:lang w:val="en-GB" w:eastAsia="en-GB"/>
               </w:rPr>
-              <w:t>ABDULLAH BAYDOGAN</w:t>
+              <w:t>ABDULLAH BAYDOĞAN</w:t>
             </w:r>
           </w:p>
         </w:tc>
@@ -3235,7 +3172,7 @@
               <w:bottom w:val="single" w:sz="4" w:space="0" w:color="auto"/>
               <w:right w:val="single" w:sz="4" w:space="0" w:color="auto"/>
             </w:tcBorders>
-            <w:vAlign w:val="bottom"/>
+            <w:vAlign w:val="center"/>
           </w:tcPr>
           <w:p>
             <w:pPr>
@@ -3248,6 +3185,43 @@
                 <w:lang w:val="en-GB" w:eastAsia="en-GB"/>
               </w:rPr>
             </w:pPr>
+            <w:r>
+              <w:drawing>
+                <wp:inline distT="0" distB="0" distL="0" distR="0">
+                  <wp:extent cx="659218" cy="566928"/>
+                  <wp:effectExtent l="0" t="0" r="0" b="0"/>
+                  <wp:docPr id="900102" name="Imza Ali Kaan Genc"/>
+                  <wp:cNvGraphicFramePr>
+                    <a:graphicFrameLocks xmlns:a="http://schemas.openxmlformats.org/drawingml/2006/main" noChangeAspect="1"/>
+                  </wp:cNvGraphicFramePr>
+                  <a:graphic xmlns:a="http://schemas.openxmlformats.org/drawingml/2006/main">
+                    <a:graphicData uri="http://schemas.openxmlformats.org/drawingml/2006/picture">
+                      <pic:pic xmlns:pic="http://schemas.openxmlformats.org/drawingml/2006/picture">
+                        <pic:nvPicPr>
+                          <pic:cNvPr id="900102" name="Imza Ali Kaan Genc"/>
+                          <pic:cNvPicPr/>
+                        </pic:nvPicPr>
+                        <pic:blipFill>
+                          <a:blip r:embed="sigAliKaan"/>
+                          <a:stretch>
+                            <a:fillRect/>
+                          </a:stretch>
+                        </pic:blipFill>
+                        <pic:spPr>
+                          <a:xfrm>
+                            <a:off x="0" y="0"/>
+                            <a:ext cx="659218" cy="566928"/>
+                          </a:xfrm>
+                          <a:prstGeom prst="rect">
+                            <a:avLst/>
+                          </a:prstGeom>
+                        </pic:spPr>
+                      </pic:pic>
+                    </a:graphicData>
+                  </a:graphic>
+                </wp:inline>
+              </w:drawing>
+            </w:r>
           </w:p>
         </w:tc>
         <w:tc>
@@ -3285,7 +3259,7 @@
               <w:bottom w:val="single" w:sz="4" w:space="0" w:color="auto"/>
               <w:right w:val="single" w:sz="4" w:space="0" w:color="auto"/>
             </w:tcBorders>
-            <w:vAlign w:val="bottom"/>
+            <w:vAlign w:val="center"/>
           </w:tcPr>
           <w:p>
             <w:pPr>
@@ -3298,6 +3272,43 @@
                 <w:lang w:val="en-GB" w:eastAsia="en-GB"/>
               </w:rPr>
             </w:pPr>
+            <w:r>
+              <w:drawing>
+                <wp:inline distT="0" distB="0" distL="0" distR="0">
+                  <wp:extent cx="850392" cy="566928"/>
+                  <wp:effectExtent l="0" t="0" r="0" b="0"/>
+                  <wp:docPr id="900104" name="Imza Abdullah Baydogan"/>
+                  <wp:cNvGraphicFramePr>
+                    <a:graphicFrameLocks xmlns:a="http://schemas.openxmlformats.org/drawingml/2006/main" noChangeAspect="1"/>
+                  </wp:cNvGraphicFramePr>
+                  <a:graphic xmlns:a="http://schemas.openxmlformats.org/drawingml/2006/main">
+                    <a:graphicData uri="http://schemas.openxmlformats.org/drawingml/2006/picture">
+                      <pic:pic xmlns:pic="http://schemas.openxmlformats.org/drawingml/2006/picture">
+                        <pic:nvPicPr>
+                          <pic:cNvPr id="900104" name="Imza Abdullah Baydogan"/>
+                          <pic:cNvPicPr/>
+                        </pic:nvPicPr>
+                        <pic:blipFill>
+                          <a:blip r:embed="rId9"/>
+                          <a:stretch>
+                            <a:fillRect/>
+                          </a:stretch>
+                        </pic:blipFill>
+                        <pic:spPr>
+                          <a:xfrm>
+                            <a:off x="0" y="0"/>
+                            <a:ext cx="850392" cy="566928"/>
+                          </a:xfrm>
+                          <a:prstGeom prst="rect">
+                            <a:avLst/>
+                          </a:prstGeom>
+                        </pic:spPr>
+                      </pic:pic>
+                    </a:graphicData>
+                  </a:graphic>
+                </wp:inline>
+              </w:drawing>
+            </w:r>
           </w:p>
         </w:tc>
         <w:tc>
@@ -3335,7 +3346,7 @@
               <w:bottom w:val="single" w:sz="4" w:space="0" w:color="auto"/>
               <w:right w:val="single" w:sz="4" w:space="0" w:color="auto"/>
             </w:tcBorders>
-            <w:vAlign w:val="bottom"/>
+            <w:vAlign w:val="center"/>
           </w:tcPr>
           <w:p>
             <w:pPr>
@@ -3348,6 +3359,43 @@
                 <w:lang w:val="en-GB" w:eastAsia="en-GB"/>
               </w:rPr>
             </w:pPr>
+            <w:r>
+              <w:drawing>
+                <wp:inline distT="0" distB="0" distL="0" distR="0">
+                  <wp:extent cx="944879" cy="566928"/>
+                  <wp:effectExtent l="0" t="0" r="0" b="0"/>
+                  <wp:docPr id="900106" name="Imza Fatih Salbars"/>
+                  <wp:cNvGraphicFramePr>
+                    <a:graphicFrameLocks xmlns:a="http://schemas.openxmlformats.org/drawingml/2006/main" noChangeAspect="1"/>
+                  </wp:cNvGraphicFramePr>
+                  <a:graphic xmlns:a="http://schemas.openxmlformats.org/drawingml/2006/main">
+                    <a:graphicData uri="http://schemas.openxmlformats.org/drawingml/2006/picture">
+                      <pic:pic xmlns:pic="http://schemas.openxmlformats.org/drawingml/2006/picture">
+                        <pic:nvPicPr>
+                          <pic:cNvPr id="900106" name="Imza Fatih Salbars"/>
+                          <pic:cNvPicPr/>
+                        </pic:nvPicPr>
+                        <pic:blipFill>
+                          <a:blip r:embed="sigFatih"/>
+                          <a:stretch>
+                            <a:fillRect/>
+                          </a:stretch>
+                        </pic:blipFill>
+                        <pic:spPr>
+                          <a:xfrm>
+                            <a:off x="0" y="0"/>
+                            <a:ext cx="944879" cy="566928"/>
+                          </a:xfrm>
+                          <a:prstGeom prst="rect">
+                            <a:avLst/>
+                          </a:prstGeom>
+                        </pic:spPr>
+                      </pic:pic>
+                    </a:graphicData>
+                  </a:graphic>
+                </wp:inline>
+              </w:drawing>
+            </w:r>
           </w:p>
         </w:tc>
       </w:tr>

--- a/prosedurler/EMS.OR.PRO.21.01. OCS Material Handling, Segregation and Traceability Procedure.docx
+++ b/prosedurler/EMS.OR.PRO.21.01. OCS Material Handling, Segregation and Traceability Procedure.docx
@@ -32,7 +32,7 @@
           <w:sz w:val="24"/>
           <w:szCs w:val="24"/>
         </w:rPr>
-        <w:t xml:space="preserve">This procedure defines how OCS-certified organic materials are received, verified, identified, segregated, processed and traced from receipt to shipment at Eroglu Knitting (EMS), so that the organic content of every product can be proved and no mixing or contamination occurs.</w:t>
+        <w:t xml:space="preserve">This procedure defines how GOTS- or OCS-certified organic materials are received, verified, identified, segregated, processed and traced from receipt to shipment at Eroglu Knitting (EMS), so that the organic content of every product can be proved and no mixing or contamination occurs.</w:t>
       </w:r>
     </w:p>
     <w:p>
@@ -73,7 +73,7 @@
           <w:sz w:val="24"/>
           <w:szCs w:val="24"/>
         </w:rPr>
-        <w:t xml:space="preserve">This procedure covers all organic yarns, fabrics and accessories claimed under OCS, from purchasing and receipt through knitting, dyeing and finishing, cutting, sewing, packing and subcontracting to shipment.</w:t>
+        <w:t xml:space="preserve">This procedure covers all organic yarns, fabrics and accessories claimed under GOTS or OCS, from purchasing and receipt through knitting, dyeing and finishing, cutting, sewing, packing and subcontracting to shipment.</w:t>
       </w:r>
     </w:p>
     <w:p>
@@ -371,6 +371,74 @@
         <w:ind w:left="709" w:right="0"/>
         <w:jc w:val="both"/>
       </w:pPr>
+      <w:r>
+        <w:rPr>
+          <w:rFonts w:ascii="Calibri" w:hAnsi="Calibri" w:cs="Arial"/>
+          <w:sz w:val="24"/>
+          <w:szCs w:val="24"/>
+        </w:rPr>
+        <w:t xml:space="preserve">• </w:t>
+      </w:r>
+      <w:r>
+        <w:rPr>
+          <w:rFonts w:ascii="Calibri" w:hAnsi="Calibri" w:cs="Arial"/>
+          <w:b/>
+          <w:bCs/>
+          <w:sz w:val="24"/>
+          <w:szCs w:val="24"/>
+        </w:rPr>
+        <w:t xml:space="preserve">OCS Coordinator:</w:t>
+      </w:r>
+      <w:r>
+        <w:rPr>
+          <w:rFonts w:ascii="Calibri" w:hAnsi="Calibri" w:cs="Arial"/>
+          <w:sz w:val="24"/>
+          <w:szCs w:val="24"/>
+        </w:rPr>
+        <w:t xml:space="preserve"> The person responsible for the organic system. He or she also acts as GOTS Coordinator when GOTS orders are processed, and the same rules apply to GOTS lots.</w:t>
+      </w:r>
+    </w:p>
+    <w:p>
+      <w:pPr>
+        <w:pStyle w:val="ListeParagraf"/>
+        <w:spacing w:after="80"/>
+        <w:ind w:left="709" w:right="0"/>
+        <w:jc w:val="both"/>
+      </w:pPr>
+      <w:r>
+        <w:rPr>
+          <w:rFonts w:ascii="Calibri" w:hAnsi="Calibri" w:cs="Arial"/>
+          <w:sz w:val="24"/>
+          <w:szCs w:val="24"/>
+        </w:rPr>
+        <w:t xml:space="preserve">• </w:t>
+      </w:r>
+      <w:r>
+        <w:rPr>
+          <w:rFonts w:ascii="Calibri" w:hAnsi="Calibri" w:cs="Arial"/>
+          <w:b/>
+          <w:bCs/>
+          <w:sz w:val="24"/>
+          <w:szCs w:val="24"/>
+        </w:rPr>
+        <w:t xml:space="preserve">Colour Code:</w:t>
+      </w:r>
+      <w:r>
+        <w:rPr>
+          <w:rFonts w:ascii="Calibri" w:hAnsi="Calibri" w:cs="Arial"/>
+          <w:sz w:val="24"/>
+          <w:szCs w:val="24"/>
+        </w:rPr>
+        <w:t xml:space="preserve"> Green = organic product area, blue = conventional area, yellow = holding or quarantine area, red = non-conforming or blocked area (see EMS.OR.PRO.21.02).</w:t>
+      </w:r>
+    </w:p>
+    <w:p>
+      <w:pPr>
+        <w:pStyle w:val="ListeParagraf"/>
+        <w:spacing w:after="80"/>
+        <w:ind w:left="709" w:right="0"/>
+        <w:jc w:val="both"/>
+      </w:pPr>
     </w:p>
     <w:p>
       <w:pPr>
@@ -419,7 +487,7 @@
           <w:sz w:val="24"/>
           <w:szCs w:val="24"/>
         </w:rPr>
-        <w:t xml:space="preserve">1.1. Organic material is ordered only from suppliers whose valid OCS Scope Certificate covers the product; the OCS Coordinator checks the certificate in the public certificate database before the order is placed.</w:t>
+        <w:t xml:space="preserve">1.1. Organic material is ordered only from suppliers whose valid GOTS or OCS Scope Certificate covers the product; the OCS Coordinator checks the certificate in the public certificate database before the order is placed.</w:t>
       </w:r>
     </w:p>
     <w:p>
@@ -623,6 +691,38 @@
         <w:ind w:left="709" w:right="0"/>
         <w:jc w:val="both"/>
       </w:pPr>
+      <w:r>
+        <w:rPr>
+          <w:rFonts w:ascii="Calibri" w:hAnsi="Calibri" w:cs="Arial"/>
+          <w:sz w:val="24"/>
+          <w:szCs w:val="24"/>
+        </w:rPr>
+        <w:t xml:space="preserve">3.6. The organic production areas, their colour code, signs and access rules are defined in EMS.OR.PRO.21.02; the cleaning method for changeover and line clearance is given in EMS.OR.TL.21.02 and recorded on the Changeover and Line Clearance Record (EMS.OR.FRM.21.03).</w:t>
+      </w:r>
+    </w:p>
+    <w:p>
+      <w:pPr>
+        <w:pStyle w:val="ListeParagraf"/>
+        <w:spacing w:after="80"/>
+        <w:ind w:left="709" w:right="0"/>
+        <w:jc w:val="both"/>
+      </w:pPr>
+      <w:r>
+        <w:rPr>
+          <w:rFonts w:ascii="Calibri" w:hAnsi="Calibri" w:cs="Arial"/>
+          <w:sz w:val="24"/>
+          <w:szCs w:val="24"/>
+        </w:rPr>
+        <w:t xml:space="preserve">3.7. Material that is unlabelled, doubtful or awaiting a decision is moved to a yellow holding area; non-conforming material is moved to a red blocked area and is never used as organic.</w:t>
+      </w:r>
+    </w:p>
+    <w:p>
+      <w:pPr>
+        <w:pStyle w:val="ListeParagraf"/>
+        <w:spacing w:after="80"/>
+        <w:ind w:left="709" w:right="0"/>
+        <w:jc w:val="both"/>
+      </w:pPr>
     </w:p>
     <w:p>
       <w:pPr>
@@ -712,6 +812,38 @@
         <w:ind w:left="709" w:right="0"/>
         <w:jc w:val="both"/>
       </w:pPr>
+      <w:r>
+        <w:rPr>
+          <w:rFonts w:ascii="Calibri" w:hAnsi="Calibri" w:cs="Arial"/>
+          <w:sz w:val="24"/>
+          <w:szCs w:val="24"/>
+        </w:rPr>
+        <w:t xml:space="preserve">4.5. Volume reconciliation is recorded on the Organic Mass Balance Record (EMS.OR.FRM.21.04). Each lot is entered in the Organic Lot Traceability Register (EMS.OR.FRM.21.02) when it is issued to production.</w:t>
+      </w:r>
+    </w:p>
+    <w:p>
+      <w:pPr>
+        <w:pStyle w:val="ListeParagraf"/>
+        <w:spacing w:after="80"/>
+        <w:ind w:left="709" w:right="0"/>
+        <w:jc w:val="both"/>
+      </w:pPr>
+      <w:r>
+        <w:rPr>
+          <w:rFonts w:ascii="Calibri" w:hAnsi="Calibri" w:cs="Arial"/>
+          <w:sz w:val="24"/>
+          <w:szCs w:val="24"/>
+        </w:rPr>
+        <w:t xml:space="preserve">4.6. Any unexplained difference between certified input and output is investigated; the internal alert limit is 2% of the input quantity (company policy), and the difference is reported to the certification body when it cannot be explained.</w:t>
+      </w:r>
+    </w:p>
+    <w:p>
+      <w:pPr>
+        <w:pStyle w:val="ListeParagraf"/>
+        <w:spacing w:after="80"/>
+        <w:ind w:left="709" w:right="0"/>
+        <w:jc w:val="both"/>
+      </w:pPr>
     </w:p>
     <w:p>
       <w:pPr>
@@ -769,6 +901,22 @@
         <w:ind w:left="709" w:right="0"/>
         <w:jc w:val="both"/>
       </w:pPr>
+      <w:r>
+        <w:rPr>
+          <w:rFonts w:ascii="Calibri" w:hAnsi="Calibri" w:cs="Arial"/>
+          <w:sz w:val="24"/>
+          <w:szCs w:val="24"/>
+        </w:rPr>
+        <w:t xml:space="preserve">5.3. For GOTS orders, subcontractors that carry out wet processing, printing or sewing must hold their own valid GOTS Scope Certificate or be listed in the EMS scope; EMS and the certification body may visit them, announced or unannounced.</w:t>
+      </w:r>
+    </w:p>
+    <w:p>
+      <w:pPr>
+        <w:pStyle w:val="ListeParagraf"/>
+        <w:spacing w:after="80"/>
+        <w:ind w:left="709" w:right="0"/>
+        <w:jc w:val="both"/>
+      </w:pPr>
     </w:p>
     <w:p>
       <w:pPr>
@@ -842,6 +990,22 @@
         <w:ind w:left="709" w:right="0"/>
         <w:jc w:val="both"/>
       </w:pPr>
+      <w:r>
+        <w:rPr>
+          <w:rFonts w:ascii="Calibri" w:hAnsi="Calibri" w:cs="Arial"/>
+          <w:sz w:val="24"/>
+          <w:szCs w:val="24"/>
+        </w:rPr>
+        <w:t xml:space="preserve">6.4. Before dispatch, the Shipment and TC Request Form (EMS.OR.FRM.21.07) is completed: labels, cartons and documents are checked and the certificate number and organic claim are shown on the sales documents.</w:t>
+      </w:r>
+    </w:p>
+    <w:p>
+      <w:pPr>
+        <w:pStyle w:val="ListeParagraf"/>
+        <w:spacing w:after="80"/>
+        <w:ind w:left="709" w:right="0"/>
+        <w:jc w:val="both"/>
+      </w:pPr>
     </w:p>
     <w:p>
       <w:pPr>
@@ -857,7 +1021,7 @@
           <w:sz w:val="24"/>
           <w:szCs w:val="24"/>
         </w:rPr>
-        <w:t xml:space="preserve">7. MONITORING AND PERFORMANCE</w:t>
+        <w:t xml:space="preserve">7. GOTS ENVIRONMENTAL AND SOCIAL REQUIREMENTS</w:t>
       </w:r>
     </w:p>
     <w:p>
@@ -873,7 +1037,112 @@
           <w:sz w:val="24"/>
           <w:szCs w:val="24"/>
         </w:rPr>
-        <w:t xml:space="preserve">7.1. The OCS Coordinator monitors the following indicators and reports them to management:</w:t>
+        <w:t xml:space="preserve">7.1. Chemical inputs (dyes, auxiliaries, finishing and cleaning agents) used on GOTS orders are approved by the OCS Coordinator against the GOTS criteria and the ZDHC MRSL before purchase, and are listed in the chemical inventory (EMS.KM.PRO.20.01).</w:t>
+      </w:r>
+    </w:p>
+    <w:p>
+      <w:pPr>
+        <w:pStyle w:val="ListeParagraf"/>
+        <w:spacing w:after="80"/>
+        <w:ind w:left="709" w:right="0"/>
+        <w:jc w:val="both"/>
+      </w:pPr>
+      <w:r>
+        <w:rPr>
+          <w:rFonts w:ascii="Calibri" w:hAnsi="Calibri" w:cs="Arial"/>
+          <w:sz w:val="24"/>
+          <w:szCs w:val="24"/>
+        </w:rPr>
+        <w:t xml:space="preserve">7.2. Approved chemicals are stored apart from other chemicals in the Chemical Storage Area (area 13), labelled, with a current safety data sheet, and issued to production with a record (EMS.KM.PRO.20.05, EMS.KM.TL.20.02).</w:t>
+      </w:r>
+    </w:p>
+    <w:p>
+      <w:pPr>
+        <w:pStyle w:val="ListeParagraf"/>
+        <w:spacing w:after="80"/>
+        <w:ind w:left="709" w:right="0"/>
+        <w:jc w:val="both"/>
+      </w:pPr>
+      <w:r>
+        <w:rPr>
+          <w:rFonts w:ascii="Calibri" w:hAnsi="Calibri" w:cs="Arial"/>
+          <w:sz w:val="24"/>
+          <w:szCs w:val="24"/>
+        </w:rPr>
+        <w:t xml:space="preserve">7.3. Wastewater from wet processing is treated in the effluent treatment plant and monitored, and the results are recorded (EMS.ÇV.PRO.19.02).</w:t>
+      </w:r>
+    </w:p>
+    <w:p>
+      <w:pPr>
+        <w:pStyle w:val="ListeParagraf"/>
+        <w:spacing w:after="80"/>
+        <w:ind w:left="709" w:right="0"/>
+        <w:jc w:val="both"/>
+      </w:pPr>
+      <w:r>
+        <w:rPr>
+          <w:rFonts w:ascii="Calibri" w:hAnsi="Calibri" w:cs="Arial"/>
+          <w:sz w:val="24"/>
+          <w:szCs w:val="24"/>
+        </w:rPr>
+        <w:t xml:space="preserve">7.4. Waste is segregated at source, organic and conventional offcuts are not mixed, and hazardous waste is kept in the temporary storage area until collection by a licensed contractor (EMS.ÇV.TL.19.01, EMS.ÇV.PRO.19.05).</w:t>
+      </w:r>
+    </w:p>
+    <w:p>
+      <w:pPr>
+        <w:pStyle w:val="ListeParagraf"/>
+        <w:spacing w:after="80"/>
+        <w:ind w:left="709" w:right="0"/>
+        <w:jc w:val="both"/>
+      </w:pPr>
+      <w:r>
+        <w:rPr>
+          <w:rFonts w:ascii="Calibri" w:hAnsi="Calibri" w:cs="Arial"/>
+          <w:sz w:val="24"/>
+          <w:szCs w:val="24"/>
+        </w:rPr>
+        <w:t xml:space="preserve">7.5. The social criteria of GOTS, based on the ILO core conventions, are applied through the EMS human resources and social compliance procedures and are checked in the annual internal audit.</w:t>
+      </w:r>
+    </w:p>
+    <w:p>
+      <w:pPr>
+        <w:pStyle w:val="ListeParagraf"/>
+        <w:spacing w:after="80"/>
+        <w:ind w:left="709" w:right="0"/>
+        <w:jc w:val="both"/>
+      </w:pPr>
+    </w:p>
+    <w:p>
+      <w:pPr>
+        <w:pStyle w:val="ListeParagraf"/>
+        <w:spacing w:before="120" w:after="60"/>
+        <w:ind w:left="709" w:right="0"/>
+      </w:pPr>
+      <w:r>
+        <w:rPr>
+          <w:rFonts w:ascii="Calibri" w:hAnsi="Calibri" w:cs="Arial"/>
+          <w:b/>
+          <w:bCs/>
+          <w:sz w:val="24"/>
+          <w:szCs w:val="24"/>
+        </w:rPr>
+        <w:t xml:space="preserve">8. MONITORING AND PERFORMANCE</w:t>
+      </w:r>
+    </w:p>
+    <w:p>
+      <w:pPr>
+        <w:pStyle w:val="ListeParagraf"/>
+        <w:spacing w:after="80"/>
+        <w:ind w:left="709" w:right="0"/>
+        <w:jc w:val="both"/>
+      </w:pPr>
+      <w:r>
+        <w:rPr>
+          <w:rFonts w:ascii="Calibri" w:hAnsi="Calibri" w:cs="Arial"/>
+          <w:sz w:val="24"/>
+          <w:szCs w:val="24"/>
+        </w:rPr>
+        <w:t xml:space="preserve">8.1. The OCS Coordinator monitors the following indicators and reports them to management:</w:t>
       </w:r>
     </w:p>
     <w:p>
@@ -946,7 +1215,7 @@
           <w:sz w:val="24"/>
           <w:szCs w:val="24"/>
         </w:rPr>
-        <w:t xml:space="preserve">7.2. An internal OCS audit, including a traceability test on at least one order, is carried out every year before the external audit.</w:t>
+        <w:t xml:space="preserve">8.2. An internal OCS / GOTS audit, including a traceability test on at least one order, is carried out every year before the external audit.</w:t>
       </w:r>
     </w:p>
     <w:p>
@@ -971,7 +1240,7 @@
           <w:sz w:val="24"/>
           <w:szCs w:val="24"/>
         </w:rPr>
-        <w:t xml:space="preserve">8. RELATED DOCUMENTS AND RECORDS</w:t>
+        <w:t xml:space="preserve">9. RELATED DOCUMENTS AND RECORDS</w:t>
       </w:r>
     </w:p>
     <w:p>
@@ -1104,7 +1373,7 @@
           <w:sz w:val="24"/>
           <w:szCs w:val="24"/>
         </w:rPr>
-        <w:t xml:space="preserve">EMS.GR.PRO.14.02. Transaction Certificate and Labelling Procedure</w:t>
+        <w:t xml:space="preserve">EMS.OR.PRO.21.02. Organic Production Area Segregation and Visual Identification Procedure</w:t>
       </w:r>
     </w:p>
     <w:p>
@@ -1123,7 +1392,7 @@
           <w:sz w:val="24"/>
           <w:szCs w:val="24"/>
         </w:rPr>
-        <w:t xml:space="preserve">EMS.QA.PRO.02.08. Traceability and Product Recall Procedure</w:t>
+        <w:t xml:space="preserve">EMS.OR.TL.21.02. Organic Area Changeover and Line Clearance Cleaning Instruction</w:t>
       </w:r>
     </w:p>
     <w:p>
@@ -1142,1029 +1411,7 @@
           <w:sz w:val="24"/>
           <w:szCs w:val="24"/>
         </w:rPr>
-        <w:t xml:space="preserve">EMS.DP.PRO.08.01. Material Receiving and Storage Procedure</w:t>
-      </w:r>
-    </w:p>
-    <w:p>
-      <w:pPr>
-        <w:pStyle w:val="ListeParagraf"/>
-        <w:spacing w:after="80"/>
-        <w:ind w:left="709" w:right="0"/>
-        <w:jc w:val="both"/>
-      </w:pPr>
-    </w:p>
-    <w:p>
-      <w:pPr>
-        <w:pStyle w:val="ListeParagraf"/>
-        <w:spacing w:before="120" w:after="60"/>
-        <w:ind w:left="709" w:right="0"/>
-      </w:pPr>
-      <w:r>
-        <w:rPr>
-          <w:rFonts w:ascii="Calibri" w:hAnsi="Calibri" w:cs="Arial"/>
-          <w:b/>
-          <w:bCs/>
-          <w:sz w:val="24"/>
-          <w:szCs w:val="24"/>
-        </w:rPr>
-        <w:t xml:space="preserve">9. FEEDBACK AND MONITORING</w:t>
-      </w:r>
-    </w:p>
-    <w:p>
-      <w:pPr>
-        <w:pStyle w:val="ListeParagraf"/>
-        <w:spacing w:after="80"/>
-        <w:ind w:left="709" w:right="0"/>
-        <w:jc w:val="both"/>
-      </w:pPr>
-      <w:r>
-        <w:rPr>
-          <w:rFonts w:ascii="Calibri" w:hAnsi="Calibri" w:cs="Arial"/>
-          <w:sz w:val="24"/>
-          <w:szCs w:val="24"/>
-        </w:rPr>
-        <w:t xml:space="preserve">This procedure is reviewed every year by the OCS Coordinator, or earlier when the OCS standard, customer requirements or the certificate scope change. Audit findings are evaluated and the procedure is revised when necessary.</w:t>
-      </w:r>
-    </w:p>
-    <w:p>
-      <w:pPr>
-        <w:pStyle w:val="ListeParagraf"/>
-        <w:pageBreakBefore/>
-        <w:bidi/>
-        <w:spacing w:before="120" w:after="60"/>
-        <w:ind w:left="0" w:right="709"/>
-      </w:pPr>
-      <w:r>
-        <w:rPr>
-          <w:rFonts w:ascii="Calibri" w:hAnsi="Calibri" w:cs="Arial"/>
-          <w:b/>
-          <w:bCs/>
-          <w:rtl/>
-          <w:sz w:val="24"/>
-          <w:szCs w:val="24"/>
-        </w:rPr>
-        <w:t xml:space="preserve">الغرض</w:t>
-      </w:r>
-    </w:p>
-    <w:p>
-      <w:pPr>
-        <w:pStyle w:val="ListeParagraf"/>
-        <w:bidi/>
-        <w:spacing w:after="80"/>
-        <w:ind w:left="0" w:right="709"/>
-        <w:jc w:val="both"/>
-      </w:pPr>
-      <w:r>
-        <w:rPr>
-          <w:rFonts w:ascii="Calibri" w:hAnsi="Calibri" w:cs="Arial"/>
-          <w:rtl/>
-          <w:sz w:val="24"/>
-          <w:szCs w:val="24"/>
-        </w:rPr>
-        <w:t xml:space="preserve">يحدد هذا الإجراء كيفية استلام المواد العضوية المعتمدة وفق معيار OCS والتحقق منها وتمييزها وفصلها ومعالجتها وتتبعها من الاستلام حتى الشحن في شركة إيروغلو للتريكو (EMS)، بحيث يمكن إثبات المحتوى العضوي لكل منتج ومنع أي خلط أو تلوث.</w:t>
-      </w:r>
-    </w:p>
-    <w:p>
-      <w:pPr>
-        <w:pStyle w:val="ListeParagraf"/>
-        <w:bidi/>
-        <w:spacing w:after="80"/>
-        <w:ind w:left="0" w:right="709"/>
-        <w:jc w:val="both"/>
-      </w:pPr>
-    </w:p>
-    <w:p>
-      <w:pPr>
-        <w:pStyle w:val="ListeParagraf"/>
-        <w:bidi/>
-        <w:spacing w:before="120" w:after="60"/>
-        <w:ind w:left="0" w:right="709"/>
-      </w:pPr>
-      <w:r>
-        <w:rPr>
-          <w:rFonts w:ascii="Calibri" w:hAnsi="Calibri" w:cs="Arial"/>
-          <w:b/>
-          <w:bCs/>
-          <w:rtl/>
-          <w:sz w:val="24"/>
-          <w:szCs w:val="24"/>
-        </w:rPr>
-        <w:t xml:space="preserve">النطاق</w:t>
-      </w:r>
-    </w:p>
-    <w:p>
-      <w:pPr>
-        <w:pStyle w:val="ListeParagraf"/>
-        <w:bidi/>
-        <w:spacing w:after="80"/>
-        <w:ind w:left="0" w:right="709"/>
-        <w:jc w:val="both"/>
-      </w:pPr>
-      <w:r>
-        <w:rPr>
-          <w:rFonts w:ascii="Calibri" w:hAnsi="Calibri" w:cs="Arial"/>
-          <w:rtl/>
-          <w:sz w:val="24"/>
-          <w:szCs w:val="24"/>
-        </w:rPr>
-        <w:t xml:space="preserve">يشمل هذا الإجراء جميع الخيوط والأقمشة والإكسسوارات العضوية التي يُدّعى أنها وفق معيار OCS، بدءًا من الشراء والاستلام مرورًا بالتريكو والصباغة والتجهيز والقص والخياطة والتعبئة والتصنيع لدى الغير وحتى الشحن.</w:t>
-      </w:r>
-    </w:p>
-    <w:p>
-      <w:pPr>
-        <w:pStyle w:val="ListeParagraf"/>
-        <w:bidi/>
-        <w:spacing w:after="80"/>
-        <w:ind w:left="0" w:right="709"/>
-        <w:jc w:val="both"/>
-      </w:pPr>
-    </w:p>
-    <w:p>
-      <w:pPr>
-        <w:pStyle w:val="ListeParagraf"/>
-        <w:bidi/>
-        <w:spacing w:before="120" w:after="60"/>
-        <w:ind w:left="0" w:right="709"/>
-      </w:pPr>
-      <w:r>
-        <w:rPr>
-          <w:rFonts w:ascii="Calibri" w:hAnsi="Calibri" w:cs="Arial"/>
-          <w:b/>
-          <w:bCs/>
-          <w:rtl/>
-          <w:sz w:val="24"/>
-          <w:szCs w:val="24"/>
-        </w:rPr>
-        <w:t xml:space="preserve">المسؤوليات</w:t>
-      </w:r>
-    </w:p>
-    <w:p>
-      <w:pPr>
-        <w:pStyle w:val="ListeParagraf"/>
-        <w:bidi/>
-        <w:spacing w:after="80"/>
-        <w:ind w:left="0" w:right="709"/>
-        <w:jc w:val="both"/>
-      </w:pPr>
-      <w:r>
-        <w:rPr>
-          <w:rFonts w:ascii="Calibri" w:hAnsi="Calibri" w:cs="Arial"/>
-          <w:rtl/>
-          <w:sz w:val="24"/>
-          <w:szCs w:val="24"/>
-        </w:rPr>
-        <w:t xml:space="preserve">• </w:t>
-      </w:r>
-      <w:r>
-        <w:rPr>
-          <w:rFonts w:ascii="Calibri" w:hAnsi="Calibri" w:cs="Arial"/>
-          <w:b/>
-          <w:bCs/>
-          <w:rtl/>
-          <w:sz w:val="24"/>
-          <w:szCs w:val="24"/>
-        </w:rPr>
-        <w:t xml:space="preserve">منسق OCS:</w:t>
-      </w:r>
-      <w:r>
-        <w:rPr>
-          <w:rFonts w:ascii="Calibri" w:hAnsi="Calibri" w:cs="Arial"/>
-          <w:rtl/>
-          <w:sz w:val="24"/>
-          <w:szCs w:val="24"/>
-        </w:rPr>
-        <w:t xml:space="preserve"> يتحقق من شهادات الموردين وشهادات المعاملات الواردة، ويحتفظ بسجلات التتبع وموازنة الكميات، ويطلب شهادات المعاملات الصادرة.</w:t>
-      </w:r>
-    </w:p>
-    <w:p>
-      <w:pPr>
-        <w:pStyle w:val="ListeParagraf"/>
-        <w:bidi/>
-        <w:spacing w:after="80"/>
-        <w:ind w:left="0" w:right="709"/>
-        <w:jc w:val="both"/>
-      </w:pPr>
-      <w:r>
-        <w:rPr>
-          <w:rFonts w:ascii="Calibri" w:hAnsi="Calibri" w:cs="Arial"/>
-          <w:rtl/>
-          <w:sz w:val="24"/>
-          <w:szCs w:val="24"/>
-        </w:rPr>
-        <w:t xml:space="preserve">• </w:t>
-      </w:r>
-      <w:r>
-        <w:rPr>
-          <w:rFonts w:ascii="Calibri" w:hAnsi="Calibri" w:cs="Arial"/>
-          <w:b/>
-          <w:bCs/>
-          <w:rtl/>
-          <w:sz w:val="24"/>
-          <w:szCs w:val="24"/>
-        </w:rPr>
-        <w:t xml:space="preserve">مشرف المستودع:</w:t>
-      </w:r>
-      <w:r>
-        <w:rPr>
-          <w:rFonts w:ascii="Calibri" w:hAnsi="Calibri" w:cs="Arial"/>
-          <w:rtl/>
-          <w:sz w:val="24"/>
-          <w:szCs w:val="24"/>
-        </w:rPr>
-        <w:t xml:space="preserve"> يستلم مواد OCS ويضع عليها الملصقات ويخزنها في المنطقة المخصصة ويسجل جميع حركاتها.</w:t>
-      </w:r>
-    </w:p>
-    <w:p>
-      <w:pPr>
-        <w:pStyle w:val="ListeParagraf"/>
-        <w:bidi/>
-        <w:spacing w:after="80"/>
-        <w:ind w:left="0" w:right="709"/>
-        <w:jc w:val="both"/>
-      </w:pPr>
-      <w:r>
-        <w:rPr>
-          <w:rFonts w:ascii="Calibri" w:hAnsi="Calibri" w:cs="Arial"/>
-          <w:rtl/>
-          <w:sz w:val="24"/>
-          <w:szCs w:val="24"/>
-        </w:rPr>
-        <w:t xml:space="preserve">• </w:t>
-      </w:r>
-      <w:r>
-        <w:rPr>
-          <w:rFonts w:ascii="Calibri" w:hAnsi="Calibri" w:cs="Arial"/>
-          <w:b/>
-          <w:bCs/>
-          <w:rtl/>
-          <w:sz w:val="24"/>
-          <w:szCs w:val="24"/>
-        </w:rPr>
-        <w:t xml:space="preserve">تخطيط الإنتاج ومشرفو الأقسام:</w:t>
-      </w:r>
-      <w:r>
-        <w:rPr>
-          <w:rFonts w:ascii="Calibri" w:hAnsi="Calibri" w:cs="Arial"/>
-          <w:rtl/>
-          <w:sz w:val="24"/>
-          <w:szCs w:val="24"/>
-        </w:rPr>
-        <w:t xml:space="preserve"> يخططون طلبيات OCS بشكل منفصل، ويحافظون على تمييز مواد OCS أثناء المعالجة، ويسجلون الكميات والفاقد وأرقام الدفعات.</w:t>
-      </w:r>
-    </w:p>
-    <w:p>
-      <w:pPr>
-        <w:pStyle w:val="ListeParagraf"/>
-        <w:bidi/>
-        <w:spacing w:after="80"/>
-        <w:ind w:left="0" w:right="709"/>
-        <w:jc w:val="both"/>
-      </w:pPr>
-      <w:r>
-        <w:rPr>
-          <w:rFonts w:ascii="Calibri" w:hAnsi="Calibri" w:cs="Arial"/>
-          <w:rtl/>
-          <w:sz w:val="24"/>
-          <w:szCs w:val="24"/>
-        </w:rPr>
-        <w:t xml:space="preserve">• </w:t>
-      </w:r>
-      <w:r>
-        <w:rPr>
-          <w:rFonts w:ascii="Calibri" w:hAnsi="Calibri" w:cs="Arial"/>
-          <w:b/>
-          <w:bCs/>
-          <w:rtl/>
-          <w:sz w:val="24"/>
-          <w:szCs w:val="24"/>
-        </w:rPr>
-        <w:t xml:space="preserve">ضمان الجودة:</w:t>
-      </w:r>
-      <w:r>
-        <w:rPr>
-          <w:rFonts w:ascii="Calibri" w:hAnsi="Calibri" w:cs="Arial"/>
-          <w:rtl/>
-          <w:sz w:val="24"/>
-          <w:szCs w:val="24"/>
-        </w:rPr>
-        <w:t xml:space="preserve"> يتحقق من الفصل والتوسيم أثناء الفحص على خط الإنتاج وقبل الشحن.</w:t>
-      </w:r>
-    </w:p>
-    <w:p>
-      <w:pPr>
-        <w:pStyle w:val="ListeParagraf"/>
-        <w:bidi/>
-        <w:spacing w:after="80"/>
-        <w:ind w:left="0" w:right="709"/>
-        <w:jc w:val="both"/>
-      </w:pPr>
-    </w:p>
-    <w:p>
-      <w:pPr>
-        <w:pStyle w:val="ListeParagraf"/>
-        <w:bidi/>
-        <w:spacing w:before="120" w:after="60"/>
-        <w:ind w:left="0" w:right="709"/>
-      </w:pPr>
-      <w:r>
-        <w:rPr>
-          <w:rFonts w:ascii="Calibri" w:hAnsi="Calibri" w:cs="Arial"/>
-          <w:b/>
-          <w:bCs/>
-          <w:rtl/>
-          <w:sz w:val="24"/>
-          <w:szCs w:val="24"/>
-        </w:rPr>
-        <w:t xml:space="preserve">التعريفات</w:t>
-      </w:r>
-    </w:p>
-    <w:p>
-      <w:pPr>
-        <w:pStyle w:val="ListeParagraf"/>
-        <w:bidi/>
-        <w:spacing w:after="80"/>
-        <w:ind w:left="0" w:right="709"/>
-        <w:jc w:val="both"/>
-      </w:pPr>
-      <w:r>
-        <w:rPr>
-          <w:rFonts w:ascii="Calibri" w:hAnsi="Calibri" w:cs="Arial"/>
-          <w:rtl/>
-          <w:sz w:val="24"/>
-          <w:szCs w:val="24"/>
-        </w:rPr>
-        <w:t xml:space="preserve">• </w:t>
-      </w:r>
-      <w:r>
-        <w:rPr>
-          <w:rFonts w:ascii="Calibri" w:hAnsi="Calibri" w:cs="Arial"/>
-          <w:b/>
-          <w:bCs/>
-          <w:rtl/>
-          <w:sz w:val="24"/>
-          <w:szCs w:val="24"/>
-        </w:rPr>
-        <w:t xml:space="preserve">شهادة المعاملة الواردة:</w:t>
-      </w:r>
-      <w:r>
-        <w:rPr>
-          <w:rFonts w:ascii="Calibri" w:hAnsi="Calibri" w:cs="Arial"/>
-          <w:rtl/>
-          <w:sz w:val="24"/>
-          <w:szCs w:val="24"/>
-        </w:rPr>
-        <w:t xml:space="preserve"> شهادة المعاملة المستلمة من المورد للمواد العضوية الموردة إلى EMS.</w:t>
-      </w:r>
-    </w:p>
-    <w:p>
-      <w:pPr>
-        <w:pStyle w:val="ListeParagraf"/>
-        <w:bidi/>
-        <w:spacing w:after="80"/>
-        <w:ind w:left="0" w:right="709"/>
-        <w:jc w:val="both"/>
-      </w:pPr>
-      <w:r>
-        <w:rPr>
-          <w:rFonts w:ascii="Calibri" w:hAnsi="Calibri" w:cs="Arial"/>
-          <w:rtl/>
-          <w:sz w:val="24"/>
-          <w:szCs w:val="24"/>
-        </w:rPr>
-        <w:t xml:space="preserve">• </w:t>
-      </w:r>
-      <w:r>
-        <w:rPr>
-          <w:rFonts w:ascii="Calibri" w:hAnsi="Calibri" w:cs="Arial"/>
-          <w:b/>
-          <w:bCs/>
-          <w:rtl/>
-          <w:sz w:val="24"/>
-          <w:szCs w:val="24"/>
-        </w:rPr>
-        <w:t xml:space="preserve">موازنة الكميات:</w:t>
-      </w:r>
-      <w:r>
-        <w:rPr>
-          <w:rFonts w:ascii="Calibri" w:hAnsi="Calibri" w:cs="Arial"/>
-          <w:rtl/>
-          <w:sz w:val="24"/>
-          <w:szCs w:val="24"/>
-        </w:rPr>
-        <w:t xml:space="preserve"> مقارنة كمية المدخلات المعتمدة بكمية المخرجات المعتمدة وفاقد العمليات لطلبية أو لفترة معينة.</w:t>
-      </w:r>
-    </w:p>
-    <w:p>
-      <w:pPr>
-        <w:pStyle w:val="ListeParagraf"/>
-        <w:bidi/>
-        <w:spacing w:after="80"/>
-        <w:ind w:left="0" w:right="709"/>
-        <w:jc w:val="both"/>
-      </w:pPr>
-      <w:r>
-        <w:rPr>
-          <w:rFonts w:ascii="Calibri" w:hAnsi="Calibri" w:cs="Arial"/>
-          <w:rtl/>
-          <w:sz w:val="24"/>
-          <w:szCs w:val="24"/>
-        </w:rPr>
-        <w:t xml:space="preserve">• </w:t>
-      </w:r>
-      <w:r>
-        <w:rPr>
-          <w:rFonts w:ascii="Calibri" w:hAnsi="Calibri" w:cs="Arial"/>
-          <w:b/>
-          <w:bCs/>
-          <w:rtl/>
-          <w:sz w:val="24"/>
-          <w:szCs w:val="24"/>
-        </w:rPr>
-        <w:t xml:space="preserve">دفعة OCS:</w:t>
-      </w:r>
-      <w:r>
-        <w:rPr>
-          <w:rFonts w:ascii="Calibri" w:hAnsi="Calibri" w:cs="Arial"/>
-          <w:rtl/>
-          <w:sz w:val="24"/>
-          <w:szCs w:val="24"/>
-        </w:rPr>
-        <w:t xml:space="preserve"> كمية محددة من المواد العضوية لها رقم تعريف خاص بها ومرتبطة بشهادة المعاملة الواردة الخاصة بها.</w:t>
-      </w:r>
-    </w:p>
-    <w:p>
-      <w:pPr>
-        <w:pStyle w:val="ListeParagraf"/>
-        <w:bidi/>
-        <w:spacing w:after="80"/>
-        <w:ind w:left="0" w:right="709"/>
-        <w:jc w:val="both"/>
-      </w:pPr>
-    </w:p>
-    <w:p>
-      <w:pPr>
-        <w:pStyle w:val="ListeParagraf"/>
-        <w:bidi/>
-        <w:spacing w:before="120" w:after="60"/>
-        <w:ind w:left="0" w:right="709"/>
-      </w:pPr>
-      <w:r>
-        <w:rPr>
-          <w:rFonts w:ascii="Calibri" w:hAnsi="Calibri" w:cs="Arial"/>
-          <w:b/>
-          <w:bCs/>
-          <w:rtl/>
-          <w:sz w:val="24"/>
-          <w:szCs w:val="24"/>
-        </w:rPr>
-        <w:t xml:space="preserve">العمليات الرئيسية والفرعية</w:t>
-      </w:r>
-    </w:p>
-    <w:p>
-      <w:pPr>
-        <w:pStyle w:val="ListeParagraf"/>
-        <w:bidi/>
-        <w:spacing w:before="120" w:after="60"/>
-        <w:ind w:left="0" w:right="709"/>
-      </w:pPr>
-      <w:r>
-        <w:rPr>
-          <w:rFonts w:ascii="Calibri" w:hAnsi="Calibri" w:cs="Arial"/>
-          <w:b/>
-          <w:bCs/>
-          <w:rtl/>
-          <w:sz w:val="24"/>
-          <w:szCs w:val="24"/>
-        </w:rPr>
-        <w:t xml:space="preserve">1. الشراء والتحقق من الموردين</w:t>
-      </w:r>
-    </w:p>
-    <w:p>
-      <w:pPr>
-        <w:pStyle w:val="ListeParagraf"/>
-        <w:bidi/>
-        <w:spacing w:after="80"/>
-        <w:ind w:left="0" w:right="709"/>
-        <w:jc w:val="both"/>
-      </w:pPr>
-      <w:r>
-        <w:rPr>
-          <w:rFonts w:ascii="Calibri" w:hAnsi="Calibri" w:cs="Arial"/>
-          <w:rtl/>
-          <w:sz w:val="24"/>
-          <w:szCs w:val="24"/>
-        </w:rPr>
-        <w:t xml:space="preserve">1.1. لا تُطلب المواد العضوية إلا من موردين لديهم شهادة نطاق OCS سارية تغطي المنتج؛ ويتحقق منسق OCS من الشهادة في قاعدة بيانات الشهادات العامة قبل إصدار الطلب.</w:t>
-      </w:r>
-    </w:p>
-    <w:p>
-      <w:pPr>
-        <w:pStyle w:val="ListeParagraf"/>
-        <w:bidi/>
-        <w:spacing w:after="80"/>
-        <w:ind w:left="0" w:right="709"/>
-        <w:jc w:val="both"/>
-      </w:pPr>
-      <w:r>
-        <w:rPr>
-          <w:rFonts w:ascii="Calibri" w:hAnsi="Calibri" w:cs="Arial"/>
-          <w:rtl/>
-          <w:sz w:val="24"/>
-          <w:szCs w:val="24"/>
-        </w:rPr>
-        <w:t xml:space="preserve">1.2. ينص أمر الشراء بوضوح على «OCS 100» أو «OCS Blended» ونسبة المحتوى العضوي وضرورة تقديم شهادة معاملة.</w:t>
-      </w:r>
-    </w:p>
-    <w:p>
-      <w:pPr>
-        <w:pStyle w:val="ListeParagraf"/>
-        <w:bidi/>
-        <w:spacing w:after="80"/>
-        <w:ind w:left="0" w:right="709"/>
-        <w:jc w:val="both"/>
-      </w:pPr>
-    </w:p>
-    <w:p>
-      <w:pPr>
-        <w:pStyle w:val="ListeParagraf"/>
-        <w:bidi/>
-        <w:spacing w:before="120" w:after="60"/>
-        <w:ind w:left="0" w:right="709"/>
-      </w:pPr>
-      <w:r>
-        <w:rPr>
-          <w:rFonts w:ascii="Calibri" w:hAnsi="Calibri" w:cs="Arial"/>
-          <w:b/>
-          <w:bCs/>
-          <w:rtl/>
-          <w:sz w:val="24"/>
-          <w:szCs w:val="24"/>
-        </w:rPr>
-        <w:t xml:space="preserve">2. الاستلام والتحقق</w:t>
-      </w:r>
-    </w:p>
-    <w:p>
-      <w:pPr>
-        <w:pStyle w:val="ListeParagraf"/>
-        <w:bidi/>
-        <w:spacing w:after="80"/>
-        <w:ind w:left="0" w:right="709"/>
-        <w:jc w:val="both"/>
-      </w:pPr>
-      <w:r>
-        <w:rPr>
-          <w:rFonts w:ascii="Calibri" w:hAnsi="Calibri" w:cs="Arial"/>
-          <w:rtl/>
-          <w:sz w:val="24"/>
-          <w:szCs w:val="24"/>
-        </w:rPr>
-        <w:t xml:space="preserve">2.1. عند الاستلام يتحقق المستودع من إذن التسليم والفاتورة وقائمة التعبئة، ومن أن العبوات موسومة كمواد عضوية.</w:t>
-      </w:r>
-    </w:p>
-    <w:p>
-      <w:pPr>
-        <w:pStyle w:val="ListeParagraf"/>
-        <w:bidi/>
-        <w:spacing w:after="80"/>
-        <w:ind w:left="0" w:right="709"/>
-        <w:jc w:val="both"/>
-      </w:pPr>
-      <w:r>
-        <w:rPr>
-          <w:rFonts w:ascii="Calibri" w:hAnsi="Calibri" w:cs="Arial"/>
-          <w:rtl/>
-          <w:sz w:val="24"/>
-          <w:szCs w:val="24"/>
-        </w:rPr>
-        <w:t xml:space="preserve">2.2. يتحقق منسق OCS من أن الكميات ووصف المنتج والبائع والمشتري الواردة في شهادة المعاملة الواردة (أو بيانات الشحنة المرسلة لإصدار الشهادة) تطابق التوريد.</w:t>
-      </w:r>
-    </w:p>
-    <w:p>
-      <w:pPr>
-        <w:pStyle w:val="ListeParagraf"/>
-        <w:bidi/>
-        <w:spacing w:after="80"/>
-        <w:ind w:left="0" w:right="709"/>
-        <w:jc w:val="both"/>
-      </w:pPr>
-      <w:r>
-        <w:rPr>
-          <w:rFonts w:ascii="Calibri" w:hAnsi="Calibri" w:cs="Arial"/>
-          <w:rtl/>
-          <w:sz w:val="24"/>
-          <w:szCs w:val="24"/>
-        </w:rPr>
-        <w:t xml:space="preserve">2.3. تُوقف المواد التي لا تتطابق وثائقها في منطقة الحجر، ولا تُستخدم كمواد عضوية حتى تُحل المشكلة.</w:t>
-      </w:r>
-    </w:p>
-    <w:p>
-      <w:pPr>
-        <w:pStyle w:val="ListeParagraf"/>
-        <w:bidi/>
-        <w:spacing w:after="80"/>
-        <w:ind w:left="0" w:right="709"/>
-        <w:jc w:val="both"/>
-      </w:pPr>
-    </w:p>
-    <w:p>
-      <w:pPr>
-        <w:pStyle w:val="ListeParagraf"/>
-        <w:bidi/>
-        <w:spacing w:before="120" w:after="60"/>
-        <w:ind w:left="0" w:right="709"/>
-      </w:pPr>
-      <w:r>
-        <w:rPr>
-          <w:rFonts w:ascii="Calibri" w:hAnsi="Calibri" w:cs="Arial"/>
-          <w:b/>
-          <w:bCs/>
-          <w:rtl/>
-          <w:sz w:val="24"/>
-          <w:szCs w:val="24"/>
-        </w:rPr>
-        <w:t xml:space="preserve">3. التمييز والفصل</w:t>
-      </w:r>
-    </w:p>
-    <w:p>
-      <w:pPr>
-        <w:pStyle w:val="ListeParagraf"/>
-        <w:bidi/>
-        <w:spacing w:after="80"/>
-        <w:ind w:left="0" w:right="709"/>
-        <w:jc w:val="both"/>
-      </w:pPr>
-      <w:r>
-        <w:rPr>
-          <w:rFonts w:ascii="Calibri" w:hAnsi="Calibri" w:cs="Arial"/>
-          <w:rtl/>
-          <w:sz w:val="24"/>
-          <w:szCs w:val="24"/>
-        </w:rPr>
-        <w:t xml:space="preserve">3.1. تُعطى كل دفعة OCS رقم دفعة وملصقًا أخضر «OCS – عضوي» يبين رقم الدفعة والمورد والكمية ورقم شهادة المعاملة.</w:t>
-      </w:r>
-    </w:p>
-    <w:p>
-      <w:pPr>
-        <w:pStyle w:val="ListeParagraf"/>
-        <w:bidi/>
-        <w:spacing w:after="80"/>
-        <w:ind w:left="0" w:right="709"/>
-        <w:jc w:val="both"/>
-      </w:pPr>
-      <w:r>
-        <w:rPr>
-          <w:rFonts w:ascii="Calibri" w:hAnsi="Calibri" w:cs="Arial"/>
-          <w:rtl/>
-          <w:sz w:val="24"/>
-          <w:szCs w:val="24"/>
-        </w:rPr>
-        <w:t xml:space="preserve">3.2. تُخزن مواد OCS في منطقة أو رف منفصل ومحدد بوضوح، ولا تُخزن أبدًا على نفس المنصة أو في نفس الصندوق مع المواد التقليدية.</w:t>
-      </w:r>
-    </w:p>
-    <w:p>
-      <w:pPr>
-        <w:pStyle w:val="ListeParagraf"/>
-        <w:bidi/>
-        <w:spacing w:after="80"/>
-        <w:ind w:left="0" w:right="709"/>
-        <w:jc w:val="both"/>
-      </w:pPr>
-      <w:r>
-        <w:rPr>
-          <w:rFonts w:ascii="Calibri" w:hAnsi="Calibri" w:cs="Arial"/>
-          <w:rtl/>
-          <w:sz w:val="24"/>
-          <w:szCs w:val="24"/>
-        </w:rPr>
-        <w:t xml:space="preserve">3.3. قبل بدء طلبية OCS تُنظف الآلات وطاولات القص وخطوط الخياطة، ويُنفذ تفريغ الخط ويُسجل.</w:t>
-      </w:r>
-    </w:p>
-    <w:p>
-      <w:pPr>
-        <w:pStyle w:val="ListeParagraf"/>
-        <w:bidi/>
-        <w:spacing w:after="80"/>
-        <w:ind w:left="0" w:right="709"/>
-        <w:jc w:val="both"/>
-      </w:pPr>
-      <w:r>
-        <w:rPr>
-          <w:rFonts w:ascii="Calibri" w:hAnsi="Calibri" w:cs="Arial"/>
-          <w:rtl/>
-          <w:sz w:val="24"/>
-          <w:szCs w:val="24"/>
-        </w:rPr>
-        <w:t xml:space="preserve">3.4. تحمل المنتجات قيد التصنيع والقطع المقصوصة والمنتجات النهائية علامات تمييز OCS (ملصقات أو بطاقات حزم ملونة أو بطاقات تعريف) في كل مرحلة.</w:t>
-      </w:r>
-    </w:p>
-    <w:p>
-      <w:pPr>
-        <w:pStyle w:val="ListeParagraf"/>
-        <w:bidi/>
-        <w:spacing w:after="80"/>
-        <w:ind w:left="0" w:right="709"/>
-        <w:jc w:val="both"/>
-      </w:pPr>
-      <w:r>
-        <w:rPr>
-          <w:rFonts w:ascii="Calibri" w:hAnsi="Calibri" w:cs="Arial"/>
-          <w:rtl/>
-          <w:sz w:val="24"/>
-          <w:szCs w:val="24"/>
-        </w:rPr>
-        <w:t xml:space="preserve">3.5. تُعالج طلبيات OCS قدر الإمكان في دفعات منفصلة أو في بداية الوردية؛ ولا يُسمح بالتحميل المختلط مع المواد التقليدية.</w:t>
-      </w:r>
-    </w:p>
-    <w:p>
-      <w:pPr>
-        <w:pStyle w:val="ListeParagraf"/>
-        <w:bidi/>
-        <w:spacing w:after="80"/>
-        <w:ind w:left="0" w:right="709"/>
-        <w:jc w:val="both"/>
-      </w:pPr>
-    </w:p>
-    <w:p>
-      <w:pPr>
-        <w:pStyle w:val="ListeParagraf"/>
-        <w:bidi/>
-        <w:spacing w:before="120" w:after="60"/>
-        <w:ind w:left="0" w:right="709"/>
-      </w:pPr>
-      <w:r>
-        <w:rPr>
-          <w:rFonts w:ascii="Calibri" w:hAnsi="Calibri" w:cs="Arial"/>
-          <w:b/>
-          <w:bCs/>
-          <w:rtl/>
-          <w:sz w:val="24"/>
-          <w:szCs w:val="24"/>
-        </w:rPr>
-        <w:t xml:space="preserve">4. التتبع وموازنة الكميات</w:t>
-      </w:r>
-    </w:p>
-    <w:p>
-      <w:pPr>
-        <w:pStyle w:val="ListeParagraf"/>
-        <w:bidi/>
-        <w:spacing w:after="80"/>
-        <w:ind w:left="0" w:right="709"/>
-        <w:jc w:val="both"/>
-      </w:pPr>
-      <w:r>
-        <w:rPr>
-          <w:rFonts w:ascii="Calibri" w:hAnsi="Calibri" w:cs="Arial"/>
-          <w:rtl/>
-          <w:sz w:val="24"/>
-          <w:szCs w:val="24"/>
-        </w:rPr>
-        <w:t xml:space="preserve">4.1. لكل طلبية OCS تربط سجلات الإنتاج رقم دفعة المدخلات وشهادة المعاملة بسجلات التريكو ودفعة الصباغة والقص والخياطة والتعبئة.</w:t>
-      </w:r>
-    </w:p>
-    <w:p>
-      <w:pPr>
-        <w:pStyle w:val="ListeParagraf"/>
-        <w:bidi/>
-        <w:spacing w:after="80"/>
-        <w:ind w:left="0" w:right="709"/>
-        <w:jc w:val="both"/>
-      </w:pPr>
-      <w:r>
-        <w:rPr>
-          <w:rFonts w:ascii="Calibri" w:hAnsi="Calibri" w:cs="Arial"/>
-          <w:rtl/>
-          <w:sz w:val="24"/>
-          <w:szCs w:val="24"/>
-        </w:rPr>
-        <w:t xml:space="preserve">4.2. تُسجل كميات المدخلات والمخرجات والفاقد والمرفوضات في كل مرحلة، باستخدام معاملات تحويل يعتمدها منسق OCS.</w:t>
-      </w:r>
-    </w:p>
-    <w:p>
-      <w:pPr>
-        <w:pStyle w:val="ListeParagraf"/>
-        <w:bidi/>
-        <w:spacing w:after="80"/>
-        <w:ind w:left="0" w:right="709"/>
-        <w:jc w:val="both"/>
-      </w:pPr>
-      <w:r>
-        <w:rPr>
-          <w:rFonts w:ascii="Calibri" w:hAnsi="Calibri" w:cs="Arial"/>
-          <w:rtl/>
-          <w:sz w:val="24"/>
-          <w:szCs w:val="24"/>
-        </w:rPr>
-        <w:t xml:space="preserve">4.3. تُجرى موازنة الكميات لكل طلبية وتُلخص كل ربع سنة؛ ولا يجوز أبدًا أن تتجاوز المخرجات المُدّعى أنها عضوية كمية المدخلات المعتمدة مطروحًا منها فاقد العمليات.</w:t>
-      </w:r>
-    </w:p>
-    <w:p>
-      <w:pPr>
-        <w:pStyle w:val="ListeParagraf"/>
-        <w:bidi/>
-        <w:spacing w:after="80"/>
-        <w:ind w:left="0" w:right="709"/>
-        <w:jc w:val="both"/>
-      </w:pPr>
-      <w:r>
-        <w:rPr>
-          <w:rFonts w:ascii="Calibri" w:hAnsi="Calibri" w:cs="Arial"/>
-          <w:rtl/>
-          <w:sz w:val="24"/>
-          <w:szCs w:val="24"/>
-        </w:rPr>
-        <w:t xml:space="preserve">4.4. تُحفظ النفايات والقصاصات العضوية منفصلة وتُسجل.</w:t>
-      </w:r>
-    </w:p>
-    <w:p>
-      <w:pPr>
-        <w:pStyle w:val="ListeParagraf"/>
-        <w:bidi/>
-        <w:spacing w:after="80"/>
-        <w:ind w:left="0" w:right="709"/>
-        <w:jc w:val="both"/>
-      </w:pPr>
-    </w:p>
-    <w:p>
-      <w:pPr>
-        <w:pStyle w:val="ListeParagraf"/>
-        <w:bidi/>
-        <w:spacing w:before="120" w:after="60"/>
-        <w:ind w:left="0" w:right="709"/>
-      </w:pPr>
-      <w:r>
-        <w:rPr>
-          <w:rFonts w:ascii="Calibri" w:hAnsi="Calibri" w:cs="Arial"/>
-          <w:b/>
-          <w:bCs/>
-          <w:rtl/>
-          <w:sz w:val="24"/>
-          <w:szCs w:val="24"/>
-        </w:rPr>
-        <w:t xml:space="preserve">5. التصنيع لدى الغير</w:t>
-      </w:r>
-    </w:p>
-    <w:p>
-      <w:pPr>
-        <w:pStyle w:val="ListeParagraf"/>
-        <w:bidi/>
-        <w:spacing w:after="80"/>
-        <w:ind w:left="0" w:right="709"/>
-        <w:jc w:val="both"/>
-      </w:pPr>
-      <w:r>
-        <w:rPr>
-          <w:rFonts w:ascii="Calibri" w:hAnsi="Calibri" w:cs="Arial"/>
-          <w:rtl/>
-          <w:sz w:val="24"/>
-          <w:szCs w:val="24"/>
-        </w:rPr>
-        <w:t xml:space="preserve">5.1. لا تُرسل مواد OCS إلا إلى مقاولين من الباطن لديهم شهادة نطاق OCS سارية أو مدرجين ضمن نطاق شهادة EMS.</w:t>
-      </w:r>
-    </w:p>
-    <w:p>
-      <w:pPr>
-        <w:pStyle w:val="ListeParagraf"/>
-        <w:bidi/>
-        <w:spacing w:after="80"/>
-        <w:ind w:left="0" w:right="709"/>
-        <w:jc w:val="both"/>
-      </w:pPr>
-      <w:r>
-        <w:rPr>
-          <w:rFonts w:ascii="Calibri" w:hAnsi="Calibri" w:cs="Arial"/>
-          <w:rtl/>
-          <w:sz w:val="24"/>
-          <w:szCs w:val="24"/>
-        </w:rPr>
-        <w:t xml:space="preserve">5.2. تُسجل كميات الإرسال والإرجاع، ويحافظ المقاول من الباطن على فصل المواد وتمييزها.</w:t>
-      </w:r>
-    </w:p>
-    <w:p>
-      <w:pPr>
-        <w:pStyle w:val="ListeParagraf"/>
-        <w:bidi/>
-        <w:spacing w:after="80"/>
-        <w:ind w:left="0" w:right="709"/>
-        <w:jc w:val="both"/>
-      </w:pPr>
-    </w:p>
-    <w:p>
-      <w:pPr>
-        <w:pStyle w:val="ListeParagraf"/>
-        <w:bidi/>
-        <w:spacing w:before="120" w:after="60"/>
-        <w:ind w:left="0" w:right="709"/>
-      </w:pPr>
-      <w:r>
-        <w:rPr>
-          <w:rFonts w:ascii="Calibri" w:hAnsi="Calibri" w:cs="Arial"/>
-          <w:b/>
-          <w:bCs/>
-          <w:rtl/>
-          <w:sz w:val="24"/>
-          <w:szCs w:val="24"/>
-        </w:rPr>
-        <w:t xml:space="preserve">6. الشحن والتوسيم وطلب شهادة المعاملة</w:t>
-      </w:r>
-    </w:p>
-    <w:p>
-      <w:pPr>
-        <w:pStyle w:val="ListeParagraf"/>
-        <w:bidi/>
-        <w:spacing w:after="80"/>
-        <w:ind w:left="0" w:right="709"/>
-        <w:jc w:val="both"/>
-      </w:pPr>
-      <w:r>
-        <w:rPr>
-          <w:rFonts w:ascii="Calibri" w:hAnsi="Calibri" w:cs="Arial"/>
-          <w:rtl/>
-          <w:sz w:val="24"/>
-          <w:szCs w:val="24"/>
-        </w:rPr>
-        <w:t xml:space="preserve">6.1. لا تحمل المنتجات النهائية ادعاءات OCS إلا وفقًا للتصميم المعتمد من العميل وقواعد التوسيم في معيار OCS.</w:t>
-      </w:r>
-    </w:p>
-    <w:p>
-      <w:pPr>
-        <w:pStyle w:val="ListeParagraf"/>
-        <w:bidi/>
-        <w:spacing w:after="80"/>
-        <w:ind w:left="0" w:right="709"/>
-        <w:jc w:val="both"/>
-      </w:pPr>
-      <w:r>
-        <w:rPr>
-          <w:rFonts w:ascii="Calibri" w:hAnsi="Calibri" w:cs="Arial"/>
-          <w:rtl/>
-          <w:sz w:val="24"/>
-          <w:szCs w:val="24"/>
-        </w:rPr>
-        <w:t xml:space="preserve">6.2. بعد الشحن يرسل منسق OCS بيانات الشحنة إلى جهة الاعتماد ويطلب شهادة المعاملة الصادرة في الوقت المحدد.</w:t>
-      </w:r>
-    </w:p>
-    <w:p>
-      <w:pPr>
-        <w:pStyle w:val="ListeParagraf"/>
-        <w:bidi/>
-        <w:spacing w:after="80"/>
-        <w:ind w:left="0" w:right="709"/>
-        <w:jc w:val="both"/>
-      </w:pPr>
-      <w:r>
-        <w:rPr>
-          <w:rFonts w:ascii="Calibri" w:hAnsi="Calibri" w:cs="Arial"/>
-          <w:rtl/>
-          <w:sz w:val="24"/>
-          <w:szCs w:val="24"/>
-        </w:rPr>
-        <w:t xml:space="preserve">6.3. تُحفظ شهادات المعاملات والفواتير وقوائم التعبئة وبوالص الشحن معًا لكل شحنة.</w:t>
-      </w:r>
-    </w:p>
-    <w:p>
-      <w:pPr>
-        <w:pStyle w:val="ListeParagraf"/>
-        <w:bidi/>
-        <w:spacing w:after="80"/>
-        <w:ind w:left="0" w:right="709"/>
-        <w:jc w:val="both"/>
-      </w:pPr>
-    </w:p>
-    <w:p>
-      <w:pPr>
-        <w:pStyle w:val="ListeParagraf"/>
-        <w:bidi/>
-        <w:spacing w:before="120" w:after="60"/>
-        <w:ind w:left="0" w:right="709"/>
-      </w:pPr>
-      <w:r>
-        <w:rPr>
-          <w:rFonts w:ascii="Calibri" w:hAnsi="Calibri" w:cs="Arial"/>
-          <w:b/>
-          <w:bCs/>
-          <w:rtl/>
-          <w:sz w:val="24"/>
-          <w:szCs w:val="24"/>
-        </w:rPr>
-        <w:t xml:space="preserve">7. المتابعة والأداء</w:t>
-      </w:r>
-    </w:p>
-    <w:p>
-      <w:pPr>
-        <w:pStyle w:val="ListeParagraf"/>
-        <w:bidi/>
-        <w:spacing w:after="80"/>
-        <w:ind w:left="0" w:right="709"/>
-        <w:jc w:val="both"/>
-      </w:pPr>
-      <w:r>
-        <w:rPr>
-          <w:rFonts w:ascii="Calibri" w:hAnsi="Calibri" w:cs="Arial"/>
-          <w:rtl/>
-          <w:sz w:val="24"/>
-          <w:szCs w:val="24"/>
-        </w:rPr>
-        <w:t xml:space="preserve">7.1. يتابع منسق OCS المؤشرات التالية ويرفعها إلى الإدارة:</w:t>
+        <w:t xml:space="preserve">EMS.OR.PRO.21.03. Organic Area Inspection, Training and Competence Procedure</w:t>
       </w:r>
     </w:p>
     <w:p>
@@ -2174,18 +1421,16 @@
           <w:ilvl w:val="0"/>
           <w:numId w:val="1"/>
         </w:numPr>
-        <w:bidi/>
         <w:spacing w:after="60"/>
         <w:jc w:val="both"/>
       </w:pPr>
       <w:r>
         <w:rPr>
           <w:rFonts w:ascii="Calibri" w:hAnsi="Calibri" w:cs="Arial"/>
-          <w:rtl/>
-          <w:sz w:val="24"/>
-          <w:szCs w:val="24"/>
-        </w:rPr>
-        <w:t xml:space="preserve">فرق موازنة الكميات لكل طلبية (الهدف: عدم وجود أي فرق غير مبرر)،</w:t>
+          <w:sz w:val="24"/>
+          <w:szCs w:val="24"/>
+        </w:rPr>
+        <w:t xml:space="preserve">Forms EMS.OR.FRM.21.01 to EMS.OR.FRM.21.08 (receiving and TC verification, lot register, changeover record, mass balance, label approval, daily area checklist, shipment and TC request, training record)</w:t>
       </w:r>
     </w:p>
     <w:p>
@@ -2195,18 +1440,16 @@
           <w:ilvl w:val="0"/>
           <w:numId w:val="1"/>
         </w:numPr>
-        <w:bidi/>
         <w:spacing w:after="60"/>
         <w:jc w:val="both"/>
       </w:pPr>
       <w:r>
         <w:rPr>
           <w:rFonts w:ascii="Calibri" w:hAnsi="Calibri" w:cs="Arial"/>
-          <w:rtl/>
-          <w:sz w:val="24"/>
-          <w:szCs w:val="24"/>
-        </w:rPr>
-        <w:t xml:space="preserve">عدد حالات عدم المطابقة في الفصل أو التوسيم التي تُكتشف في الفحوصات الداخلية والتدقيق،</w:t>
+          <w:sz w:val="24"/>
+          <w:szCs w:val="24"/>
+        </w:rPr>
+        <w:t xml:space="preserve">EMS.KM.PRO.20.01. Chemical Inventory and ZDHC MRSL Conformance Procedure</w:t>
       </w:r>
     </w:p>
     <w:p>
@@ -2216,64 +1459,16 @@
           <w:ilvl w:val="0"/>
           <w:numId w:val="1"/>
         </w:numPr>
-        <w:bidi/>
         <w:spacing w:after="60"/>
         <w:jc w:val="both"/>
       </w:pPr>
       <w:r>
         <w:rPr>
           <w:rFonts w:ascii="Calibri" w:hAnsi="Calibri" w:cs="Arial"/>
-          <w:rtl/>
-          <w:sz w:val="24"/>
-          <w:szCs w:val="24"/>
-        </w:rPr>
-        <w:t xml:space="preserve">نسبة شهادات المعاملات الواردة المستلمة وشهادات المعاملات الصادرة المطلوبة في الوقت المحدد.</w:t>
-      </w:r>
-    </w:p>
-    <w:p>
-      <w:pPr>
-        <w:pStyle w:val="ListeParagraf"/>
-        <w:bidi/>
-        <w:spacing w:after="80"/>
-        <w:ind w:left="0" w:right="709"/>
-        <w:jc w:val="both"/>
-      </w:pPr>
-      <w:r>
-        <w:rPr>
-          <w:rFonts w:ascii="Calibri" w:hAnsi="Calibri" w:cs="Arial"/>
-          <w:rtl/>
-          <w:sz w:val="24"/>
-          <w:szCs w:val="24"/>
-        </w:rPr>
-        <w:t xml:space="preserve">7.2. يُجرى تدقيق داخلي لمعيار OCS سنويًا قبل التدقيق الخارجي، ويتضمن اختبار تتبع لطلبية واحدة على الأقل.</w:t>
-      </w:r>
-    </w:p>
-    <w:p>
-      <w:pPr>
-        <w:pStyle w:val="ListeParagraf"/>
-        <w:bidi/>
-        <w:spacing w:after="80"/>
-        <w:ind w:left="0" w:right="709"/>
-        <w:jc w:val="both"/>
-      </w:pPr>
-    </w:p>
-    <w:p>
-      <w:pPr>
-        <w:pStyle w:val="ListeParagraf"/>
-        <w:bidi/>
-        <w:spacing w:before="120" w:after="60"/>
-        <w:ind w:left="0" w:right="709"/>
-      </w:pPr>
-      <w:r>
-        <w:rPr>
-          <w:rFonts w:ascii="Calibri" w:hAnsi="Calibri" w:cs="Arial"/>
-          <w:b/>
-          <w:bCs/>
-          <w:rtl/>
-          <w:sz w:val="24"/>
-          <w:szCs w:val="24"/>
-        </w:rPr>
-        <w:t xml:space="preserve">8. الوثائق والسجلات ذات الصلة</w:t>
+          <w:sz w:val="24"/>
+          <w:szCs w:val="24"/>
+        </w:rPr>
+        <w:t xml:space="preserve">EMS.KM.PRO.20.05. Chemical Storage and Handling Procedure</w:t>
       </w:r>
     </w:p>
     <w:p>
@@ -2283,18 +1478,16 @@
           <w:ilvl w:val="0"/>
           <w:numId w:val="1"/>
         </w:numPr>
-        <w:bidi/>
         <w:spacing w:after="60"/>
         <w:jc w:val="both"/>
       </w:pPr>
       <w:r>
         <w:rPr>
           <w:rFonts w:ascii="Calibri" w:hAnsi="Calibri" w:cs="Arial"/>
-          <w:rtl/>
-          <w:sz w:val="24"/>
-          <w:szCs w:val="24"/>
-        </w:rPr>
-        <w:t xml:space="preserve">شهادات نطاق الموردين وشهادات المعاملات الواردة</w:t>
+          <w:sz w:val="24"/>
+          <w:szCs w:val="24"/>
+        </w:rPr>
+        <w:t xml:space="preserve">EMS.ÇV.PRO.19.02. Wastewater Management and Monitoring Procedure</w:t>
       </w:r>
     </w:p>
     <w:p>
@@ -2304,18 +1497,16 @@
           <w:ilvl w:val="0"/>
           <w:numId w:val="1"/>
         </w:numPr>
-        <w:bidi/>
         <w:spacing w:after="60"/>
         <w:jc w:val="both"/>
       </w:pPr>
       <w:r>
         <w:rPr>
           <w:rFonts w:ascii="Calibri" w:hAnsi="Calibri" w:cs="Arial"/>
-          <w:rtl/>
-          <w:sz w:val="24"/>
-          <w:szCs w:val="24"/>
-        </w:rPr>
-        <w:t xml:space="preserve">سجل دفعات OCS وسجلات حركة المواد</w:t>
+          <w:sz w:val="24"/>
+          <w:szCs w:val="24"/>
+        </w:rPr>
+        <w:t xml:space="preserve">EMS.ÇV.TL.19.01. Waste Segregation Instruction</w:t>
       </w:r>
     </w:p>
     <w:p>
@@ -2325,18 +1516,16 @@
           <w:ilvl w:val="0"/>
           <w:numId w:val="1"/>
         </w:numPr>
-        <w:bidi/>
         <w:spacing w:after="60"/>
         <w:jc w:val="both"/>
       </w:pPr>
       <w:r>
         <w:rPr>
           <w:rFonts w:ascii="Calibri" w:hAnsi="Calibri" w:cs="Arial"/>
-          <w:rtl/>
-          <w:sz w:val="24"/>
-          <w:szCs w:val="24"/>
-        </w:rPr>
-        <w:t xml:space="preserve">سجلات تفريغ الخط</w:t>
+          <w:sz w:val="24"/>
+          <w:szCs w:val="24"/>
+        </w:rPr>
+        <w:t xml:space="preserve">EMS.GR.PRO.14.02. Transaction Certificate and Labelling Procedure</w:t>
       </w:r>
     </w:p>
     <w:p>
@@ -2346,18 +1535,16 @@
           <w:ilvl w:val="0"/>
           <w:numId w:val="1"/>
         </w:numPr>
-        <w:bidi/>
         <w:spacing w:after="60"/>
         <w:jc w:val="both"/>
       </w:pPr>
       <w:r>
         <w:rPr>
           <w:rFonts w:ascii="Calibri" w:hAnsi="Calibri" w:cs="Arial"/>
-          <w:rtl/>
-          <w:sz w:val="24"/>
-          <w:szCs w:val="24"/>
-        </w:rPr>
-        <w:t xml:space="preserve">سجلات موازنة الكميات</w:t>
+          <w:sz w:val="24"/>
+          <w:szCs w:val="24"/>
+        </w:rPr>
+        <w:t xml:space="preserve">EMS.QA.PRO.02.08. Traceability and Product Recall Procedure</w:t>
       </w:r>
     </w:p>
     <w:p>
@@ -2367,18 +1554,1344 @@
           <w:ilvl w:val="0"/>
           <w:numId w:val="1"/>
         </w:numPr>
-        <w:bidi/>
         <w:spacing w:after="60"/>
         <w:jc w:val="both"/>
       </w:pPr>
       <w:r>
         <w:rPr>
           <w:rFonts w:ascii="Calibri" w:hAnsi="Calibri" w:cs="Arial"/>
-          <w:rtl/>
-          <w:sz w:val="24"/>
-          <w:szCs w:val="24"/>
-        </w:rPr>
-        <w:t xml:space="preserve">شهادات المعاملات الصادرة ووثائق الشحن</w:t>
+          <w:sz w:val="24"/>
+          <w:szCs w:val="24"/>
+        </w:rPr>
+        <w:t xml:space="preserve">EMS.DP.PRO.08.01. Material Receiving and Storage Procedure</w:t>
+      </w:r>
+    </w:p>
+    <w:p>
+      <w:pPr>
+        <w:pStyle w:val="ListeParagraf"/>
+        <w:spacing w:after="80"/>
+        <w:ind w:left="709" w:right="0"/>
+        <w:jc w:val="both"/>
+      </w:pPr>
+    </w:p>
+    <w:p>
+      <w:pPr>
+        <w:pStyle w:val="ListeParagraf"/>
+        <w:spacing w:before="120" w:after="60"/>
+        <w:ind w:left="709" w:right="0"/>
+      </w:pPr>
+      <w:r>
+        <w:rPr>
+          <w:rFonts w:ascii="Calibri" w:hAnsi="Calibri" w:cs="Arial"/>
+          <w:b/>
+          <w:bCs/>
+          <w:sz w:val="24"/>
+          <w:szCs w:val="24"/>
+        </w:rPr>
+        <w:t xml:space="preserve">10. FEEDBACK AND MONITORING</w:t>
+      </w:r>
+    </w:p>
+    <w:p>
+      <w:pPr>
+        <w:pStyle w:val="ListeParagraf"/>
+        <w:spacing w:after="80"/>
+        <w:ind w:left="709" w:right="0"/>
+        <w:jc w:val="both"/>
+      </w:pPr>
+      <w:r>
+        <w:rPr>
+          <w:rFonts w:ascii="Calibri" w:hAnsi="Calibri" w:cs="Arial"/>
+          <w:sz w:val="24"/>
+          <w:szCs w:val="24"/>
+        </w:rPr>
+        <w:t xml:space="preserve">This procedure is reviewed every year by the OCS Coordinator, or earlier when the OCS standard, customer requirements or the certificate scope change. Audit findings are evaluated and the procedure is revised when necessary.</w:t>
+      </w:r>
+    </w:p>
+    <w:p>
+      <w:r>
+        <w:br w:type="page"/>
+      </w:r>
+    </w:p>
+    <w:p>
+      <w:pPr>
+        <w:pStyle w:val="ListeParagraf"/>
+        <w:bidi/>
+        <w:spacing w:before="120" w:after="60"/>
+        <w:ind w:left="0" w:right="709"/>
+      </w:pPr>
+      <w:r>
+        <w:rPr>
+          <w:rFonts w:ascii="Calibri" w:hAnsi="Calibri" w:cs="Arial"/>
+          <w:b/>
+          <w:bCs/>
+          <w:rtl/>
+          <w:sz w:val="24"/>
+          <w:szCs w:val="24"/>
+        </w:rPr>
+        <w:t xml:space="preserve">الغرض</w:t>
+      </w:r>
+    </w:p>
+    <w:p>
+      <w:pPr>
+        <w:pStyle w:val="ListeParagraf"/>
+        <w:bidi/>
+        <w:spacing w:after="80"/>
+        <w:ind w:left="0" w:right="709"/>
+        <w:jc w:val="both"/>
+      </w:pPr>
+      <w:r>
+        <w:rPr>
+          <w:rFonts w:ascii="Calibri" w:hAnsi="Calibri" w:cs="Arial"/>
+          <w:rtl/>
+          <w:sz w:val="24"/>
+          <w:szCs w:val="24"/>
+        </w:rPr>
+        <w:t xml:space="preserve">يحدد هذا الإجراء كيفية استلام المواد العضوية المعتمدة وفق معيار GOTS أو OCS والتحقق منها وتمييزها وفصلها ومعالجتها وتتبعها من الاستلام حتى الشحن في شركة إيروغلو للتريكو (EMS)، بحيث يمكن إثبات المحتوى العضوي لكل منتج ومنع أي خلط أو تلوث.</w:t>
+      </w:r>
+    </w:p>
+    <w:p>
+      <w:pPr>
+        <w:pStyle w:val="ListeParagraf"/>
+        <w:bidi/>
+        <w:spacing w:after="80"/>
+        <w:ind w:left="0" w:right="709"/>
+        <w:jc w:val="both"/>
+      </w:pPr>
+    </w:p>
+    <w:p>
+      <w:pPr>
+        <w:pStyle w:val="ListeParagraf"/>
+        <w:bidi/>
+        <w:spacing w:before="120" w:after="60"/>
+        <w:ind w:left="0" w:right="709"/>
+      </w:pPr>
+      <w:r>
+        <w:rPr>
+          <w:rFonts w:ascii="Calibri" w:hAnsi="Calibri" w:cs="Arial"/>
+          <w:b/>
+          <w:bCs/>
+          <w:rtl/>
+          <w:sz w:val="24"/>
+          <w:szCs w:val="24"/>
+        </w:rPr>
+        <w:t xml:space="preserve">النطاق</w:t>
+      </w:r>
+    </w:p>
+    <w:p>
+      <w:pPr>
+        <w:pStyle w:val="ListeParagraf"/>
+        <w:bidi/>
+        <w:spacing w:after="80"/>
+        <w:ind w:left="0" w:right="709"/>
+        <w:jc w:val="both"/>
+      </w:pPr>
+      <w:r>
+        <w:rPr>
+          <w:rFonts w:ascii="Calibri" w:hAnsi="Calibri" w:cs="Arial"/>
+          <w:rtl/>
+          <w:sz w:val="24"/>
+          <w:szCs w:val="24"/>
+        </w:rPr>
+        <w:t xml:space="preserve">يشمل هذا الإجراء جميع الخيوط والأقمشة والإكسسوارات العضوية التي يُدّعى أنها وفق معيار GOTS أو OCS، بدءًا من الشراء والاستلام مرورًا بالتريكو والصباغة والتجهيز والقص والخياطة والتعبئة والتصنيع لدى الغير وحتى الشحن.</w:t>
+      </w:r>
+    </w:p>
+    <w:p>
+      <w:pPr>
+        <w:pStyle w:val="ListeParagraf"/>
+        <w:bidi/>
+        <w:spacing w:after="80"/>
+        <w:ind w:left="0" w:right="709"/>
+        <w:jc w:val="both"/>
+      </w:pPr>
+    </w:p>
+    <w:p>
+      <w:pPr>
+        <w:pStyle w:val="ListeParagraf"/>
+        <w:bidi/>
+        <w:spacing w:before="120" w:after="60"/>
+        <w:ind w:left="0" w:right="709"/>
+      </w:pPr>
+      <w:r>
+        <w:rPr>
+          <w:rFonts w:ascii="Calibri" w:hAnsi="Calibri" w:cs="Arial"/>
+          <w:b/>
+          <w:bCs/>
+          <w:rtl/>
+          <w:sz w:val="24"/>
+          <w:szCs w:val="24"/>
+        </w:rPr>
+        <w:t xml:space="preserve">المسؤوليات</w:t>
+      </w:r>
+    </w:p>
+    <w:p>
+      <w:pPr>
+        <w:pStyle w:val="ListeParagraf"/>
+        <w:bidi/>
+        <w:spacing w:after="80"/>
+        <w:ind w:left="0" w:right="709"/>
+        <w:jc w:val="both"/>
+      </w:pPr>
+      <w:r>
+        <w:rPr>
+          <w:rFonts w:ascii="Calibri" w:hAnsi="Calibri" w:cs="Arial"/>
+          <w:rtl/>
+          <w:sz w:val="24"/>
+          <w:szCs w:val="24"/>
+        </w:rPr>
+        <w:t xml:space="preserve">• </w:t>
+      </w:r>
+      <w:r>
+        <w:rPr>
+          <w:rFonts w:ascii="Calibri" w:hAnsi="Calibri" w:cs="Arial"/>
+          <w:b/>
+          <w:bCs/>
+          <w:rtl/>
+          <w:sz w:val="24"/>
+          <w:szCs w:val="24"/>
+        </w:rPr>
+        <w:t xml:space="preserve">منسق OCS:</w:t>
+      </w:r>
+      <w:r>
+        <w:rPr>
+          <w:rFonts w:ascii="Calibri" w:hAnsi="Calibri" w:cs="Arial"/>
+          <w:rtl/>
+          <w:sz w:val="24"/>
+          <w:szCs w:val="24"/>
+        </w:rPr>
+        <w:t xml:space="preserve"> يتحقق من شهادات الموردين وشهادات المعاملات الواردة، ويحتفظ بسجلات التتبع وموازنة الكميات، ويطلب شهادات المعاملات الصادرة.</w:t>
+      </w:r>
+    </w:p>
+    <w:p>
+      <w:pPr>
+        <w:pStyle w:val="ListeParagraf"/>
+        <w:bidi/>
+        <w:spacing w:after="80"/>
+        <w:ind w:left="0" w:right="709"/>
+        <w:jc w:val="both"/>
+      </w:pPr>
+      <w:r>
+        <w:rPr>
+          <w:rFonts w:ascii="Calibri" w:hAnsi="Calibri" w:cs="Arial"/>
+          <w:rtl/>
+          <w:sz w:val="24"/>
+          <w:szCs w:val="24"/>
+        </w:rPr>
+        <w:t xml:space="preserve">• </w:t>
+      </w:r>
+      <w:r>
+        <w:rPr>
+          <w:rFonts w:ascii="Calibri" w:hAnsi="Calibri" w:cs="Arial"/>
+          <w:b/>
+          <w:bCs/>
+          <w:rtl/>
+          <w:sz w:val="24"/>
+          <w:szCs w:val="24"/>
+        </w:rPr>
+        <w:t xml:space="preserve">مشرف المستودع:</w:t>
+      </w:r>
+      <w:r>
+        <w:rPr>
+          <w:rFonts w:ascii="Calibri" w:hAnsi="Calibri" w:cs="Arial"/>
+          <w:rtl/>
+          <w:sz w:val="24"/>
+          <w:szCs w:val="24"/>
+        </w:rPr>
+        <w:t xml:space="preserve"> يستلم مواد OCS ويضع عليها الملصقات ويخزنها في المنطقة المخصصة ويسجل جميع حركاتها.</w:t>
+      </w:r>
+    </w:p>
+    <w:p>
+      <w:pPr>
+        <w:pStyle w:val="ListeParagraf"/>
+        <w:bidi/>
+        <w:spacing w:after="80"/>
+        <w:ind w:left="0" w:right="709"/>
+        <w:jc w:val="both"/>
+      </w:pPr>
+      <w:r>
+        <w:rPr>
+          <w:rFonts w:ascii="Calibri" w:hAnsi="Calibri" w:cs="Arial"/>
+          <w:rtl/>
+          <w:sz w:val="24"/>
+          <w:szCs w:val="24"/>
+        </w:rPr>
+        <w:t xml:space="preserve">• </w:t>
+      </w:r>
+      <w:r>
+        <w:rPr>
+          <w:rFonts w:ascii="Calibri" w:hAnsi="Calibri" w:cs="Arial"/>
+          <w:b/>
+          <w:bCs/>
+          <w:rtl/>
+          <w:sz w:val="24"/>
+          <w:szCs w:val="24"/>
+        </w:rPr>
+        <w:t xml:space="preserve">تخطيط الإنتاج ومشرفو الأقسام:</w:t>
+      </w:r>
+      <w:r>
+        <w:rPr>
+          <w:rFonts w:ascii="Calibri" w:hAnsi="Calibri" w:cs="Arial"/>
+          <w:rtl/>
+          <w:sz w:val="24"/>
+          <w:szCs w:val="24"/>
+        </w:rPr>
+        <w:t xml:space="preserve"> يخططون طلبيات OCS بشكل منفصل، ويحافظون على تمييز مواد OCS أثناء المعالجة، ويسجلون الكميات والفاقد وأرقام الدفعات.</w:t>
+      </w:r>
+    </w:p>
+    <w:p>
+      <w:pPr>
+        <w:pStyle w:val="ListeParagraf"/>
+        <w:bidi/>
+        <w:spacing w:after="80"/>
+        <w:ind w:left="0" w:right="709"/>
+        <w:jc w:val="both"/>
+      </w:pPr>
+      <w:r>
+        <w:rPr>
+          <w:rFonts w:ascii="Calibri" w:hAnsi="Calibri" w:cs="Arial"/>
+          <w:rtl/>
+          <w:sz w:val="24"/>
+          <w:szCs w:val="24"/>
+        </w:rPr>
+        <w:t xml:space="preserve">• </w:t>
+      </w:r>
+      <w:r>
+        <w:rPr>
+          <w:rFonts w:ascii="Calibri" w:hAnsi="Calibri" w:cs="Arial"/>
+          <w:b/>
+          <w:bCs/>
+          <w:rtl/>
+          <w:sz w:val="24"/>
+          <w:szCs w:val="24"/>
+        </w:rPr>
+        <w:t xml:space="preserve">ضمان الجودة:</w:t>
+      </w:r>
+      <w:r>
+        <w:rPr>
+          <w:rFonts w:ascii="Calibri" w:hAnsi="Calibri" w:cs="Arial"/>
+          <w:rtl/>
+          <w:sz w:val="24"/>
+          <w:szCs w:val="24"/>
+        </w:rPr>
+        <w:t xml:space="preserve"> يتحقق من الفصل والتوسيم أثناء الفحص على خط الإنتاج وقبل الشحن.</w:t>
+      </w:r>
+    </w:p>
+    <w:p>
+      <w:pPr>
+        <w:pStyle w:val="ListeParagraf"/>
+        <w:bidi/>
+        <w:spacing w:after="80"/>
+        <w:ind w:left="0" w:right="709"/>
+        <w:jc w:val="both"/>
+      </w:pPr>
+    </w:p>
+    <w:p>
+      <w:pPr>
+        <w:pStyle w:val="ListeParagraf"/>
+        <w:bidi/>
+        <w:spacing w:before="120" w:after="60"/>
+        <w:ind w:left="0" w:right="709"/>
+      </w:pPr>
+      <w:r>
+        <w:rPr>
+          <w:rFonts w:ascii="Calibri" w:hAnsi="Calibri" w:cs="Arial"/>
+          <w:b/>
+          <w:bCs/>
+          <w:rtl/>
+          <w:sz w:val="24"/>
+          <w:szCs w:val="24"/>
+        </w:rPr>
+        <w:t xml:space="preserve">التعريفات</w:t>
+      </w:r>
+    </w:p>
+    <w:p>
+      <w:pPr>
+        <w:pStyle w:val="ListeParagraf"/>
+        <w:bidi/>
+        <w:spacing w:after="80"/>
+        <w:ind w:left="0" w:right="709"/>
+        <w:jc w:val="both"/>
+      </w:pPr>
+      <w:r>
+        <w:rPr>
+          <w:rFonts w:ascii="Calibri" w:hAnsi="Calibri" w:cs="Arial"/>
+          <w:rtl/>
+          <w:sz w:val="24"/>
+          <w:szCs w:val="24"/>
+        </w:rPr>
+        <w:t xml:space="preserve">• </w:t>
+      </w:r>
+      <w:r>
+        <w:rPr>
+          <w:rFonts w:ascii="Calibri" w:hAnsi="Calibri" w:cs="Arial"/>
+          <w:b/>
+          <w:bCs/>
+          <w:rtl/>
+          <w:sz w:val="24"/>
+          <w:szCs w:val="24"/>
+        </w:rPr>
+        <w:t xml:space="preserve">شهادة المعاملة الواردة:</w:t>
+      </w:r>
+      <w:r>
+        <w:rPr>
+          <w:rFonts w:ascii="Calibri" w:hAnsi="Calibri" w:cs="Arial"/>
+          <w:rtl/>
+          <w:sz w:val="24"/>
+          <w:szCs w:val="24"/>
+        </w:rPr>
+        <w:t xml:space="preserve"> شهادة المعاملة المستلمة من المورد للمواد العضوية الموردة إلى EMS.</w:t>
+      </w:r>
+    </w:p>
+    <w:p>
+      <w:pPr>
+        <w:pStyle w:val="ListeParagraf"/>
+        <w:bidi/>
+        <w:spacing w:after="80"/>
+        <w:ind w:left="0" w:right="709"/>
+        <w:jc w:val="both"/>
+      </w:pPr>
+      <w:r>
+        <w:rPr>
+          <w:rFonts w:ascii="Calibri" w:hAnsi="Calibri" w:cs="Arial"/>
+          <w:rtl/>
+          <w:sz w:val="24"/>
+          <w:szCs w:val="24"/>
+        </w:rPr>
+        <w:t xml:space="preserve">• </w:t>
+      </w:r>
+      <w:r>
+        <w:rPr>
+          <w:rFonts w:ascii="Calibri" w:hAnsi="Calibri" w:cs="Arial"/>
+          <w:b/>
+          <w:bCs/>
+          <w:rtl/>
+          <w:sz w:val="24"/>
+          <w:szCs w:val="24"/>
+        </w:rPr>
+        <w:t xml:space="preserve">موازنة الكميات:</w:t>
+      </w:r>
+      <w:r>
+        <w:rPr>
+          <w:rFonts w:ascii="Calibri" w:hAnsi="Calibri" w:cs="Arial"/>
+          <w:rtl/>
+          <w:sz w:val="24"/>
+          <w:szCs w:val="24"/>
+        </w:rPr>
+        <w:t xml:space="preserve"> مقارنة كمية المدخلات المعتمدة بكمية المخرجات المعتمدة وفاقد العمليات لطلبية أو لفترة معينة.</w:t>
+      </w:r>
+    </w:p>
+    <w:p>
+      <w:pPr>
+        <w:pStyle w:val="ListeParagraf"/>
+        <w:bidi/>
+        <w:spacing w:after="80"/>
+        <w:ind w:left="0" w:right="709"/>
+        <w:jc w:val="both"/>
+      </w:pPr>
+      <w:r>
+        <w:rPr>
+          <w:rFonts w:ascii="Calibri" w:hAnsi="Calibri" w:cs="Arial"/>
+          <w:rtl/>
+          <w:sz w:val="24"/>
+          <w:szCs w:val="24"/>
+        </w:rPr>
+        <w:t xml:space="preserve">• </w:t>
+      </w:r>
+      <w:r>
+        <w:rPr>
+          <w:rFonts w:ascii="Calibri" w:hAnsi="Calibri" w:cs="Arial"/>
+          <w:b/>
+          <w:bCs/>
+          <w:rtl/>
+          <w:sz w:val="24"/>
+          <w:szCs w:val="24"/>
+        </w:rPr>
+        <w:t xml:space="preserve">دفعة OCS:</w:t>
+      </w:r>
+      <w:r>
+        <w:rPr>
+          <w:rFonts w:ascii="Calibri" w:hAnsi="Calibri" w:cs="Arial"/>
+          <w:rtl/>
+          <w:sz w:val="24"/>
+          <w:szCs w:val="24"/>
+        </w:rPr>
+        <w:t xml:space="preserve"> كمية محددة من المواد العضوية لها رقم تعريف خاص بها ومرتبطة بشهادة المعاملة الواردة الخاصة بها.</w:t>
+      </w:r>
+    </w:p>
+    <w:p>
+      <w:pPr>
+        <w:pStyle w:val="ListeParagraf"/>
+        <w:bidi/>
+        <w:spacing w:after="80"/>
+        <w:ind w:left="0" w:right="709"/>
+        <w:jc w:val="both"/>
+      </w:pPr>
+      <w:r>
+        <w:rPr>
+          <w:rFonts w:ascii="Calibri" w:hAnsi="Calibri" w:cs="Arial"/>
+          <w:rtl/>
+          <w:sz w:val="24"/>
+          <w:szCs w:val="24"/>
+        </w:rPr>
+        <w:t xml:space="preserve">• </w:t>
+      </w:r>
+      <w:r>
+        <w:rPr>
+          <w:rFonts w:ascii="Calibri" w:hAnsi="Calibri" w:cs="Arial"/>
+          <w:b/>
+          <w:bCs/>
+          <w:rtl/>
+          <w:sz w:val="24"/>
+          <w:szCs w:val="24"/>
+        </w:rPr>
+        <w:t xml:space="preserve">منسق OCS:</w:t>
+      </w:r>
+      <w:r>
+        <w:rPr>
+          <w:rFonts w:ascii="Calibri" w:hAnsi="Calibri" w:cs="Arial"/>
+          <w:rtl/>
+          <w:sz w:val="24"/>
+          <w:szCs w:val="24"/>
+        </w:rPr>
+        <w:t xml:space="preserve"> الشخص المسؤول عن النظام العضوي. ويعمل أيضًا كمنسق GOTS عند معالجة طلبيات GOTS، وتنطبق القواعد نفسها على دفعات GOTS.</w:t>
+      </w:r>
+    </w:p>
+    <w:p>
+      <w:pPr>
+        <w:pStyle w:val="ListeParagraf"/>
+        <w:bidi/>
+        <w:spacing w:after="80"/>
+        <w:ind w:left="0" w:right="709"/>
+        <w:jc w:val="both"/>
+      </w:pPr>
+      <w:r>
+        <w:rPr>
+          <w:rFonts w:ascii="Calibri" w:hAnsi="Calibri" w:cs="Arial"/>
+          <w:rtl/>
+          <w:sz w:val="24"/>
+          <w:szCs w:val="24"/>
+        </w:rPr>
+        <w:t xml:space="preserve">• </w:t>
+      </w:r>
+      <w:r>
+        <w:rPr>
+          <w:rFonts w:ascii="Calibri" w:hAnsi="Calibri" w:cs="Arial"/>
+          <w:b/>
+          <w:bCs/>
+          <w:rtl/>
+          <w:sz w:val="24"/>
+          <w:szCs w:val="24"/>
+        </w:rPr>
+        <w:t xml:space="preserve">نظام الألوان:</w:t>
+      </w:r>
+      <w:r>
+        <w:rPr>
+          <w:rFonts w:ascii="Calibri" w:hAnsi="Calibri" w:cs="Arial"/>
+          <w:rtl/>
+          <w:sz w:val="24"/>
+          <w:szCs w:val="24"/>
+        </w:rPr>
+        <w:t xml:space="preserve"> أخضر = منطقة منتج عضوي، أزرق = منطقة تقليدية، أصفر = منطقة انتظار أو حجر، أحمر = منطقة غير مطابقة أو محظورة (انظر EMS.OR.PRO.21.02).</w:t>
+      </w:r>
+    </w:p>
+    <w:p>
+      <w:pPr>
+        <w:pStyle w:val="ListeParagraf"/>
+        <w:bidi/>
+        <w:spacing w:after="80"/>
+        <w:ind w:left="0" w:right="709"/>
+        <w:jc w:val="both"/>
+      </w:pPr>
+    </w:p>
+    <w:p>
+      <w:pPr>
+        <w:pStyle w:val="ListeParagraf"/>
+        <w:bidi/>
+        <w:spacing w:before="120" w:after="60"/>
+        <w:ind w:left="0" w:right="709"/>
+      </w:pPr>
+      <w:r>
+        <w:rPr>
+          <w:rFonts w:ascii="Calibri" w:hAnsi="Calibri" w:cs="Arial"/>
+          <w:b/>
+          <w:bCs/>
+          <w:rtl/>
+          <w:sz w:val="24"/>
+          <w:szCs w:val="24"/>
+        </w:rPr>
+        <w:t xml:space="preserve">العمليات الرئيسية والفرعية</w:t>
+      </w:r>
+    </w:p>
+    <w:p>
+      <w:pPr>
+        <w:pStyle w:val="ListeParagraf"/>
+        <w:bidi/>
+        <w:spacing w:before="120" w:after="60"/>
+        <w:ind w:left="0" w:right="709"/>
+      </w:pPr>
+      <w:r>
+        <w:rPr>
+          <w:rFonts w:ascii="Calibri" w:hAnsi="Calibri" w:cs="Arial"/>
+          <w:b/>
+          <w:bCs/>
+          <w:rtl/>
+          <w:sz w:val="24"/>
+          <w:szCs w:val="24"/>
+        </w:rPr>
+        <w:t xml:space="preserve">1. الشراء والتحقق من الموردين</w:t>
+      </w:r>
+    </w:p>
+    <w:p>
+      <w:pPr>
+        <w:pStyle w:val="ListeParagraf"/>
+        <w:bidi/>
+        <w:spacing w:after="80"/>
+        <w:ind w:left="0" w:right="709"/>
+        <w:jc w:val="both"/>
+      </w:pPr>
+      <w:r>
+        <w:rPr>
+          <w:rFonts w:ascii="Calibri" w:hAnsi="Calibri" w:cs="Arial"/>
+          <w:rtl/>
+          <w:sz w:val="24"/>
+          <w:szCs w:val="24"/>
+        </w:rPr>
+        <w:t xml:space="preserve">1.1. لا تُطلب المواد العضوية إلا من موردين لديهم شهادة نطاق GOTS أو OCS سارية تغطي المنتج؛ ويتحقق منسق OCS من الشهادة في قاعدة بيانات الشهادات العامة قبل إصدار الطلب.</w:t>
+      </w:r>
+    </w:p>
+    <w:p>
+      <w:pPr>
+        <w:pStyle w:val="ListeParagraf"/>
+        <w:bidi/>
+        <w:spacing w:after="80"/>
+        <w:ind w:left="0" w:right="709"/>
+        <w:jc w:val="both"/>
+      </w:pPr>
+      <w:r>
+        <w:rPr>
+          <w:rFonts w:ascii="Calibri" w:hAnsi="Calibri" w:cs="Arial"/>
+          <w:rtl/>
+          <w:sz w:val="24"/>
+          <w:szCs w:val="24"/>
+        </w:rPr>
+        <w:t xml:space="preserve">1.2. ينص أمر الشراء بوضوح على «OCS 100» أو «OCS Blended» ونسبة المحتوى العضوي وضرورة تقديم شهادة معاملة.</w:t>
+      </w:r>
+    </w:p>
+    <w:p>
+      <w:pPr>
+        <w:pStyle w:val="ListeParagraf"/>
+        <w:bidi/>
+        <w:spacing w:after="80"/>
+        <w:ind w:left="0" w:right="709"/>
+        <w:jc w:val="both"/>
+      </w:pPr>
+    </w:p>
+    <w:p>
+      <w:pPr>
+        <w:pStyle w:val="ListeParagraf"/>
+        <w:bidi/>
+        <w:spacing w:before="120" w:after="60"/>
+        <w:ind w:left="0" w:right="709"/>
+      </w:pPr>
+      <w:r>
+        <w:rPr>
+          <w:rFonts w:ascii="Calibri" w:hAnsi="Calibri" w:cs="Arial"/>
+          <w:b/>
+          <w:bCs/>
+          <w:rtl/>
+          <w:sz w:val="24"/>
+          <w:szCs w:val="24"/>
+        </w:rPr>
+        <w:t xml:space="preserve">2. الاستلام والتحقق</w:t>
+      </w:r>
+    </w:p>
+    <w:p>
+      <w:pPr>
+        <w:pStyle w:val="ListeParagraf"/>
+        <w:bidi/>
+        <w:spacing w:after="80"/>
+        <w:ind w:left="0" w:right="709"/>
+        <w:jc w:val="both"/>
+      </w:pPr>
+      <w:r>
+        <w:rPr>
+          <w:rFonts w:ascii="Calibri" w:hAnsi="Calibri" w:cs="Arial"/>
+          <w:rtl/>
+          <w:sz w:val="24"/>
+          <w:szCs w:val="24"/>
+        </w:rPr>
+        <w:t xml:space="preserve">2.1. عند الاستلام يتحقق المستودع من إذن التسليم والفاتورة وقائمة التعبئة، ومن أن العبوات موسومة كمواد عضوية.</w:t>
+      </w:r>
+    </w:p>
+    <w:p>
+      <w:pPr>
+        <w:pStyle w:val="ListeParagraf"/>
+        <w:bidi/>
+        <w:spacing w:after="80"/>
+        <w:ind w:left="0" w:right="709"/>
+        <w:jc w:val="both"/>
+      </w:pPr>
+      <w:r>
+        <w:rPr>
+          <w:rFonts w:ascii="Calibri" w:hAnsi="Calibri" w:cs="Arial"/>
+          <w:rtl/>
+          <w:sz w:val="24"/>
+          <w:szCs w:val="24"/>
+        </w:rPr>
+        <w:t xml:space="preserve">2.2. يتحقق منسق OCS من أن الكميات ووصف المنتج والبائع والمشتري الواردة في شهادة المعاملة الواردة (أو بيانات الشحنة المرسلة لإصدار الشهادة) تطابق التوريد.</w:t>
+      </w:r>
+    </w:p>
+    <w:p>
+      <w:pPr>
+        <w:pStyle w:val="ListeParagraf"/>
+        <w:bidi/>
+        <w:spacing w:after="80"/>
+        <w:ind w:left="0" w:right="709"/>
+        <w:jc w:val="both"/>
+      </w:pPr>
+      <w:r>
+        <w:rPr>
+          <w:rFonts w:ascii="Calibri" w:hAnsi="Calibri" w:cs="Arial"/>
+          <w:rtl/>
+          <w:sz w:val="24"/>
+          <w:szCs w:val="24"/>
+        </w:rPr>
+        <w:t xml:space="preserve">2.3. تُوقف المواد التي لا تتطابق وثائقها في منطقة الحجر، ولا تُستخدم كمواد عضوية حتى تُحل المشكلة.</w:t>
+      </w:r>
+    </w:p>
+    <w:p>
+      <w:pPr>
+        <w:pStyle w:val="ListeParagraf"/>
+        <w:bidi/>
+        <w:spacing w:after="80"/>
+        <w:ind w:left="0" w:right="709"/>
+        <w:jc w:val="both"/>
+      </w:pPr>
+    </w:p>
+    <w:p>
+      <w:pPr>
+        <w:pStyle w:val="ListeParagraf"/>
+        <w:bidi/>
+        <w:spacing w:before="120" w:after="60"/>
+        <w:ind w:left="0" w:right="709"/>
+      </w:pPr>
+      <w:r>
+        <w:rPr>
+          <w:rFonts w:ascii="Calibri" w:hAnsi="Calibri" w:cs="Arial"/>
+          <w:b/>
+          <w:bCs/>
+          <w:rtl/>
+          <w:sz w:val="24"/>
+          <w:szCs w:val="24"/>
+        </w:rPr>
+        <w:t xml:space="preserve">3. التمييز والفصل</w:t>
+      </w:r>
+    </w:p>
+    <w:p>
+      <w:pPr>
+        <w:pStyle w:val="ListeParagraf"/>
+        <w:bidi/>
+        <w:spacing w:after="80"/>
+        <w:ind w:left="0" w:right="709"/>
+        <w:jc w:val="both"/>
+      </w:pPr>
+      <w:r>
+        <w:rPr>
+          <w:rFonts w:ascii="Calibri" w:hAnsi="Calibri" w:cs="Arial"/>
+          <w:rtl/>
+          <w:sz w:val="24"/>
+          <w:szCs w:val="24"/>
+        </w:rPr>
+        <w:t xml:space="preserve">3.1. تُعطى كل دفعة OCS رقم دفعة وملصقًا أخضر «OCS – عضوي» يبين رقم الدفعة والمورد والكمية ورقم شهادة المعاملة.</w:t>
+      </w:r>
+    </w:p>
+    <w:p>
+      <w:pPr>
+        <w:pStyle w:val="ListeParagraf"/>
+        <w:bidi/>
+        <w:spacing w:after="80"/>
+        <w:ind w:left="0" w:right="709"/>
+        <w:jc w:val="both"/>
+      </w:pPr>
+      <w:r>
+        <w:rPr>
+          <w:rFonts w:ascii="Calibri" w:hAnsi="Calibri" w:cs="Arial"/>
+          <w:rtl/>
+          <w:sz w:val="24"/>
+          <w:szCs w:val="24"/>
+        </w:rPr>
+        <w:t xml:space="preserve">3.2. تُخزن مواد OCS في منطقة أو رف منفصل ومحدد بوضوح، ولا تُخزن أبدًا على نفس المنصة أو في نفس الصندوق مع المواد التقليدية.</w:t>
+      </w:r>
+    </w:p>
+    <w:p>
+      <w:pPr>
+        <w:pStyle w:val="ListeParagraf"/>
+        <w:bidi/>
+        <w:spacing w:after="80"/>
+        <w:ind w:left="0" w:right="709"/>
+        <w:jc w:val="both"/>
+      </w:pPr>
+      <w:r>
+        <w:rPr>
+          <w:rFonts w:ascii="Calibri" w:hAnsi="Calibri" w:cs="Arial"/>
+          <w:rtl/>
+          <w:sz w:val="24"/>
+          <w:szCs w:val="24"/>
+        </w:rPr>
+        <w:t xml:space="preserve">3.3. قبل بدء طلبية OCS تُنظف الآلات وطاولات القص وخطوط الخياطة، ويُنفذ تفريغ الخط ويُسجل.</w:t>
+      </w:r>
+    </w:p>
+    <w:p>
+      <w:pPr>
+        <w:pStyle w:val="ListeParagraf"/>
+        <w:bidi/>
+        <w:spacing w:after="80"/>
+        <w:ind w:left="0" w:right="709"/>
+        <w:jc w:val="both"/>
+      </w:pPr>
+      <w:r>
+        <w:rPr>
+          <w:rFonts w:ascii="Calibri" w:hAnsi="Calibri" w:cs="Arial"/>
+          <w:rtl/>
+          <w:sz w:val="24"/>
+          <w:szCs w:val="24"/>
+        </w:rPr>
+        <w:t xml:space="preserve">3.4. تحمل المنتجات قيد التصنيع والقطع المقصوصة والمنتجات النهائية علامات تمييز OCS (ملصقات أو بطاقات حزم ملونة أو بطاقات تعريف) في كل مرحلة.</w:t>
+      </w:r>
+    </w:p>
+    <w:p>
+      <w:pPr>
+        <w:pStyle w:val="ListeParagraf"/>
+        <w:bidi/>
+        <w:spacing w:after="80"/>
+        <w:ind w:left="0" w:right="709"/>
+        <w:jc w:val="both"/>
+      </w:pPr>
+      <w:r>
+        <w:rPr>
+          <w:rFonts w:ascii="Calibri" w:hAnsi="Calibri" w:cs="Arial"/>
+          <w:rtl/>
+          <w:sz w:val="24"/>
+          <w:szCs w:val="24"/>
+        </w:rPr>
+        <w:t xml:space="preserve">3.5. تُعالج طلبيات OCS قدر الإمكان في دفعات منفصلة أو في بداية الوردية؛ ولا يُسمح بالتحميل المختلط مع المواد التقليدية.</w:t>
+      </w:r>
+    </w:p>
+    <w:p>
+      <w:pPr>
+        <w:pStyle w:val="ListeParagraf"/>
+        <w:bidi/>
+        <w:spacing w:after="80"/>
+        <w:ind w:left="0" w:right="709"/>
+        <w:jc w:val="both"/>
+      </w:pPr>
+      <w:r>
+        <w:rPr>
+          <w:rFonts w:ascii="Calibri" w:hAnsi="Calibri" w:cs="Arial"/>
+          <w:rtl/>
+          <w:sz w:val="24"/>
+          <w:szCs w:val="24"/>
+        </w:rPr>
+        <w:t xml:space="preserve">3.6. تُحدد مناطق الإنتاج العضوي ونظام ألوانها ولافتاتها وقواعد الدخول إليها في EMS.OR.PRO.21.02؛ وتُبيَّن طريقة التنظيف عند التبديل وتفريغ الخط في EMS.OR.TL.21.02 وتُسجل في سجل التبديل وتفريغ الخط (EMS.OR.FRM.21.03).</w:t>
+      </w:r>
+    </w:p>
+    <w:p>
+      <w:pPr>
+        <w:pStyle w:val="ListeParagraf"/>
+        <w:bidi/>
+        <w:spacing w:after="80"/>
+        <w:ind w:left="0" w:right="709"/>
+        <w:jc w:val="both"/>
+      </w:pPr>
+      <w:r>
+        <w:rPr>
+          <w:rFonts w:ascii="Calibri" w:hAnsi="Calibri" w:cs="Arial"/>
+          <w:rtl/>
+          <w:sz w:val="24"/>
+          <w:szCs w:val="24"/>
+        </w:rPr>
+        <w:t xml:space="preserve">3.7. تُنقل المواد غير الموسومة أو المشكوك فيها أو المنتظرة للقرار إلى منطقة انتظار صفراء؛ وتُنقل المواد غير المطابقة إلى منطقة حمراء محظورة ولا تُستخدم أبدًا كمواد عضوية.</w:t>
+      </w:r>
+    </w:p>
+    <w:p>
+      <w:pPr>
+        <w:pStyle w:val="ListeParagraf"/>
+        <w:bidi/>
+        <w:spacing w:after="80"/>
+        <w:ind w:left="0" w:right="709"/>
+        <w:jc w:val="both"/>
+      </w:pPr>
+    </w:p>
+    <w:p>
+      <w:pPr>
+        <w:pStyle w:val="ListeParagraf"/>
+        <w:bidi/>
+        <w:spacing w:before="120" w:after="60"/>
+        <w:ind w:left="0" w:right="709"/>
+      </w:pPr>
+      <w:r>
+        <w:rPr>
+          <w:rFonts w:ascii="Calibri" w:hAnsi="Calibri" w:cs="Arial"/>
+          <w:b/>
+          <w:bCs/>
+          <w:rtl/>
+          <w:sz w:val="24"/>
+          <w:szCs w:val="24"/>
+        </w:rPr>
+        <w:t xml:space="preserve">4. التتبع وموازنة الكميات</w:t>
+      </w:r>
+    </w:p>
+    <w:p>
+      <w:pPr>
+        <w:pStyle w:val="ListeParagraf"/>
+        <w:bidi/>
+        <w:spacing w:after="80"/>
+        <w:ind w:left="0" w:right="709"/>
+        <w:jc w:val="both"/>
+      </w:pPr>
+      <w:r>
+        <w:rPr>
+          <w:rFonts w:ascii="Calibri" w:hAnsi="Calibri" w:cs="Arial"/>
+          <w:rtl/>
+          <w:sz w:val="24"/>
+          <w:szCs w:val="24"/>
+        </w:rPr>
+        <w:t xml:space="preserve">4.1. لكل طلبية OCS تربط سجلات الإنتاج رقم دفعة المدخلات وشهادة المعاملة بسجلات التريكو ودفعة الصباغة والقص والخياطة والتعبئة.</w:t>
+      </w:r>
+    </w:p>
+    <w:p>
+      <w:pPr>
+        <w:pStyle w:val="ListeParagraf"/>
+        <w:bidi/>
+        <w:spacing w:after="80"/>
+        <w:ind w:left="0" w:right="709"/>
+        <w:jc w:val="both"/>
+      </w:pPr>
+      <w:r>
+        <w:rPr>
+          <w:rFonts w:ascii="Calibri" w:hAnsi="Calibri" w:cs="Arial"/>
+          <w:rtl/>
+          <w:sz w:val="24"/>
+          <w:szCs w:val="24"/>
+        </w:rPr>
+        <w:t xml:space="preserve">4.2. تُسجل كميات المدخلات والمخرجات والفاقد والمرفوضات في كل مرحلة، باستخدام معاملات تحويل يعتمدها منسق OCS.</w:t>
+      </w:r>
+    </w:p>
+    <w:p>
+      <w:pPr>
+        <w:pStyle w:val="ListeParagraf"/>
+        <w:bidi/>
+        <w:spacing w:after="80"/>
+        <w:ind w:left="0" w:right="709"/>
+        <w:jc w:val="both"/>
+      </w:pPr>
+      <w:r>
+        <w:rPr>
+          <w:rFonts w:ascii="Calibri" w:hAnsi="Calibri" w:cs="Arial"/>
+          <w:rtl/>
+          <w:sz w:val="24"/>
+          <w:szCs w:val="24"/>
+        </w:rPr>
+        <w:t xml:space="preserve">4.3. تُجرى موازنة الكميات لكل طلبية وتُلخص كل ربع سنة؛ ولا يجوز أبدًا أن تتجاوز المخرجات المُدّعى أنها عضوية كمية المدخلات المعتمدة مطروحًا منها فاقد العمليات.</w:t>
+      </w:r>
+    </w:p>
+    <w:p>
+      <w:pPr>
+        <w:pStyle w:val="ListeParagraf"/>
+        <w:bidi/>
+        <w:spacing w:after="80"/>
+        <w:ind w:left="0" w:right="709"/>
+        <w:jc w:val="both"/>
+      </w:pPr>
+      <w:r>
+        <w:rPr>
+          <w:rFonts w:ascii="Calibri" w:hAnsi="Calibri" w:cs="Arial"/>
+          <w:rtl/>
+          <w:sz w:val="24"/>
+          <w:szCs w:val="24"/>
+        </w:rPr>
+        <w:t xml:space="preserve">4.4. تُحفظ النفايات والقصاصات العضوية منفصلة وتُسجل.</w:t>
+      </w:r>
+    </w:p>
+    <w:p>
+      <w:pPr>
+        <w:pStyle w:val="ListeParagraf"/>
+        <w:bidi/>
+        <w:spacing w:after="80"/>
+        <w:ind w:left="0" w:right="709"/>
+        <w:jc w:val="both"/>
+      </w:pPr>
+      <w:r>
+        <w:rPr>
+          <w:rFonts w:ascii="Calibri" w:hAnsi="Calibri" w:cs="Arial"/>
+          <w:rtl/>
+          <w:sz w:val="24"/>
+          <w:szCs w:val="24"/>
+        </w:rPr>
+        <w:t xml:space="preserve">4.5. تُسجل موازنة الكميات في سجل موازنة الكتلة العضوية (EMS.OR.FRM.21.04). وتُدرج كل دفعة في سجل تتبع الدفعات العضوية (EMS.OR.FRM.21.02) عند صرفها للإنتاج.</w:t>
+      </w:r>
+    </w:p>
+    <w:p>
+      <w:pPr>
+        <w:pStyle w:val="ListeParagraf"/>
+        <w:bidi/>
+        <w:spacing w:after="80"/>
+        <w:ind w:left="0" w:right="709"/>
+        <w:jc w:val="both"/>
+      </w:pPr>
+      <w:r>
+        <w:rPr>
+          <w:rFonts w:ascii="Calibri" w:hAnsi="Calibri" w:cs="Arial"/>
+          <w:rtl/>
+          <w:sz w:val="24"/>
+          <w:szCs w:val="24"/>
+        </w:rPr>
+        <w:t xml:space="preserve">4.6. يُحقق في أي فرق غير مبرر بين المدخلات والمخرجات المعتمدة؛ وحد التنبيه الداخلي هو 2% من كمية المدخلات (سياسة الشركة)، ويُبلَّغ الفرق إلى جهة الاعتماد عندما يتعذر تفسيره.</w:t>
+      </w:r>
+    </w:p>
+    <w:p>
+      <w:pPr>
+        <w:pStyle w:val="ListeParagraf"/>
+        <w:bidi/>
+        <w:spacing w:after="80"/>
+        <w:ind w:left="0" w:right="709"/>
+        <w:jc w:val="both"/>
+      </w:pPr>
+    </w:p>
+    <w:p>
+      <w:pPr>
+        <w:pStyle w:val="ListeParagraf"/>
+        <w:bidi/>
+        <w:spacing w:before="120" w:after="60"/>
+        <w:ind w:left="0" w:right="709"/>
+      </w:pPr>
+      <w:r>
+        <w:rPr>
+          <w:rFonts w:ascii="Calibri" w:hAnsi="Calibri" w:cs="Arial"/>
+          <w:b/>
+          <w:bCs/>
+          <w:rtl/>
+          <w:sz w:val="24"/>
+          <w:szCs w:val="24"/>
+        </w:rPr>
+        <w:t xml:space="preserve">5. التصنيع لدى الغير</w:t>
+      </w:r>
+    </w:p>
+    <w:p>
+      <w:pPr>
+        <w:pStyle w:val="ListeParagraf"/>
+        <w:bidi/>
+        <w:spacing w:after="80"/>
+        <w:ind w:left="0" w:right="709"/>
+        <w:jc w:val="both"/>
+      </w:pPr>
+      <w:r>
+        <w:rPr>
+          <w:rFonts w:ascii="Calibri" w:hAnsi="Calibri" w:cs="Arial"/>
+          <w:rtl/>
+          <w:sz w:val="24"/>
+          <w:szCs w:val="24"/>
+        </w:rPr>
+        <w:t xml:space="preserve">5.1. لا تُرسل مواد OCS إلا إلى مقاولين من الباطن لديهم شهادة نطاق OCS سارية أو مدرجين ضمن نطاق شهادة EMS.</w:t>
+      </w:r>
+    </w:p>
+    <w:p>
+      <w:pPr>
+        <w:pStyle w:val="ListeParagraf"/>
+        <w:bidi/>
+        <w:spacing w:after="80"/>
+        <w:ind w:left="0" w:right="709"/>
+        <w:jc w:val="both"/>
+      </w:pPr>
+      <w:r>
+        <w:rPr>
+          <w:rFonts w:ascii="Calibri" w:hAnsi="Calibri" w:cs="Arial"/>
+          <w:rtl/>
+          <w:sz w:val="24"/>
+          <w:szCs w:val="24"/>
+        </w:rPr>
+        <w:t xml:space="preserve">5.2. تُسجل كميات الإرسال والإرجاع، ويحافظ المقاول من الباطن على فصل المواد وتمييزها.</w:t>
+      </w:r>
+    </w:p>
+    <w:p>
+      <w:pPr>
+        <w:pStyle w:val="ListeParagraf"/>
+        <w:bidi/>
+        <w:spacing w:after="80"/>
+        <w:ind w:left="0" w:right="709"/>
+        <w:jc w:val="both"/>
+      </w:pPr>
+      <w:r>
+        <w:rPr>
+          <w:rFonts w:ascii="Calibri" w:hAnsi="Calibri" w:cs="Arial"/>
+          <w:rtl/>
+          <w:sz w:val="24"/>
+          <w:szCs w:val="24"/>
+        </w:rPr>
+        <w:t xml:space="preserve">5.3. بالنسبة لطلبيات GOTS، يجب أن يحمل المقاولون من الباطن الذين ينفذون المعالجة الرطبة أو الطباعة أو الخياطة شهادة نطاق GOTS سارية خاصة بهم أو أن يكونوا مدرجين في نطاق EMS؛ ويجوز لـ EMS ولجهة الاعتماد زيارتهم بإعلان مسبق أو دونه.</w:t>
+      </w:r>
+    </w:p>
+    <w:p>
+      <w:pPr>
+        <w:pStyle w:val="ListeParagraf"/>
+        <w:bidi/>
+        <w:spacing w:after="80"/>
+        <w:ind w:left="0" w:right="709"/>
+        <w:jc w:val="both"/>
+      </w:pPr>
+    </w:p>
+    <w:p>
+      <w:pPr>
+        <w:pStyle w:val="ListeParagraf"/>
+        <w:bidi/>
+        <w:spacing w:before="120" w:after="60"/>
+        <w:ind w:left="0" w:right="709"/>
+      </w:pPr>
+      <w:r>
+        <w:rPr>
+          <w:rFonts w:ascii="Calibri" w:hAnsi="Calibri" w:cs="Arial"/>
+          <w:b/>
+          <w:bCs/>
+          <w:rtl/>
+          <w:sz w:val="24"/>
+          <w:szCs w:val="24"/>
+        </w:rPr>
+        <w:t xml:space="preserve">6. الشحن والتوسيم وطلب شهادة المعاملة</w:t>
+      </w:r>
+    </w:p>
+    <w:p>
+      <w:pPr>
+        <w:pStyle w:val="ListeParagraf"/>
+        <w:bidi/>
+        <w:spacing w:after="80"/>
+        <w:ind w:left="0" w:right="709"/>
+        <w:jc w:val="both"/>
+      </w:pPr>
+      <w:r>
+        <w:rPr>
+          <w:rFonts w:ascii="Calibri" w:hAnsi="Calibri" w:cs="Arial"/>
+          <w:rtl/>
+          <w:sz w:val="24"/>
+          <w:szCs w:val="24"/>
+        </w:rPr>
+        <w:t xml:space="preserve">6.1. لا تحمل المنتجات النهائية ادعاءات OCS إلا وفقًا للتصميم المعتمد من العميل وقواعد التوسيم في معيار OCS.</w:t>
+      </w:r>
+    </w:p>
+    <w:p>
+      <w:pPr>
+        <w:pStyle w:val="ListeParagraf"/>
+        <w:bidi/>
+        <w:spacing w:after="80"/>
+        <w:ind w:left="0" w:right="709"/>
+        <w:jc w:val="both"/>
+      </w:pPr>
+      <w:r>
+        <w:rPr>
+          <w:rFonts w:ascii="Calibri" w:hAnsi="Calibri" w:cs="Arial"/>
+          <w:rtl/>
+          <w:sz w:val="24"/>
+          <w:szCs w:val="24"/>
+        </w:rPr>
+        <w:t xml:space="preserve">6.2. بعد الشحن يرسل منسق OCS بيانات الشحنة إلى جهة الاعتماد ويطلب شهادة المعاملة الصادرة في الوقت المحدد.</w:t>
+      </w:r>
+    </w:p>
+    <w:p>
+      <w:pPr>
+        <w:pStyle w:val="ListeParagraf"/>
+        <w:bidi/>
+        <w:spacing w:after="80"/>
+        <w:ind w:left="0" w:right="709"/>
+        <w:jc w:val="both"/>
+      </w:pPr>
+      <w:r>
+        <w:rPr>
+          <w:rFonts w:ascii="Calibri" w:hAnsi="Calibri" w:cs="Arial"/>
+          <w:rtl/>
+          <w:sz w:val="24"/>
+          <w:szCs w:val="24"/>
+        </w:rPr>
+        <w:t xml:space="preserve">6.3. تُحفظ شهادات المعاملات والفواتير وقوائم التعبئة وبوالص الشحن معًا لكل شحنة.</w:t>
+      </w:r>
+    </w:p>
+    <w:p>
+      <w:pPr>
+        <w:pStyle w:val="ListeParagraf"/>
+        <w:bidi/>
+        <w:spacing w:after="80"/>
+        <w:ind w:left="0" w:right="709"/>
+        <w:jc w:val="both"/>
+      </w:pPr>
+      <w:r>
+        <w:rPr>
+          <w:rFonts w:ascii="Calibri" w:hAnsi="Calibri" w:cs="Arial"/>
+          <w:rtl/>
+          <w:sz w:val="24"/>
+          <w:szCs w:val="24"/>
+        </w:rPr>
+        <w:t xml:space="preserve">6.4. قبل الإرسال يُستكمل نموذج الشحن وطلب شهادة المعاملة (EMS.OR.FRM.21.07): تُفحص الملصقات والكراتين والوثائق، ويُذكر رقم الشهادة والادعاء العضوي في وثائق المبيعات.</w:t>
+      </w:r>
+    </w:p>
+    <w:p>
+      <w:pPr>
+        <w:pStyle w:val="ListeParagraf"/>
+        <w:bidi/>
+        <w:spacing w:after="80"/>
+        <w:ind w:left="0" w:right="709"/>
+        <w:jc w:val="both"/>
+      </w:pPr>
+    </w:p>
+    <w:p>
+      <w:pPr>
+        <w:pStyle w:val="ListeParagraf"/>
+        <w:bidi/>
+        <w:spacing w:before="120" w:after="60"/>
+        <w:ind w:left="0" w:right="709"/>
+      </w:pPr>
+      <w:r>
+        <w:rPr>
+          <w:rFonts w:ascii="Calibri" w:hAnsi="Calibri" w:cs="Arial"/>
+          <w:b/>
+          <w:bCs/>
+          <w:rtl/>
+          <w:sz w:val="24"/>
+          <w:szCs w:val="24"/>
+        </w:rPr>
+        <w:t xml:space="preserve">7. المتطلبات البيئية والاجتماعية لمعيار GOTS</w:t>
+      </w:r>
+    </w:p>
+    <w:p>
+      <w:pPr>
+        <w:pStyle w:val="ListeParagraf"/>
+        <w:bidi/>
+        <w:spacing w:after="80"/>
+        <w:ind w:left="0" w:right="709"/>
+        <w:jc w:val="both"/>
+      </w:pPr>
+      <w:r>
+        <w:rPr>
+          <w:rFonts w:ascii="Calibri" w:hAnsi="Calibri" w:cs="Arial"/>
+          <w:rtl/>
+          <w:sz w:val="24"/>
+          <w:szCs w:val="24"/>
+        </w:rPr>
+        <w:t xml:space="preserve">7.1. يعتمد منسق OCS المدخلات الكيميائية (الأصباغ والمواد المساعدة ومواد التجهيز والتنظيف) المستخدمة في طلبيات GOTS وفق معايير GOTS وقائمة ZDHC MRSL قبل شرائها، وتُدرج في جرد المواد الكيميائية (EMS.KM.PRO.20.01).</w:t>
+      </w:r>
+    </w:p>
+    <w:p>
+      <w:pPr>
+        <w:pStyle w:val="ListeParagraf"/>
+        <w:bidi/>
+        <w:spacing w:after="80"/>
+        <w:ind w:left="0" w:right="709"/>
+        <w:jc w:val="both"/>
+      </w:pPr>
+      <w:r>
+        <w:rPr>
+          <w:rFonts w:ascii="Calibri" w:hAnsi="Calibri" w:cs="Arial"/>
+          <w:rtl/>
+          <w:sz w:val="24"/>
+          <w:szCs w:val="24"/>
+        </w:rPr>
+        <w:t xml:space="preserve">7.2. تُخزن المواد الكيميائية المعتمدة بمعزل عن بقية المواد الكيميائية في منطقة تخزين المواد الكيميائية (المنطقة 13)، وتكون موسومة ومعها ورقة بيانات سلامة حديثة، وتُصرف للإنتاج مع تسجيل (EMS.KM.PRO.20.05، EMS.KM.TL.20.02).</w:t>
+      </w:r>
+    </w:p>
+    <w:p>
+      <w:pPr>
+        <w:pStyle w:val="ListeParagraf"/>
+        <w:bidi/>
+        <w:spacing w:after="80"/>
+        <w:ind w:left="0" w:right="709"/>
+        <w:jc w:val="both"/>
+      </w:pPr>
+      <w:r>
+        <w:rPr>
+          <w:rFonts w:ascii="Calibri" w:hAnsi="Calibri" w:cs="Arial"/>
+          <w:rtl/>
+          <w:sz w:val="24"/>
+          <w:szCs w:val="24"/>
+        </w:rPr>
+        <w:t xml:space="preserve">7.3. تُعالج مياه الصرف الناتجة عن المعالجة الرطبة في محطة معالجة المياه وتُراقب وتُسجل النتائج (EMS.ÇV.PRO.19.02).</w:t>
+      </w:r>
+    </w:p>
+    <w:p>
+      <w:pPr>
+        <w:pStyle w:val="ListeParagraf"/>
+        <w:bidi/>
+        <w:spacing w:after="80"/>
+        <w:ind w:left="0" w:right="709"/>
+        <w:jc w:val="both"/>
+      </w:pPr>
+      <w:r>
+        <w:rPr>
+          <w:rFonts w:ascii="Calibri" w:hAnsi="Calibri" w:cs="Arial"/>
+          <w:rtl/>
+          <w:sz w:val="24"/>
+          <w:szCs w:val="24"/>
+        </w:rPr>
+        <w:t xml:space="preserve">7.4. تُفرز النفايات عند المصدر، ولا تُخلط قصاصات المواد العضوية والتقليدية، وتُحفظ النفايات الخطرة في منطقة التخزين المؤقت حتى تجمعها شركة مرخصة (EMS.ÇV.TL.19.01، EMS.ÇV.PRO.19.05).</w:t>
+      </w:r>
+    </w:p>
+    <w:p>
+      <w:pPr>
+        <w:pStyle w:val="ListeParagraf"/>
+        <w:bidi/>
+        <w:spacing w:after="80"/>
+        <w:ind w:left="0" w:right="709"/>
+        <w:jc w:val="both"/>
+      </w:pPr>
+      <w:r>
+        <w:rPr>
+          <w:rFonts w:ascii="Calibri" w:hAnsi="Calibri" w:cs="Arial"/>
+          <w:rtl/>
+          <w:sz w:val="24"/>
+          <w:szCs w:val="24"/>
+        </w:rPr>
+        <w:t xml:space="preserve">7.5. تُطبق المعايير الاجتماعية في GOTS، القائمة على اتفاقيات العمل الدولية الأساسية، من خلال إجراءات الموارد البشرية والامتثال الاجتماعي في EMS، وتُراجع في التدقيق الداخلي السنوي.</w:t>
+      </w:r>
+    </w:p>
+    <w:p>
+      <w:pPr>
+        <w:pStyle w:val="ListeParagraf"/>
+        <w:bidi/>
+        <w:spacing w:after="80"/>
+        <w:ind w:left="0" w:right="709"/>
+        <w:jc w:val="both"/>
+      </w:pPr>
+    </w:p>
+    <w:p>
+      <w:pPr>
+        <w:pStyle w:val="ListeParagraf"/>
+        <w:bidi/>
+        <w:spacing w:before="120" w:after="60"/>
+        <w:ind w:left="0" w:right="709"/>
+      </w:pPr>
+      <w:r>
+        <w:rPr>
+          <w:rFonts w:ascii="Calibri" w:hAnsi="Calibri" w:cs="Arial"/>
+          <w:b/>
+          <w:bCs/>
+          <w:rtl/>
+          <w:sz w:val="24"/>
+          <w:szCs w:val="24"/>
+        </w:rPr>
+        <w:t xml:space="preserve">8. المتابعة والأداء</w:t>
+      </w:r>
+    </w:p>
+    <w:p>
+      <w:pPr>
+        <w:pStyle w:val="ListeParagraf"/>
+        <w:bidi/>
+        <w:spacing w:after="80"/>
+        <w:ind w:left="0" w:right="709"/>
+        <w:jc w:val="both"/>
+      </w:pPr>
+      <w:r>
+        <w:rPr>
+          <w:rFonts w:ascii="Calibri" w:hAnsi="Calibri" w:cs="Arial"/>
+          <w:rtl/>
+          <w:sz w:val="24"/>
+          <w:szCs w:val="24"/>
+        </w:rPr>
+        <w:t xml:space="preserve">8.1. يتابع منسق OCS المؤشرات التالية ويرفعها إلى الإدارة:</w:t>
       </w:r>
     </w:p>
     <w:p>
@@ -2399,7 +2912,7 @@
           <w:sz w:val="24"/>
           <w:szCs w:val="24"/>
         </w:rPr>
-        <w:t xml:space="preserve">EMS.OR.POL.21.01. سياسة المحتوى العضوي</w:t>
+        <w:t xml:space="preserve">فرق موازنة الكميات لكل طلبية (الهدف: عدم وجود أي فرق غير مبرر)،</w:t>
       </w:r>
     </w:p>
     <w:p>
@@ -2420,7 +2933,7 @@
           <w:sz w:val="24"/>
           <w:szCs w:val="24"/>
         </w:rPr>
-        <w:t xml:space="preserve">EMS.GR.PRO.14.02. إجراء شهادات المعاملات والتوسيم</w:t>
+        <w:t xml:space="preserve">عدد حالات عدم المطابقة في الفصل أو التوسيم التي تُكتشف في الفحوصات الداخلية والتدقيق،</w:t>
       </w:r>
     </w:p>
     <w:p>
@@ -2441,7 +2954,53 @@
           <w:sz w:val="24"/>
           <w:szCs w:val="24"/>
         </w:rPr>
-        <w:t xml:space="preserve">EMS.QA.PRO.02.08. إجراء التتبع واستدعاء المنتجات</w:t>
+        <w:t xml:space="preserve">نسبة شهادات المعاملات الواردة المستلمة وشهادات المعاملات الصادرة المطلوبة في الوقت المحدد.</w:t>
+      </w:r>
+    </w:p>
+    <w:p>
+      <w:pPr>
+        <w:pStyle w:val="ListeParagraf"/>
+        <w:bidi/>
+        <w:spacing w:after="80"/>
+        <w:ind w:left="0" w:right="709"/>
+        <w:jc w:val="both"/>
+      </w:pPr>
+      <w:r>
+        <w:rPr>
+          <w:rFonts w:ascii="Calibri" w:hAnsi="Calibri" w:cs="Arial"/>
+          <w:rtl/>
+          <w:sz w:val="24"/>
+          <w:szCs w:val="24"/>
+        </w:rPr>
+        <w:t xml:space="preserve">8.2. يُجرى تدقيق داخلي لمعياري OCS وGOTS سنويًا قبل التدقيق الخارجي، ويتضمن اختبار تتبع لطلبية واحدة على الأقل.</w:t>
+      </w:r>
+    </w:p>
+    <w:p>
+      <w:pPr>
+        <w:pStyle w:val="ListeParagraf"/>
+        <w:bidi/>
+        <w:spacing w:after="80"/>
+        <w:ind w:left="0" w:right="709"/>
+        <w:jc w:val="both"/>
+      </w:pPr>
+    </w:p>
+    <w:p>
+      <w:pPr>
+        <w:pStyle w:val="ListeParagraf"/>
+        <w:bidi/>
+        <w:spacing w:before="120" w:after="60"/>
+        <w:ind w:left="0" w:right="709"/>
+      </w:pPr>
+      <w:r>
+        <w:rPr>
+          <w:rFonts w:ascii="Calibri" w:hAnsi="Calibri" w:cs="Arial"/>
+          <w:b/>
+          <w:bCs/>
+          <w:rtl/>
+          <w:sz w:val="24"/>
+          <w:szCs w:val="24"/>
+        </w:rPr>
+        <w:t xml:space="preserve">9. الوثائق والسجلات ذات الصلة</w:t>
       </w:r>
     </w:p>
     <w:p>
@@ -2462,6 +3021,342 @@
           <w:sz w:val="24"/>
           <w:szCs w:val="24"/>
         </w:rPr>
+        <w:t xml:space="preserve">شهادات نطاق الموردين وشهادات المعاملات الواردة</w:t>
+      </w:r>
+    </w:p>
+    <w:p>
+      <w:pPr>
+        <w:pStyle w:val="ListeParagraf"/>
+        <w:numPr>
+          <w:ilvl w:val="0"/>
+          <w:numId w:val="1"/>
+        </w:numPr>
+        <w:bidi/>
+        <w:spacing w:after="60"/>
+        <w:jc w:val="both"/>
+      </w:pPr>
+      <w:r>
+        <w:rPr>
+          <w:rFonts w:ascii="Calibri" w:hAnsi="Calibri" w:cs="Arial"/>
+          <w:rtl/>
+          <w:sz w:val="24"/>
+          <w:szCs w:val="24"/>
+        </w:rPr>
+        <w:t xml:space="preserve">سجل دفعات OCS وسجلات حركة المواد</w:t>
+      </w:r>
+    </w:p>
+    <w:p>
+      <w:pPr>
+        <w:pStyle w:val="ListeParagraf"/>
+        <w:numPr>
+          <w:ilvl w:val="0"/>
+          <w:numId w:val="1"/>
+        </w:numPr>
+        <w:bidi/>
+        <w:spacing w:after="60"/>
+        <w:jc w:val="both"/>
+      </w:pPr>
+      <w:r>
+        <w:rPr>
+          <w:rFonts w:ascii="Calibri" w:hAnsi="Calibri" w:cs="Arial"/>
+          <w:rtl/>
+          <w:sz w:val="24"/>
+          <w:szCs w:val="24"/>
+        </w:rPr>
+        <w:t xml:space="preserve">سجلات تفريغ الخط</w:t>
+      </w:r>
+    </w:p>
+    <w:p>
+      <w:pPr>
+        <w:pStyle w:val="ListeParagraf"/>
+        <w:numPr>
+          <w:ilvl w:val="0"/>
+          <w:numId w:val="1"/>
+        </w:numPr>
+        <w:bidi/>
+        <w:spacing w:after="60"/>
+        <w:jc w:val="both"/>
+      </w:pPr>
+      <w:r>
+        <w:rPr>
+          <w:rFonts w:ascii="Calibri" w:hAnsi="Calibri" w:cs="Arial"/>
+          <w:rtl/>
+          <w:sz w:val="24"/>
+          <w:szCs w:val="24"/>
+        </w:rPr>
+        <w:t xml:space="preserve">سجلات موازنة الكميات</w:t>
+      </w:r>
+    </w:p>
+    <w:p>
+      <w:pPr>
+        <w:pStyle w:val="ListeParagraf"/>
+        <w:numPr>
+          <w:ilvl w:val="0"/>
+          <w:numId w:val="1"/>
+        </w:numPr>
+        <w:bidi/>
+        <w:spacing w:after="60"/>
+        <w:jc w:val="both"/>
+      </w:pPr>
+      <w:r>
+        <w:rPr>
+          <w:rFonts w:ascii="Calibri" w:hAnsi="Calibri" w:cs="Arial"/>
+          <w:rtl/>
+          <w:sz w:val="24"/>
+          <w:szCs w:val="24"/>
+        </w:rPr>
+        <w:t xml:space="preserve">شهادات المعاملات الصادرة ووثائق الشحن</w:t>
+      </w:r>
+    </w:p>
+    <w:p>
+      <w:pPr>
+        <w:pStyle w:val="ListeParagraf"/>
+        <w:numPr>
+          <w:ilvl w:val="0"/>
+          <w:numId w:val="1"/>
+        </w:numPr>
+        <w:bidi/>
+        <w:spacing w:after="60"/>
+        <w:jc w:val="both"/>
+      </w:pPr>
+      <w:r>
+        <w:rPr>
+          <w:rFonts w:ascii="Calibri" w:hAnsi="Calibri" w:cs="Arial"/>
+          <w:rtl/>
+          <w:sz w:val="24"/>
+          <w:szCs w:val="24"/>
+        </w:rPr>
+        <w:t xml:space="preserve">EMS.OR.POL.21.01. سياسة المحتوى العضوي</w:t>
+      </w:r>
+    </w:p>
+    <w:p>
+      <w:pPr>
+        <w:pStyle w:val="ListeParagraf"/>
+        <w:numPr>
+          <w:ilvl w:val="0"/>
+          <w:numId w:val="1"/>
+        </w:numPr>
+        <w:bidi/>
+        <w:spacing w:after="60"/>
+        <w:jc w:val="both"/>
+      </w:pPr>
+      <w:r>
+        <w:rPr>
+          <w:rFonts w:ascii="Calibri" w:hAnsi="Calibri" w:cs="Arial"/>
+          <w:rtl/>
+          <w:sz w:val="24"/>
+          <w:szCs w:val="24"/>
+        </w:rPr>
+        <w:t xml:space="preserve">EMS.OR.PRO.21.02. إجراء فصل مناطق الإنتاج العضوي وتمييزها بصريًا</w:t>
+      </w:r>
+    </w:p>
+    <w:p>
+      <w:pPr>
+        <w:pStyle w:val="ListeParagraf"/>
+        <w:numPr>
+          <w:ilvl w:val="0"/>
+          <w:numId w:val="1"/>
+        </w:numPr>
+        <w:bidi/>
+        <w:spacing w:after="60"/>
+        <w:jc w:val="both"/>
+      </w:pPr>
+      <w:r>
+        <w:rPr>
+          <w:rFonts w:ascii="Calibri" w:hAnsi="Calibri" w:cs="Arial"/>
+          <w:rtl/>
+          <w:sz w:val="24"/>
+          <w:szCs w:val="24"/>
+        </w:rPr>
+        <w:t xml:space="preserve">EMS.OR.TL.21.02. تعليمات التنظيف عند تبديل المنطقة وتفريغ الخط في الإنتاج العضوي</w:t>
+      </w:r>
+    </w:p>
+    <w:p>
+      <w:pPr>
+        <w:pStyle w:val="ListeParagraf"/>
+        <w:numPr>
+          <w:ilvl w:val="0"/>
+          <w:numId w:val="1"/>
+        </w:numPr>
+        <w:bidi/>
+        <w:spacing w:after="60"/>
+        <w:jc w:val="both"/>
+      </w:pPr>
+      <w:r>
+        <w:rPr>
+          <w:rFonts w:ascii="Calibri" w:hAnsi="Calibri" w:cs="Arial"/>
+          <w:rtl/>
+          <w:sz w:val="24"/>
+          <w:szCs w:val="24"/>
+        </w:rPr>
+        <w:t xml:space="preserve">EMS.OR.PRO.21.03. إجراء فحص مناطق الإنتاج العضوي والتدريب والكفاءة</w:t>
+      </w:r>
+    </w:p>
+    <w:p>
+      <w:pPr>
+        <w:pStyle w:val="ListeParagraf"/>
+        <w:numPr>
+          <w:ilvl w:val="0"/>
+          <w:numId w:val="1"/>
+        </w:numPr>
+        <w:bidi/>
+        <w:spacing w:after="60"/>
+        <w:jc w:val="both"/>
+      </w:pPr>
+      <w:r>
+        <w:rPr>
+          <w:rFonts w:ascii="Calibri" w:hAnsi="Calibri" w:cs="Arial"/>
+          <w:rtl/>
+          <w:sz w:val="24"/>
+          <w:szCs w:val="24"/>
+        </w:rPr>
+        <w:t xml:space="preserve">النماذج EMS.OR.FRM.21.01 إلى EMS.OR.FRM.21.08 (الاستلام والتحقق من شهادة المعاملة، سجل الدفعات، سجل التبديل، موازنة الكتلة، اعتماد الملصقات، قائمة الفحص اليومية للمناطق، الشحن وطلب شهادة المعاملة، سجل التدريب)</w:t>
+      </w:r>
+    </w:p>
+    <w:p>
+      <w:pPr>
+        <w:pStyle w:val="ListeParagraf"/>
+        <w:numPr>
+          <w:ilvl w:val="0"/>
+          <w:numId w:val="1"/>
+        </w:numPr>
+        <w:bidi/>
+        <w:spacing w:after="60"/>
+        <w:jc w:val="both"/>
+      </w:pPr>
+      <w:r>
+        <w:rPr>
+          <w:rFonts w:ascii="Calibri" w:hAnsi="Calibri" w:cs="Arial"/>
+          <w:rtl/>
+          <w:sz w:val="24"/>
+          <w:szCs w:val="24"/>
+        </w:rPr>
+        <w:t xml:space="preserve">EMS.KM.PRO.20.01. إجراء جرد المواد الكيميائية والمطابقة لقائمة ZDHC MRSL</w:t>
+      </w:r>
+    </w:p>
+    <w:p>
+      <w:pPr>
+        <w:pStyle w:val="ListeParagraf"/>
+        <w:numPr>
+          <w:ilvl w:val="0"/>
+          <w:numId w:val="1"/>
+        </w:numPr>
+        <w:bidi/>
+        <w:spacing w:after="60"/>
+        <w:jc w:val="both"/>
+      </w:pPr>
+      <w:r>
+        <w:rPr>
+          <w:rFonts w:ascii="Calibri" w:hAnsi="Calibri" w:cs="Arial"/>
+          <w:rtl/>
+          <w:sz w:val="24"/>
+          <w:szCs w:val="24"/>
+        </w:rPr>
+        <w:t xml:space="preserve">EMS.KM.PRO.20.05. إجراء تخزين المواد الكيميائية ومناولتها</w:t>
+      </w:r>
+    </w:p>
+    <w:p>
+      <w:pPr>
+        <w:pStyle w:val="ListeParagraf"/>
+        <w:numPr>
+          <w:ilvl w:val="0"/>
+          <w:numId w:val="1"/>
+        </w:numPr>
+        <w:bidi/>
+        <w:spacing w:after="60"/>
+        <w:jc w:val="both"/>
+      </w:pPr>
+      <w:r>
+        <w:rPr>
+          <w:rFonts w:ascii="Calibri" w:hAnsi="Calibri" w:cs="Arial"/>
+          <w:rtl/>
+          <w:sz w:val="24"/>
+          <w:szCs w:val="24"/>
+        </w:rPr>
+        <w:t xml:space="preserve">EMS.ÇV.PRO.19.02. إجراء إدارة مياه الصرف ومراقبتها</w:t>
+      </w:r>
+    </w:p>
+    <w:p>
+      <w:pPr>
+        <w:pStyle w:val="ListeParagraf"/>
+        <w:numPr>
+          <w:ilvl w:val="0"/>
+          <w:numId w:val="1"/>
+        </w:numPr>
+        <w:bidi/>
+        <w:spacing w:after="60"/>
+        <w:jc w:val="both"/>
+      </w:pPr>
+      <w:r>
+        <w:rPr>
+          <w:rFonts w:ascii="Calibri" w:hAnsi="Calibri" w:cs="Arial"/>
+          <w:rtl/>
+          <w:sz w:val="24"/>
+          <w:szCs w:val="24"/>
+        </w:rPr>
+        <w:t xml:space="preserve">EMS.ÇV.TL.19.01. تعليمات فصل النفايات</w:t>
+      </w:r>
+    </w:p>
+    <w:p>
+      <w:pPr>
+        <w:pStyle w:val="ListeParagraf"/>
+        <w:numPr>
+          <w:ilvl w:val="0"/>
+          <w:numId w:val="1"/>
+        </w:numPr>
+        <w:bidi/>
+        <w:spacing w:after="60"/>
+        <w:jc w:val="both"/>
+      </w:pPr>
+      <w:r>
+        <w:rPr>
+          <w:rFonts w:ascii="Calibri" w:hAnsi="Calibri" w:cs="Arial"/>
+          <w:rtl/>
+          <w:sz w:val="24"/>
+          <w:szCs w:val="24"/>
+        </w:rPr>
+        <w:t xml:space="preserve">EMS.GR.PRO.14.02. إجراء شهادات المعاملات والتوسيم</w:t>
+      </w:r>
+    </w:p>
+    <w:p>
+      <w:pPr>
+        <w:pStyle w:val="ListeParagraf"/>
+        <w:numPr>
+          <w:ilvl w:val="0"/>
+          <w:numId w:val="1"/>
+        </w:numPr>
+        <w:bidi/>
+        <w:spacing w:after="60"/>
+        <w:jc w:val="both"/>
+      </w:pPr>
+      <w:r>
+        <w:rPr>
+          <w:rFonts w:ascii="Calibri" w:hAnsi="Calibri" w:cs="Arial"/>
+          <w:rtl/>
+          <w:sz w:val="24"/>
+          <w:szCs w:val="24"/>
+        </w:rPr>
+        <w:t xml:space="preserve">EMS.QA.PRO.02.08. إجراء التتبع واستدعاء المنتجات</w:t>
+      </w:r>
+    </w:p>
+    <w:p>
+      <w:pPr>
+        <w:pStyle w:val="ListeParagraf"/>
+        <w:numPr>
+          <w:ilvl w:val="0"/>
+          <w:numId w:val="1"/>
+        </w:numPr>
+        <w:bidi/>
+        <w:spacing w:after="60"/>
+        <w:jc w:val="both"/>
+      </w:pPr>
+      <w:r>
+        <w:rPr>
+          <w:rFonts w:ascii="Calibri" w:hAnsi="Calibri" w:cs="Arial"/>
+          <w:rtl/>
+          <w:sz w:val="24"/>
+          <w:szCs w:val="24"/>
+        </w:rPr>
         <w:t xml:space="preserve">EMS.DP.PRO.08.01. إجراء استلام المواد وتخزينها</w:t>
       </w:r>
     </w:p>
@@ -2490,7 +3385,7 @@
           <w:sz w:val="24"/>
           <w:szCs w:val="24"/>
         </w:rPr>
-        <w:t xml:space="preserve">9. التغذية الراجعة والمتابعة</w:t>
+        <w:t xml:space="preserve">10. التغذية الراجعة والمتابعة</w:t>
       </w:r>
     </w:p>
     <w:p>
@@ -2511,7 +3406,6 @@
         <w:t xml:space="preserve">يُراجع هذا الإجراء سنويًا من قبل منسق OCS، أو قبل ذلك عند تغير معيار OCS أو متطلبات العملاء أو نطاق الشهادة. وتُقيّم نتائج التدقيق، ويُعدل الإجراء عند الحاجة.</w:t>
       </w:r>
     </w:p>
-    <w:p/>
     <w:p>
       <w:pPr>
         <w:pStyle w:val="ListeParagraf"/>
@@ -3753,6 +4647,57 @@
     </w:tbl>
     <w:p>
       <w:pPr>
+        <w:pStyle w:val="ListeParagraf"/>
+        <w:spacing w:before="160" w:after="0"/>
+        <w:ind w:left="709"/>
+      </w:pPr>
+      <w:r>
+        <w:rPr>
+          <w:rFonts w:ascii="Calibri" w:hAnsi="Calibri" w:cs="Calibri"/>
+          <w:b/>
+          <w:bCs/>
+          <w:sz w:val="20"/>
+          <w:szCs w:val="20"/>
+        </w:rPr>
+        <w:t xml:space="preserve">Hazırlayan: OCS / GOTS Koordinatörü (Sürdürülebilirlik / Kalite)  ..........................</w:t>
+      </w:r>
+    </w:p>
+    <w:p>
+      <w:pPr>
+        <w:pStyle w:val="ListeParagraf"/>
+        <w:spacing w:before="40" w:after="0"/>
+        <w:ind w:left="709"/>
+      </w:pPr>
+      <w:r>
+        <w:rPr>
+          <w:rFonts w:ascii="Calibri" w:hAnsi="Calibri" w:cs="Calibri"/>
+          <w:b/>
+          <w:bCs/>
+          <w:sz w:val="20"/>
+          <w:szCs w:val="20"/>
+        </w:rPr>
+        <w:t xml:space="preserve">Kontrol: Üretim Müdürü  ..........................</w:t>
+      </w:r>
+    </w:p>
+    <w:p>
+      <w:pPr>
+        <w:pStyle w:val="ListeParagraf"/>
+        <w:spacing w:before="40" w:after="0"/>
+        <w:ind w:left="709"/>
+      </w:pPr>
+      <w:r>
+        <w:rPr>
+          <w:rFonts w:ascii="Calibri" w:hAnsi="Calibri" w:cs="Calibri"/>
+          <w:b/>
+          <w:bCs/>
+          <w:sz w:val="20"/>
+          <w:szCs w:val="20"/>
+        </w:rPr>
+        <w:t xml:space="preserve">Kalite Müdürü: ..........................    Fabrika Müdürü: ..........................</w:t>
+      </w:r>
+    </w:p>
+    <w:p>
+      <w:pPr>
         <w:spacing w:before="0" w:after="0" w:line="20" w:lineRule="exact"/>
         <w:rPr>
           <w:vanish/>
@@ -4293,7 +5238,7 @@
               <w:sz w:val="16"/>
               <w:szCs w:val="16"/>
             </w:rPr>
-            <w:t>0</w:t>
+            <w:t>1</w:t>
           </w:r>
         </w:p>
         <w:p>
@@ -4312,7 +5257,7 @@
               <w:sz w:val="16"/>
               <w:szCs w:val="16"/>
             </w:rPr>
-            <w:t>… / … / …</w:t>
+            <w:t>19.10.2026</w:t>
           </w:r>
         </w:p>
       </w:tc>

--- a/prosedurler/EMS.OR.PRO.21.01. OCS Material Handling, Segregation and Traceability Procedure.docx
+++ b/prosedurler/EMS.OR.PRO.21.01. OCS Material Handling, Segregation and Traceability Procedure.docx
@@ -1037,7 +1037,7 @@
           <w:sz w:val="24"/>
           <w:szCs w:val="24"/>
         </w:rPr>
-        <w:t xml:space="preserve">7.1. Chemical inputs (dyes, auxiliaries, finishing and cleaning agents) used on GOTS orders are approved by the OCS Coordinator against the GOTS criteria and the ZDHC MRSL before purchase, and are listed in the chemical inventory (EMS.KM.PRO.20.01).</w:t>
+        <w:t xml:space="preserve">7.1. Chemical inputs (dyes, auxiliaries, finishing and cleaning agents) used on GOTS orders are approved by the OCS Coordinator against the GOTS criteria and the ZDHC MRSL before purchase, and are listed in the chemical inventory (EMS.OR.FRM.21.20).</w:t>
       </w:r>
     </w:p>
     <w:p>
@@ -1053,7 +1053,7 @@
           <w:sz w:val="24"/>
           <w:szCs w:val="24"/>
         </w:rPr>
-        <w:t xml:space="preserve">7.2. Approved chemicals are stored apart from other chemicals in the Chemical Storage Area (area 13), labelled, with a current safety data sheet, and issued to production with a record (EMS.KM.PRO.20.05, EMS.KM.TL.20.02).</w:t>
+        <w:t xml:space="preserve">7.2. Approved chemicals are stored apart from other chemicals in the Chemical Storage Area (area 13), labelled, with a current safety data sheet, and issued to production with a record (EMS.OR.TL.21.15).</w:t>
       </w:r>
     </w:p>
     <w:p>
@@ -1069,7 +1069,7 @@
           <w:sz w:val="24"/>
           <w:szCs w:val="24"/>
         </w:rPr>
-        <w:t xml:space="preserve">7.3. Wastewater from wet processing is treated in the effluent treatment plant and monitored, and the results are recorded (EMS.ÇV.PRO.19.02).</w:t>
+        <w:t xml:space="preserve">7.3. Wastewater from wet processing is treated in the effluent treatment plant and monitored, and the results are recorded (EMS.OR.TL.21.16).</w:t>
       </w:r>
     </w:p>
     <w:p>
@@ -1085,7 +1085,7 @@
           <w:sz w:val="24"/>
           <w:szCs w:val="24"/>
         </w:rPr>
-        <w:t xml:space="preserve">7.4. Waste is segregated at source, organic and conventional offcuts are not mixed, and hazardous waste is kept in the temporary storage area until collection by a licensed contractor (EMS.ÇV.TL.19.01, EMS.ÇV.PRO.19.05).</w:t>
+        <w:t xml:space="preserve">7.4. Waste is segregated at source, organic and conventional offcuts are not mixed, and hazardous waste is kept in the temporary storage area until collection by a licensed contractor (EMS.OR.TL.21.16).</w:t>
       </w:r>
     </w:p>
     <w:p>
@@ -1449,7 +1449,7 @@
           <w:sz w:val="24"/>
           <w:szCs w:val="24"/>
         </w:rPr>
-        <w:t xml:space="preserve">EMS.KM.PRO.20.01. Chemical Inventory and ZDHC MRSL Conformance Procedure</w:t>
+        <w:t xml:space="preserve">EMS.OR.FRM.21.20. Organic Chemical Receiving and Use Record</w:t>
       </w:r>
     </w:p>
     <w:p>
@@ -1468,7 +1468,7 @@
           <w:sz w:val="24"/>
           <w:szCs w:val="24"/>
         </w:rPr>
-        <w:t xml:space="preserve">EMS.KM.PRO.20.05. Chemical Storage and Handling Procedure</w:t>
+        <w:t xml:space="preserve">EMS.OR.TL.21.15. Organic Chemical Storage Area Instruction</w:t>
       </w:r>
     </w:p>
     <w:p>
@@ -1487,7 +1487,7 @@
           <w:sz w:val="24"/>
           <w:szCs w:val="24"/>
         </w:rPr>
-        <w:t xml:space="preserve">EMS.ÇV.PRO.19.02. Wastewater Management and Monitoring Procedure</w:t>
+        <w:t xml:space="preserve">EMS.OR.TL.21.16. Organic Waste and Segregation Area Instruction</w:t>
       </w:r>
     </w:p>
     <w:p>
@@ -1506,7 +1506,7 @@
           <w:sz w:val="24"/>
           <w:szCs w:val="24"/>
         </w:rPr>
-        <w:t xml:space="preserve">EMS.ÇV.TL.19.01. Waste Segregation Instruction</w:t>
+        <w:t xml:space="preserve">EMS.OR.TL.21.01. Organic Product Identification and Labelling Instruction</w:t>
       </w:r>
     </w:p>
     <w:p>
@@ -1525,7 +1525,7 @@
           <w:sz w:val="24"/>
           <w:szCs w:val="24"/>
         </w:rPr>
-        <w:t xml:space="preserve">EMS.GR.PRO.14.02. Transaction Certificate and Labelling Procedure</w:t>
+        <w:t xml:space="preserve">EMS.OR.PRO.21.01. OCS Material Handling, Segregation and Traceability Procedure</w:t>
       </w:r>
     </w:p>
     <w:p>
@@ -1544,7 +1544,1335 @@
           <w:sz w:val="24"/>
           <w:szCs w:val="24"/>
         </w:rPr>
-        <w:t xml:space="preserve">EMS.QA.PRO.02.08. Traceability and Product Recall Procedure</w:t>
+        <w:t xml:space="preserve">EMS.OR.TL.21.03. Organic Raw Material Area Instruction</w:t>
+      </w:r>
+    </w:p>
+    <w:p>
+      <w:pPr>
+        <w:pStyle w:val="ListeParagraf"/>
+        <w:spacing w:after="80"/>
+        <w:ind w:left="709" w:right="0"/>
+        <w:jc w:val="both"/>
+      </w:pPr>
+    </w:p>
+    <w:p>
+      <w:pPr>
+        <w:pStyle w:val="ListeParagraf"/>
+        <w:spacing w:before="120" w:after="60"/>
+        <w:ind w:left="709" w:right="0"/>
+      </w:pPr>
+      <w:r>
+        <w:rPr>
+          <w:rFonts w:ascii="Calibri" w:hAnsi="Calibri" w:cs="Arial"/>
+          <w:b/>
+          <w:bCs/>
+          <w:sz w:val="24"/>
+          <w:szCs w:val="24"/>
+        </w:rPr>
+        <w:t xml:space="preserve">10. FEEDBACK AND MONITORING</w:t>
+      </w:r>
+    </w:p>
+    <w:p>
+      <w:pPr>
+        <w:pStyle w:val="ListeParagraf"/>
+        <w:spacing w:after="80"/>
+        <w:ind w:left="709" w:right="0"/>
+        <w:jc w:val="both"/>
+      </w:pPr>
+      <w:r>
+        <w:rPr>
+          <w:rFonts w:ascii="Calibri" w:hAnsi="Calibri" w:cs="Arial"/>
+          <w:sz w:val="24"/>
+          <w:szCs w:val="24"/>
+        </w:rPr>
+        <w:t xml:space="preserve">This procedure is reviewed every year by the OCS Coordinator, or earlier when the OCS standard, customer requirements or the certificate scope change. Audit findings are evaluated and the procedure is revised when necessary.</w:t>
+      </w:r>
+    </w:p>
+    <w:p>
+      <w:r>
+        <w:br w:type="page"/>
+      </w:r>
+    </w:p>
+    <w:p>
+      <w:pPr>
+        <w:pStyle w:val="ListeParagraf"/>
+        <w:bidi/>
+        <w:spacing w:before="120" w:after="60"/>
+        <w:ind w:left="0" w:right="709"/>
+      </w:pPr>
+      <w:r>
+        <w:rPr>
+          <w:rFonts w:ascii="Calibri" w:hAnsi="Calibri" w:cs="Arial"/>
+          <w:b/>
+          <w:bCs/>
+          <w:rtl/>
+          <w:sz w:val="24"/>
+          <w:szCs w:val="24"/>
+        </w:rPr>
+        <w:t xml:space="preserve">الغرض</w:t>
+      </w:r>
+    </w:p>
+    <w:p>
+      <w:pPr>
+        <w:pStyle w:val="ListeParagraf"/>
+        <w:bidi/>
+        <w:spacing w:after="80"/>
+        <w:ind w:left="0" w:right="709"/>
+        <w:jc w:val="both"/>
+      </w:pPr>
+      <w:r>
+        <w:rPr>
+          <w:rFonts w:ascii="Calibri" w:hAnsi="Calibri" w:cs="Arial"/>
+          <w:rtl/>
+          <w:sz w:val="24"/>
+          <w:szCs w:val="24"/>
+        </w:rPr>
+        <w:t xml:space="preserve">يحدد هذا الإجراء كيفية استلام المواد العضوية المعتمدة وفق معيار GOTS أو OCS والتحقق منها وتمييزها وفصلها ومعالجتها وتتبعها من الاستلام حتى الشحن في شركة إيروغلو للتريكو (EMS)، بحيث يمكن إثبات المحتوى العضوي لكل منتج ومنع أي خلط أو تلوث.</w:t>
+      </w:r>
+    </w:p>
+    <w:p>
+      <w:pPr>
+        <w:pStyle w:val="ListeParagraf"/>
+        <w:bidi/>
+        <w:spacing w:after="80"/>
+        <w:ind w:left="0" w:right="709"/>
+        <w:jc w:val="both"/>
+      </w:pPr>
+    </w:p>
+    <w:p>
+      <w:pPr>
+        <w:pStyle w:val="ListeParagraf"/>
+        <w:bidi/>
+        <w:spacing w:before="120" w:after="60"/>
+        <w:ind w:left="0" w:right="709"/>
+      </w:pPr>
+      <w:r>
+        <w:rPr>
+          <w:rFonts w:ascii="Calibri" w:hAnsi="Calibri" w:cs="Arial"/>
+          <w:b/>
+          <w:bCs/>
+          <w:rtl/>
+          <w:sz w:val="24"/>
+          <w:szCs w:val="24"/>
+        </w:rPr>
+        <w:t xml:space="preserve">النطاق</w:t>
+      </w:r>
+    </w:p>
+    <w:p>
+      <w:pPr>
+        <w:pStyle w:val="ListeParagraf"/>
+        <w:bidi/>
+        <w:spacing w:after="80"/>
+        <w:ind w:left="0" w:right="709"/>
+        <w:jc w:val="both"/>
+      </w:pPr>
+      <w:r>
+        <w:rPr>
+          <w:rFonts w:ascii="Calibri" w:hAnsi="Calibri" w:cs="Arial"/>
+          <w:rtl/>
+          <w:sz w:val="24"/>
+          <w:szCs w:val="24"/>
+        </w:rPr>
+        <w:t xml:space="preserve">يشمل هذا الإجراء جميع الخيوط والأقمشة والإكسسوارات العضوية التي يُدّعى أنها وفق معيار GOTS أو OCS، بدءًا من الشراء والاستلام مرورًا بالتريكو والصباغة والتجهيز والقص والخياطة والتعبئة والتصنيع لدى الغير وحتى الشحن.</w:t>
+      </w:r>
+    </w:p>
+    <w:p>
+      <w:pPr>
+        <w:pStyle w:val="ListeParagraf"/>
+        <w:bidi/>
+        <w:spacing w:after="80"/>
+        <w:ind w:left="0" w:right="709"/>
+        <w:jc w:val="both"/>
+      </w:pPr>
+    </w:p>
+    <w:p>
+      <w:pPr>
+        <w:pStyle w:val="ListeParagraf"/>
+        <w:bidi/>
+        <w:spacing w:before="120" w:after="60"/>
+        <w:ind w:left="0" w:right="709"/>
+      </w:pPr>
+      <w:r>
+        <w:rPr>
+          <w:rFonts w:ascii="Calibri" w:hAnsi="Calibri" w:cs="Arial"/>
+          <w:b/>
+          <w:bCs/>
+          <w:rtl/>
+          <w:sz w:val="24"/>
+          <w:szCs w:val="24"/>
+        </w:rPr>
+        <w:t xml:space="preserve">المسؤوليات</w:t>
+      </w:r>
+    </w:p>
+    <w:p>
+      <w:pPr>
+        <w:pStyle w:val="ListeParagraf"/>
+        <w:bidi/>
+        <w:spacing w:after="80"/>
+        <w:ind w:left="0" w:right="709"/>
+        <w:jc w:val="both"/>
+      </w:pPr>
+      <w:r>
+        <w:rPr>
+          <w:rFonts w:ascii="Calibri" w:hAnsi="Calibri" w:cs="Arial"/>
+          <w:rtl/>
+          <w:sz w:val="24"/>
+          <w:szCs w:val="24"/>
+        </w:rPr>
+        <w:t xml:space="preserve">• </w:t>
+      </w:r>
+      <w:r>
+        <w:rPr>
+          <w:rFonts w:ascii="Calibri" w:hAnsi="Calibri" w:cs="Arial"/>
+          <w:b/>
+          <w:bCs/>
+          <w:rtl/>
+          <w:sz w:val="24"/>
+          <w:szCs w:val="24"/>
+        </w:rPr>
+        <w:t xml:space="preserve">منسق OCS:</w:t>
+      </w:r>
+      <w:r>
+        <w:rPr>
+          <w:rFonts w:ascii="Calibri" w:hAnsi="Calibri" w:cs="Arial"/>
+          <w:rtl/>
+          <w:sz w:val="24"/>
+          <w:szCs w:val="24"/>
+        </w:rPr>
+        <w:t xml:space="preserve"> يتحقق من شهادات الموردين وشهادات المعاملات الواردة، ويحتفظ بسجلات التتبع وموازنة الكميات، ويطلب شهادات المعاملات الصادرة.</w:t>
+      </w:r>
+    </w:p>
+    <w:p>
+      <w:pPr>
+        <w:pStyle w:val="ListeParagraf"/>
+        <w:bidi/>
+        <w:spacing w:after="80"/>
+        <w:ind w:left="0" w:right="709"/>
+        <w:jc w:val="both"/>
+      </w:pPr>
+      <w:r>
+        <w:rPr>
+          <w:rFonts w:ascii="Calibri" w:hAnsi="Calibri" w:cs="Arial"/>
+          <w:rtl/>
+          <w:sz w:val="24"/>
+          <w:szCs w:val="24"/>
+        </w:rPr>
+        <w:t xml:space="preserve">• </w:t>
+      </w:r>
+      <w:r>
+        <w:rPr>
+          <w:rFonts w:ascii="Calibri" w:hAnsi="Calibri" w:cs="Arial"/>
+          <w:b/>
+          <w:bCs/>
+          <w:rtl/>
+          <w:sz w:val="24"/>
+          <w:szCs w:val="24"/>
+        </w:rPr>
+        <w:t xml:space="preserve">مشرف المستودع:</w:t>
+      </w:r>
+      <w:r>
+        <w:rPr>
+          <w:rFonts w:ascii="Calibri" w:hAnsi="Calibri" w:cs="Arial"/>
+          <w:rtl/>
+          <w:sz w:val="24"/>
+          <w:szCs w:val="24"/>
+        </w:rPr>
+        <w:t xml:space="preserve"> يستلم مواد OCS ويضع عليها الملصقات ويخزنها في المنطقة المخصصة ويسجل جميع حركاتها.</w:t>
+      </w:r>
+    </w:p>
+    <w:p>
+      <w:pPr>
+        <w:pStyle w:val="ListeParagraf"/>
+        <w:bidi/>
+        <w:spacing w:after="80"/>
+        <w:ind w:left="0" w:right="709"/>
+        <w:jc w:val="both"/>
+      </w:pPr>
+      <w:r>
+        <w:rPr>
+          <w:rFonts w:ascii="Calibri" w:hAnsi="Calibri" w:cs="Arial"/>
+          <w:rtl/>
+          <w:sz w:val="24"/>
+          <w:szCs w:val="24"/>
+        </w:rPr>
+        <w:t xml:space="preserve">• </w:t>
+      </w:r>
+      <w:r>
+        <w:rPr>
+          <w:rFonts w:ascii="Calibri" w:hAnsi="Calibri" w:cs="Arial"/>
+          <w:b/>
+          <w:bCs/>
+          <w:rtl/>
+          <w:sz w:val="24"/>
+          <w:szCs w:val="24"/>
+        </w:rPr>
+        <w:t xml:space="preserve">تخطيط الإنتاج ومشرفو الأقسام:</w:t>
+      </w:r>
+      <w:r>
+        <w:rPr>
+          <w:rFonts w:ascii="Calibri" w:hAnsi="Calibri" w:cs="Arial"/>
+          <w:rtl/>
+          <w:sz w:val="24"/>
+          <w:szCs w:val="24"/>
+        </w:rPr>
+        <w:t xml:space="preserve"> يخططون طلبيات OCS بشكل منفصل، ويحافظون على تمييز مواد OCS أثناء المعالجة، ويسجلون الكميات والفاقد وأرقام الدفعات.</w:t>
+      </w:r>
+    </w:p>
+    <w:p>
+      <w:pPr>
+        <w:pStyle w:val="ListeParagraf"/>
+        <w:bidi/>
+        <w:spacing w:after="80"/>
+        <w:ind w:left="0" w:right="709"/>
+        <w:jc w:val="both"/>
+      </w:pPr>
+      <w:r>
+        <w:rPr>
+          <w:rFonts w:ascii="Calibri" w:hAnsi="Calibri" w:cs="Arial"/>
+          <w:rtl/>
+          <w:sz w:val="24"/>
+          <w:szCs w:val="24"/>
+        </w:rPr>
+        <w:t xml:space="preserve">• </w:t>
+      </w:r>
+      <w:r>
+        <w:rPr>
+          <w:rFonts w:ascii="Calibri" w:hAnsi="Calibri" w:cs="Arial"/>
+          <w:b/>
+          <w:bCs/>
+          <w:rtl/>
+          <w:sz w:val="24"/>
+          <w:szCs w:val="24"/>
+        </w:rPr>
+        <w:t xml:space="preserve">ضمان الجودة:</w:t>
+      </w:r>
+      <w:r>
+        <w:rPr>
+          <w:rFonts w:ascii="Calibri" w:hAnsi="Calibri" w:cs="Arial"/>
+          <w:rtl/>
+          <w:sz w:val="24"/>
+          <w:szCs w:val="24"/>
+        </w:rPr>
+        <w:t xml:space="preserve"> يتحقق من الفصل والتوسيم أثناء الفحص على خط الإنتاج وقبل الشحن.</w:t>
+      </w:r>
+    </w:p>
+    <w:p>
+      <w:pPr>
+        <w:pStyle w:val="ListeParagraf"/>
+        <w:bidi/>
+        <w:spacing w:after="80"/>
+        <w:ind w:left="0" w:right="709"/>
+        <w:jc w:val="both"/>
+      </w:pPr>
+    </w:p>
+    <w:p>
+      <w:pPr>
+        <w:pStyle w:val="ListeParagraf"/>
+        <w:bidi/>
+        <w:spacing w:before="120" w:after="60"/>
+        <w:ind w:left="0" w:right="709"/>
+      </w:pPr>
+      <w:r>
+        <w:rPr>
+          <w:rFonts w:ascii="Calibri" w:hAnsi="Calibri" w:cs="Arial"/>
+          <w:b/>
+          <w:bCs/>
+          <w:rtl/>
+          <w:sz w:val="24"/>
+          <w:szCs w:val="24"/>
+        </w:rPr>
+        <w:t xml:space="preserve">التعريفات</w:t>
+      </w:r>
+    </w:p>
+    <w:p>
+      <w:pPr>
+        <w:pStyle w:val="ListeParagraf"/>
+        <w:bidi/>
+        <w:spacing w:after="80"/>
+        <w:ind w:left="0" w:right="709"/>
+        <w:jc w:val="both"/>
+      </w:pPr>
+      <w:r>
+        <w:rPr>
+          <w:rFonts w:ascii="Calibri" w:hAnsi="Calibri" w:cs="Arial"/>
+          <w:rtl/>
+          <w:sz w:val="24"/>
+          <w:szCs w:val="24"/>
+        </w:rPr>
+        <w:t xml:space="preserve">• </w:t>
+      </w:r>
+      <w:r>
+        <w:rPr>
+          <w:rFonts w:ascii="Calibri" w:hAnsi="Calibri" w:cs="Arial"/>
+          <w:b/>
+          <w:bCs/>
+          <w:rtl/>
+          <w:sz w:val="24"/>
+          <w:szCs w:val="24"/>
+        </w:rPr>
+        <w:t xml:space="preserve">شهادة المعاملة الواردة:</w:t>
+      </w:r>
+      <w:r>
+        <w:rPr>
+          <w:rFonts w:ascii="Calibri" w:hAnsi="Calibri" w:cs="Arial"/>
+          <w:rtl/>
+          <w:sz w:val="24"/>
+          <w:szCs w:val="24"/>
+        </w:rPr>
+        <w:t xml:space="preserve"> شهادة المعاملة المستلمة من المورد للمواد العضوية الموردة إلى EMS.</w:t>
+      </w:r>
+    </w:p>
+    <w:p>
+      <w:pPr>
+        <w:pStyle w:val="ListeParagraf"/>
+        <w:bidi/>
+        <w:spacing w:after="80"/>
+        <w:ind w:left="0" w:right="709"/>
+        <w:jc w:val="both"/>
+      </w:pPr>
+      <w:r>
+        <w:rPr>
+          <w:rFonts w:ascii="Calibri" w:hAnsi="Calibri" w:cs="Arial"/>
+          <w:rtl/>
+          <w:sz w:val="24"/>
+          <w:szCs w:val="24"/>
+        </w:rPr>
+        <w:t xml:space="preserve">• </w:t>
+      </w:r>
+      <w:r>
+        <w:rPr>
+          <w:rFonts w:ascii="Calibri" w:hAnsi="Calibri" w:cs="Arial"/>
+          <w:b/>
+          <w:bCs/>
+          <w:rtl/>
+          <w:sz w:val="24"/>
+          <w:szCs w:val="24"/>
+        </w:rPr>
+        <w:t xml:space="preserve">موازنة الكميات:</w:t>
+      </w:r>
+      <w:r>
+        <w:rPr>
+          <w:rFonts w:ascii="Calibri" w:hAnsi="Calibri" w:cs="Arial"/>
+          <w:rtl/>
+          <w:sz w:val="24"/>
+          <w:szCs w:val="24"/>
+        </w:rPr>
+        <w:t xml:space="preserve"> مقارنة كمية المدخلات المعتمدة بكمية المخرجات المعتمدة وفاقد العمليات لطلبية أو لفترة معينة.</w:t>
+      </w:r>
+    </w:p>
+    <w:p>
+      <w:pPr>
+        <w:pStyle w:val="ListeParagraf"/>
+        <w:bidi/>
+        <w:spacing w:after="80"/>
+        <w:ind w:left="0" w:right="709"/>
+        <w:jc w:val="both"/>
+      </w:pPr>
+      <w:r>
+        <w:rPr>
+          <w:rFonts w:ascii="Calibri" w:hAnsi="Calibri" w:cs="Arial"/>
+          <w:rtl/>
+          <w:sz w:val="24"/>
+          <w:szCs w:val="24"/>
+        </w:rPr>
+        <w:t xml:space="preserve">• </w:t>
+      </w:r>
+      <w:r>
+        <w:rPr>
+          <w:rFonts w:ascii="Calibri" w:hAnsi="Calibri" w:cs="Arial"/>
+          <w:b/>
+          <w:bCs/>
+          <w:rtl/>
+          <w:sz w:val="24"/>
+          <w:szCs w:val="24"/>
+        </w:rPr>
+        <w:t xml:space="preserve">دفعة OCS:</w:t>
+      </w:r>
+      <w:r>
+        <w:rPr>
+          <w:rFonts w:ascii="Calibri" w:hAnsi="Calibri" w:cs="Arial"/>
+          <w:rtl/>
+          <w:sz w:val="24"/>
+          <w:szCs w:val="24"/>
+        </w:rPr>
+        <w:t xml:space="preserve"> كمية محددة من المواد العضوية لها رقم تعريف خاص بها ومرتبطة بشهادة المعاملة الواردة الخاصة بها.</w:t>
+      </w:r>
+    </w:p>
+    <w:p>
+      <w:pPr>
+        <w:pStyle w:val="ListeParagraf"/>
+        <w:bidi/>
+        <w:spacing w:after="80"/>
+        <w:ind w:left="0" w:right="709"/>
+        <w:jc w:val="both"/>
+      </w:pPr>
+      <w:r>
+        <w:rPr>
+          <w:rFonts w:ascii="Calibri" w:hAnsi="Calibri" w:cs="Arial"/>
+          <w:rtl/>
+          <w:sz w:val="24"/>
+          <w:szCs w:val="24"/>
+        </w:rPr>
+        <w:t xml:space="preserve">• </w:t>
+      </w:r>
+      <w:r>
+        <w:rPr>
+          <w:rFonts w:ascii="Calibri" w:hAnsi="Calibri" w:cs="Arial"/>
+          <w:b/>
+          <w:bCs/>
+          <w:rtl/>
+          <w:sz w:val="24"/>
+          <w:szCs w:val="24"/>
+        </w:rPr>
+        <w:t xml:space="preserve">منسق OCS:</w:t>
+      </w:r>
+      <w:r>
+        <w:rPr>
+          <w:rFonts w:ascii="Calibri" w:hAnsi="Calibri" w:cs="Arial"/>
+          <w:rtl/>
+          <w:sz w:val="24"/>
+          <w:szCs w:val="24"/>
+        </w:rPr>
+        <w:t xml:space="preserve"> الشخص المسؤول عن النظام العضوي. ويعمل أيضًا كمنسق GOTS عند معالجة طلبيات GOTS، وتنطبق القواعد نفسها على دفعات GOTS.</w:t>
+      </w:r>
+    </w:p>
+    <w:p>
+      <w:pPr>
+        <w:pStyle w:val="ListeParagraf"/>
+        <w:bidi/>
+        <w:spacing w:after="80"/>
+        <w:ind w:left="0" w:right="709"/>
+        <w:jc w:val="both"/>
+      </w:pPr>
+      <w:r>
+        <w:rPr>
+          <w:rFonts w:ascii="Calibri" w:hAnsi="Calibri" w:cs="Arial"/>
+          <w:rtl/>
+          <w:sz w:val="24"/>
+          <w:szCs w:val="24"/>
+        </w:rPr>
+        <w:t xml:space="preserve">• </w:t>
+      </w:r>
+      <w:r>
+        <w:rPr>
+          <w:rFonts w:ascii="Calibri" w:hAnsi="Calibri" w:cs="Arial"/>
+          <w:b/>
+          <w:bCs/>
+          <w:rtl/>
+          <w:sz w:val="24"/>
+          <w:szCs w:val="24"/>
+        </w:rPr>
+        <w:t xml:space="preserve">نظام الألوان:</w:t>
+      </w:r>
+      <w:r>
+        <w:rPr>
+          <w:rFonts w:ascii="Calibri" w:hAnsi="Calibri" w:cs="Arial"/>
+          <w:rtl/>
+          <w:sz w:val="24"/>
+          <w:szCs w:val="24"/>
+        </w:rPr>
+        <w:t xml:space="preserve"> أخضر = منطقة منتج عضوي، أزرق = منطقة تقليدية، أصفر = منطقة انتظار أو حجر، أحمر = منطقة غير مطابقة أو محظورة (انظر EMS.OR.PRO.21.02).</w:t>
+      </w:r>
+    </w:p>
+    <w:p>
+      <w:pPr>
+        <w:pStyle w:val="ListeParagraf"/>
+        <w:bidi/>
+        <w:spacing w:after="80"/>
+        <w:ind w:left="0" w:right="709"/>
+        <w:jc w:val="both"/>
+      </w:pPr>
+    </w:p>
+    <w:p>
+      <w:pPr>
+        <w:pStyle w:val="ListeParagraf"/>
+        <w:bidi/>
+        <w:spacing w:before="120" w:after="60"/>
+        <w:ind w:left="0" w:right="709"/>
+      </w:pPr>
+      <w:r>
+        <w:rPr>
+          <w:rFonts w:ascii="Calibri" w:hAnsi="Calibri" w:cs="Arial"/>
+          <w:b/>
+          <w:bCs/>
+          <w:rtl/>
+          <w:sz w:val="24"/>
+          <w:szCs w:val="24"/>
+        </w:rPr>
+        <w:t xml:space="preserve">العمليات الرئيسية والفرعية</w:t>
+      </w:r>
+    </w:p>
+    <w:p>
+      <w:pPr>
+        <w:pStyle w:val="ListeParagraf"/>
+        <w:bidi/>
+        <w:spacing w:before="120" w:after="60"/>
+        <w:ind w:left="0" w:right="709"/>
+      </w:pPr>
+      <w:r>
+        <w:rPr>
+          <w:rFonts w:ascii="Calibri" w:hAnsi="Calibri" w:cs="Arial"/>
+          <w:b/>
+          <w:bCs/>
+          <w:rtl/>
+          <w:sz w:val="24"/>
+          <w:szCs w:val="24"/>
+        </w:rPr>
+        <w:t xml:space="preserve">1. الشراء والتحقق من الموردين</w:t>
+      </w:r>
+    </w:p>
+    <w:p>
+      <w:pPr>
+        <w:pStyle w:val="ListeParagraf"/>
+        <w:bidi/>
+        <w:spacing w:after="80"/>
+        <w:ind w:left="0" w:right="709"/>
+        <w:jc w:val="both"/>
+      </w:pPr>
+      <w:r>
+        <w:rPr>
+          <w:rFonts w:ascii="Calibri" w:hAnsi="Calibri" w:cs="Arial"/>
+          <w:rtl/>
+          <w:sz w:val="24"/>
+          <w:szCs w:val="24"/>
+        </w:rPr>
+        <w:t xml:space="preserve">1.1. لا تُطلب المواد العضوية إلا من موردين لديهم شهادة نطاق GOTS أو OCS سارية تغطي المنتج؛ ويتحقق منسق OCS من الشهادة في قاعدة بيانات الشهادات العامة قبل إصدار الطلب.</w:t>
+      </w:r>
+    </w:p>
+    <w:p>
+      <w:pPr>
+        <w:pStyle w:val="ListeParagraf"/>
+        <w:bidi/>
+        <w:spacing w:after="80"/>
+        <w:ind w:left="0" w:right="709"/>
+        <w:jc w:val="both"/>
+      </w:pPr>
+      <w:r>
+        <w:rPr>
+          <w:rFonts w:ascii="Calibri" w:hAnsi="Calibri" w:cs="Arial"/>
+          <w:rtl/>
+          <w:sz w:val="24"/>
+          <w:szCs w:val="24"/>
+        </w:rPr>
+        <w:t xml:space="preserve">1.2. ينص أمر الشراء بوضوح على «OCS 100» أو «OCS Blended» ونسبة المحتوى العضوي وضرورة تقديم شهادة معاملة.</w:t>
+      </w:r>
+    </w:p>
+    <w:p>
+      <w:pPr>
+        <w:pStyle w:val="ListeParagraf"/>
+        <w:bidi/>
+        <w:spacing w:after="80"/>
+        <w:ind w:left="0" w:right="709"/>
+        <w:jc w:val="both"/>
+      </w:pPr>
+    </w:p>
+    <w:p>
+      <w:pPr>
+        <w:pStyle w:val="ListeParagraf"/>
+        <w:bidi/>
+        <w:spacing w:before="120" w:after="60"/>
+        <w:ind w:left="0" w:right="709"/>
+      </w:pPr>
+      <w:r>
+        <w:rPr>
+          <w:rFonts w:ascii="Calibri" w:hAnsi="Calibri" w:cs="Arial"/>
+          <w:b/>
+          <w:bCs/>
+          <w:rtl/>
+          <w:sz w:val="24"/>
+          <w:szCs w:val="24"/>
+        </w:rPr>
+        <w:t xml:space="preserve">2. الاستلام والتحقق</w:t>
+      </w:r>
+    </w:p>
+    <w:p>
+      <w:pPr>
+        <w:pStyle w:val="ListeParagraf"/>
+        <w:bidi/>
+        <w:spacing w:after="80"/>
+        <w:ind w:left="0" w:right="709"/>
+        <w:jc w:val="both"/>
+      </w:pPr>
+      <w:r>
+        <w:rPr>
+          <w:rFonts w:ascii="Calibri" w:hAnsi="Calibri" w:cs="Arial"/>
+          <w:rtl/>
+          <w:sz w:val="24"/>
+          <w:szCs w:val="24"/>
+        </w:rPr>
+        <w:t xml:space="preserve">2.1. عند الاستلام يتحقق المستودع من إذن التسليم والفاتورة وقائمة التعبئة، ومن أن العبوات موسومة كمواد عضوية.</w:t>
+      </w:r>
+    </w:p>
+    <w:p>
+      <w:pPr>
+        <w:pStyle w:val="ListeParagraf"/>
+        <w:bidi/>
+        <w:spacing w:after="80"/>
+        <w:ind w:left="0" w:right="709"/>
+        <w:jc w:val="both"/>
+      </w:pPr>
+      <w:r>
+        <w:rPr>
+          <w:rFonts w:ascii="Calibri" w:hAnsi="Calibri" w:cs="Arial"/>
+          <w:rtl/>
+          <w:sz w:val="24"/>
+          <w:szCs w:val="24"/>
+        </w:rPr>
+        <w:t xml:space="preserve">2.2. يتحقق منسق OCS من أن الكميات ووصف المنتج والبائع والمشتري الواردة في شهادة المعاملة الواردة (أو بيانات الشحنة المرسلة لإصدار الشهادة) تطابق التوريد.</w:t>
+      </w:r>
+    </w:p>
+    <w:p>
+      <w:pPr>
+        <w:pStyle w:val="ListeParagraf"/>
+        <w:bidi/>
+        <w:spacing w:after="80"/>
+        <w:ind w:left="0" w:right="709"/>
+        <w:jc w:val="both"/>
+      </w:pPr>
+      <w:r>
+        <w:rPr>
+          <w:rFonts w:ascii="Calibri" w:hAnsi="Calibri" w:cs="Arial"/>
+          <w:rtl/>
+          <w:sz w:val="24"/>
+          <w:szCs w:val="24"/>
+        </w:rPr>
+        <w:t xml:space="preserve">2.3. تُوقف المواد التي لا تتطابق وثائقها في منطقة الحجر، ولا تُستخدم كمواد عضوية حتى تُحل المشكلة.</w:t>
+      </w:r>
+    </w:p>
+    <w:p>
+      <w:pPr>
+        <w:pStyle w:val="ListeParagraf"/>
+        <w:bidi/>
+        <w:spacing w:after="80"/>
+        <w:ind w:left="0" w:right="709"/>
+        <w:jc w:val="both"/>
+      </w:pPr>
+    </w:p>
+    <w:p>
+      <w:pPr>
+        <w:pStyle w:val="ListeParagraf"/>
+        <w:bidi/>
+        <w:spacing w:before="120" w:after="60"/>
+        <w:ind w:left="0" w:right="709"/>
+      </w:pPr>
+      <w:r>
+        <w:rPr>
+          <w:rFonts w:ascii="Calibri" w:hAnsi="Calibri" w:cs="Arial"/>
+          <w:b/>
+          <w:bCs/>
+          <w:rtl/>
+          <w:sz w:val="24"/>
+          <w:szCs w:val="24"/>
+        </w:rPr>
+        <w:t xml:space="preserve">3. التمييز والفصل</w:t>
+      </w:r>
+    </w:p>
+    <w:p>
+      <w:pPr>
+        <w:pStyle w:val="ListeParagraf"/>
+        <w:bidi/>
+        <w:spacing w:after="80"/>
+        <w:ind w:left="0" w:right="709"/>
+        <w:jc w:val="both"/>
+      </w:pPr>
+      <w:r>
+        <w:rPr>
+          <w:rFonts w:ascii="Calibri" w:hAnsi="Calibri" w:cs="Arial"/>
+          <w:rtl/>
+          <w:sz w:val="24"/>
+          <w:szCs w:val="24"/>
+        </w:rPr>
+        <w:t xml:space="preserve">3.1. تُعطى كل دفعة OCS رقم دفعة وملصقًا أخضر «OCS – عضوي» يبين رقم الدفعة والمورد والكمية ورقم شهادة المعاملة.</w:t>
+      </w:r>
+    </w:p>
+    <w:p>
+      <w:pPr>
+        <w:pStyle w:val="ListeParagraf"/>
+        <w:bidi/>
+        <w:spacing w:after="80"/>
+        <w:ind w:left="0" w:right="709"/>
+        <w:jc w:val="both"/>
+      </w:pPr>
+      <w:r>
+        <w:rPr>
+          <w:rFonts w:ascii="Calibri" w:hAnsi="Calibri" w:cs="Arial"/>
+          <w:rtl/>
+          <w:sz w:val="24"/>
+          <w:szCs w:val="24"/>
+        </w:rPr>
+        <w:t xml:space="preserve">3.2. تُخزن مواد OCS في منطقة أو رف منفصل ومحدد بوضوح، ولا تُخزن أبدًا على نفس المنصة أو في نفس الصندوق مع المواد التقليدية.</w:t>
+      </w:r>
+    </w:p>
+    <w:p>
+      <w:pPr>
+        <w:pStyle w:val="ListeParagraf"/>
+        <w:bidi/>
+        <w:spacing w:after="80"/>
+        <w:ind w:left="0" w:right="709"/>
+        <w:jc w:val="both"/>
+      </w:pPr>
+      <w:r>
+        <w:rPr>
+          <w:rFonts w:ascii="Calibri" w:hAnsi="Calibri" w:cs="Arial"/>
+          <w:rtl/>
+          <w:sz w:val="24"/>
+          <w:szCs w:val="24"/>
+        </w:rPr>
+        <w:t xml:space="preserve">3.3. قبل بدء طلبية OCS تُنظف الآلات وطاولات القص وخطوط الخياطة، ويُنفذ تفريغ الخط ويُسجل.</w:t>
+      </w:r>
+    </w:p>
+    <w:p>
+      <w:pPr>
+        <w:pStyle w:val="ListeParagraf"/>
+        <w:bidi/>
+        <w:spacing w:after="80"/>
+        <w:ind w:left="0" w:right="709"/>
+        <w:jc w:val="both"/>
+      </w:pPr>
+      <w:r>
+        <w:rPr>
+          <w:rFonts w:ascii="Calibri" w:hAnsi="Calibri" w:cs="Arial"/>
+          <w:rtl/>
+          <w:sz w:val="24"/>
+          <w:szCs w:val="24"/>
+        </w:rPr>
+        <w:t xml:space="preserve">3.4. تحمل المنتجات قيد التصنيع والقطع المقصوصة والمنتجات النهائية علامات تمييز OCS (ملصقات أو بطاقات حزم ملونة أو بطاقات تعريف) في كل مرحلة.</w:t>
+      </w:r>
+    </w:p>
+    <w:p>
+      <w:pPr>
+        <w:pStyle w:val="ListeParagraf"/>
+        <w:bidi/>
+        <w:spacing w:after="80"/>
+        <w:ind w:left="0" w:right="709"/>
+        <w:jc w:val="both"/>
+      </w:pPr>
+      <w:r>
+        <w:rPr>
+          <w:rFonts w:ascii="Calibri" w:hAnsi="Calibri" w:cs="Arial"/>
+          <w:rtl/>
+          <w:sz w:val="24"/>
+          <w:szCs w:val="24"/>
+        </w:rPr>
+        <w:t xml:space="preserve">3.5. تُعالج طلبيات OCS قدر الإمكان في دفعات منفصلة أو في بداية الوردية؛ ولا يُسمح بالتحميل المختلط مع المواد التقليدية.</w:t>
+      </w:r>
+    </w:p>
+    <w:p>
+      <w:pPr>
+        <w:pStyle w:val="ListeParagraf"/>
+        <w:bidi/>
+        <w:spacing w:after="80"/>
+        <w:ind w:left="0" w:right="709"/>
+        <w:jc w:val="both"/>
+      </w:pPr>
+      <w:r>
+        <w:rPr>
+          <w:rFonts w:ascii="Calibri" w:hAnsi="Calibri" w:cs="Arial"/>
+          <w:rtl/>
+          <w:sz w:val="24"/>
+          <w:szCs w:val="24"/>
+        </w:rPr>
+        <w:t xml:space="preserve">3.6. تُحدد مناطق الإنتاج العضوي ونظام ألوانها ولافتاتها وقواعد الدخول إليها في EMS.OR.PRO.21.02؛ وتُبيَّن طريقة التنظيف عند التبديل وتفريغ الخط في EMS.OR.TL.21.02 وتُسجل في سجل التبديل وتفريغ الخط (EMS.OR.FRM.21.03).</w:t>
+      </w:r>
+    </w:p>
+    <w:p>
+      <w:pPr>
+        <w:pStyle w:val="ListeParagraf"/>
+        <w:bidi/>
+        <w:spacing w:after="80"/>
+        <w:ind w:left="0" w:right="709"/>
+        <w:jc w:val="both"/>
+      </w:pPr>
+      <w:r>
+        <w:rPr>
+          <w:rFonts w:ascii="Calibri" w:hAnsi="Calibri" w:cs="Arial"/>
+          <w:rtl/>
+          <w:sz w:val="24"/>
+          <w:szCs w:val="24"/>
+        </w:rPr>
+        <w:t xml:space="preserve">3.7. تُنقل المواد غير الموسومة أو المشكوك فيها أو المنتظرة للقرار إلى منطقة انتظار صفراء؛ وتُنقل المواد غير المطابقة إلى منطقة حمراء محظورة ولا تُستخدم أبدًا كمواد عضوية.</w:t>
+      </w:r>
+    </w:p>
+    <w:p>
+      <w:pPr>
+        <w:pStyle w:val="ListeParagraf"/>
+        <w:bidi/>
+        <w:spacing w:after="80"/>
+        <w:ind w:left="0" w:right="709"/>
+        <w:jc w:val="both"/>
+      </w:pPr>
+    </w:p>
+    <w:p>
+      <w:pPr>
+        <w:pStyle w:val="ListeParagraf"/>
+        <w:bidi/>
+        <w:spacing w:before="120" w:after="60"/>
+        <w:ind w:left="0" w:right="709"/>
+      </w:pPr>
+      <w:r>
+        <w:rPr>
+          <w:rFonts w:ascii="Calibri" w:hAnsi="Calibri" w:cs="Arial"/>
+          <w:b/>
+          <w:bCs/>
+          <w:rtl/>
+          <w:sz w:val="24"/>
+          <w:szCs w:val="24"/>
+        </w:rPr>
+        <w:t xml:space="preserve">4. التتبع وموازنة الكميات</w:t>
+      </w:r>
+    </w:p>
+    <w:p>
+      <w:pPr>
+        <w:pStyle w:val="ListeParagraf"/>
+        <w:bidi/>
+        <w:spacing w:after="80"/>
+        <w:ind w:left="0" w:right="709"/>
+        <w:jc w:val="both"/>
+      </w:pPr>
+      <w:r>
+        <w:rPr>
+          <w:rFonts w:ascii="Calibri" w:hAnsi="Calibri" w:cs="Arial"/>
+          <w:rtl/>
+          <w:sz w:val="24"/>
+          <w:szCs w:val="24"/>
+        </w:rPr>
+        <w:t xml:space="preserve">4.1. لكل طلبية OCS تربط سجلات الإنتاج رقم دفعة المدخلات وشهادة المعاملة بسجلات التريكو ودفعة الصباغة والقص والخياطة والتعبئة.</w:t>
+      </w:r>
+    </w:p>
+    <w:p>
+      <w:pPr>
+        <w:pStyle w:val="ListeParagraf"/>
+        <w:bidi/>
+        <w:spacing w:after="80"/>
+        <w:ind w:left="0" w:right="709"/>
+        <w:jc w:val="both"/>
+      </w:pPr>
+      <w:r>
+        <w:rPr>
+          <w:rFonts w:ascii="Calibri" w:hAnsi="Calibri" w:cs="Arial"/>
+          <w:rtl/>
+          <w:sz w:val="24"/>
+          <w:szCs w:val="24"/>
+        </w:rPr>
+        <w:t xml:space="preserve">4.2. تُسجل كميات المدخلات والمخرجات والفاقد والمرفوضات في كل مرحلة، باستخدام معاملات تحويل يعتمدها منسق OCS.</w:t>
+      </w:r>
+    </w:p>
+    <w:p>
+      <w:pPr>
+        <w:pStyle w:val="ListeParagraf"/>
+        <w:bidi/>
+        <w:spacing w:after="80"/>
+        <w:ind w:left="0" w:right="709"/>
+        <w:jc w:val="both"/>
+      </w:pPr>
+      <w:r>
+        <w:rPr>
+          <w:rFonts w:ascii="Calibri" w:hAnsi="Calibri" w:cs="Arial"/>
+          <w:rtl/>
+          <w:sz w:val="24"/>
+          <w:szCs w:val="24"/>
+        </w:rPr>
+        <w:t xml:space="preserve">4.3. تُجرى موازنة الكميات لكل طلبية وتُلخص كل ربع سنة؛ ولا يجوز أبدًا أن تتجاوز المخرجات المُدّعى أنها عضوية كمية المدخلات المعتمدة مطروحًا منها فاقد العمليات.</w:t>
+      </w:r>
+    </w:p>
+    <w:p>
+      <w:pPr>
+        <w:pStyle w:val="ListeParagraf"/>
+        <w:bidi/>
+        <w:spacing w:after="80"/>
+        <w:ind w:left="0" w:right="709"/>
+        <w:jc w:val="both"/>
+      </w:pPr>
+      <w:r>
+        <w:rPr>
+          <w:rFonts w:ascii="Calibri" w:hAnsi="Calibri" w:cs="Arial"/>
+          <w:rtl/>
+          <w:sz w:val="24"/>
+          <w:szCs w:val="24"/>
+        </w:rPr>
+        <w:t xml:space="preserve">4.4. تُحفظ النفايات والقصاصات العضوية منفصلة وتُسجل.</w:t>
+      </w:r>
+    </w:p>
+    <w:p>
+      <w:pPr>
+        <w:pStyle w:val="ListeParagraf"/>
+        <w:bidi/>
+        <w:spacing w:after="80"/>
+        <w:ind w:left="0" w:right="709"/>
+        <w:jc w:val="both"/>
+      </w:pPr>
+      <w:r>
+        <w:rPr>
+          <w:rFonts w:ascii="Calibri" w:hAnsi="Calibri" w:cs="Arial"/>
+          <w:rtl/>
+          <w:sz w:val="24"/>
+          <w:szCs w:val="24"/>
+        </w:rPr>
+        <w:t xml:space="preserve">4.5. تُسجل موازنة الكميات في سجل موازنة الكتلة العضوية (EMS.OR.FRM.21.04). وتُدرج كل دفعة في سجل تتبع الدفعات العضوية (EMS.OR.FRM.21.02) عند صرفها للإنتاج.</w:t>
+      </w:r>
+    </w:p>
+    <w:p>
+      <w:pPr>
+        <w:pStyle w:val="ListeParagraf"/>
+        <w:bidi/>
+        <w:spacing w:after="80"/>
+        <w:ind w:left="0" w:right="709"/>
+        <w:jc w:val="both"/>
+      </w:pPr>
+      <w:r>
+        <w:rPr>
+          <w:rFonts w:ascii="Calibri" w:hAnsi="Calibri" w:cs="Arial"/>
+          <w:rtl/>
+          <w:sz w:val="24"/>
+          <w:szCs w:val="24"/>
+        </w:rPr>
+        <w:t xml:space="preserve">4.6. يُحقق في أي فرق غير مبرر بين المدخلات والمخرجات المعتمدة؛ وحد التنبيه الداخلي هو 2% من كمية المدخلات (سياسة الشركة)، ويُبلَّغ الفرق إلى جهة الاعتماد عندما يتعذر تفسيره.</w:t>
+      </w:r>
+    </w:p>
+    <w:p>
+      <w:pPr>
+        <w:pStyle w:val="ListeParagraf"/>
+        <w:bidi/>
+        <w:spacing w:after="80"/>
+        <w:ind w:left="0" w:right="709"/>
+        <w:jc w:val="both"/>
+      </w:pPr>
+    </w:p>
+    <w:p>
+      <w:pPr>
+        <w:pStyle w:val="ListeParagraf"/>
+        <w:bidi/>
+        <w:spacing w:before="120" w:after="60"/>
+        <w:ind w:left="0" w:right="709"/>
+      </w:pPr>
+      <w:r>
+        <w:rPr>
+          <w:rFonts w:ascii="Calibri" w:hAnsi="Calibri" w:cs="Arial"/>
+          <w:b/>
+          <w:bCs/>
+          <w:rtl/>
+          <w:sz w:val="24"/>
+          <w:szCs w:val="24"/>
+        </w:rPr>
+        <w:t xml:space="preserve">5. التصنيع لدى الغير</w:t>
+      </w:r>
+    </w:p>
+    <w:p>
+      <w:pPr>
+        <w:pStyle w:val="ListeParagraf"/>
+        <w:bidi/>
+        <w:spacing w:after="80"/>
+        <w:ind w:left="0" w:right="709"/>
+        <w:jc w:val="both"/>
+      </w:pPr>
+      <w:r>
+        <w:rPr>
+          <w:rFonts w:ascii="Calibri" w:hAnsi="Calibri" w:cs="Arial"/>
+          <w:rtl/>
+          <w:sz w:val="24"/>
+          <w:szCs w:val="24"/>
+        </w:rPr>
+        <w:t xml:space="preserve">5.1. لا تُرسل مواد OCS إلا إلى مقاولين من الباطن لديهم شهادة نطاق OCS سارية أو مدرجين ضمن نطاق شهادة EMS.</w:t>
+      </w:r>
+    </w:p>
+    <w:p>
+      <w:pPr>
+        <w:pStyle w:val="ListeParagraf"/>
+        <w:bidi/>
+        <w:spacing w:after="80"/>
+        <w:ind w:left="0" w:right="709"/>
+        <w:jc w:val="both"/>
+      </w:pPr>
+      <w:r>
+        <w:rPr>
+          <w:rFonts w:ascii="Calibri" w:hAnsi="Calibri" w:cs="Arial"/>
+          <w:rtl/>
+          <w:sz w:val="24"/>
+          <w:szCs w:val="24"/>
+        </w:rPr>
+        <w:t xml:space="preserve">5.2. تُسجل كميات الإرسال والإرجاع، ويحافظ المقاول من الباطن على فصل المواد وتمييزها.</w:t>
+      </w:r>
+    </w:p>
+    <w:p>
+      <w:pPr>
+        <w:pStyle w:val="ListeParagraf"/>
+        <w:bidi/>
+        <w:spacing w:after="80"/>
+        <w:ind w:left="0" w:right="709"/>
+        <w:jc w:val="both"/>
+      </w:pPr>
+      <w:r>
+        <w:rPr>
+          <w:rFonts w:ascii="Calibri" w:hAnsi="Calibri" w:cs="Arial"/>
+          <w:rtl/>
+          <w:sz w:val="24"/>
+          <w:szCs w:val="24"/>
+        </w:rPr>
+        <w:t xml:space="preserve">5.3. بالنسبة لطلبيات GOTS، يجب أن يحمل المقاولون من الباطن الذين ينفذون المعالجة الرطبة أو الطباعة أو الخياطة شهادة نطاق GOTS سارية خاصة بهم أو أن يكونوا مدرجين في نطاق EMS؛ ويجوز لـ EMS ولجهة الاعتماد زيارتهم بإعلان مسبق أو دونه.</w:t>
+      </w:r>
+    </w:p>
+    <w:p>
+      <w:pPr>
+        <w:pStyle w:val="ListeParagraf"/>
+        <w:bidi/>
+        <w:spacing w:after="80"/>
+        <w:ind w:left="0" w:right="709"/>
+        <w:jc w:val="both"/>
+      </w:pPr>
+    </w:p>
+    <w:p>
+      <w:pPr>
+        <w:pStyle w:val="ListeParagraf"/>
+        <w:bidi/>
+        <w:spacing w:before="120" w:after="60"/>
+        <w:ind w:left="0" w:right="709"/>
+      </w:pPr>
+      <w:r>
+        <w:rPr>
+          <w:rFonts w:ascii="Calibri" w:hAnsi="Calibri" w:cs="Arial"/>
+          <w:b/>
+          <w:bCs/>
+          <w:rtl/>
+          <w:sz w:val="24"/>
+          <w:szCs w:val="24"/>
+        </w:rPr>
+        <w:t xml:space="preserve">6. الشحن والتوسيم وطلب شهادة المعاملة</w:t>
+      </w:r>
+    </w:p>
+    <w:p>
+      <w:pPr>
+        <w:pStyle w:val="ListeParagraf"/>
+        <w:bidi/>
+        <w:spacing w:after="80"/>
+        <w:ind w:left="0" w:right="709"/>
+        <w:jc w:val="both"/>
+      </w:pPr>
+      <w:r>
+        <w:rPr>
+          <w:rFonts w:ascii="Calibri" w:hAnsi="Calibri" w:cs="Arial"/>
+          <w:rtl/>
+          <w:sz w:val="24"/>
+          <w:szCs w:val="24"/>
+        </w:rPr>
+        <w:t xml:space="preserve">6.1. لا تحمل المنتجات النهائية ادعاءات OCS إلا وفقًا للتصميم المعتمد من العميل وقواعد التوسيم في معيار OCS.</w:t>
+      </w:r>
+    </w:p>
+    <w:p>
+      <w:pPr>
+        <w:pStyle w:val="ListeParagraf"/>
+        <w:bidi/>
+        <w:spacing w:after="80"/>
+        <w:ind w:left="0" w:right="709"/>
+        <w:jc w:val="both"/>
+      </w:pPr>
+      <w:r>
+        <w:rPr>
+          <w:rFonts w:ascii="Calibri" w:hAnsi="Calibri" w:cs="Arial"/>
+          <w:rtl/>
+          <w:sz w:val="24"/>
+          <w:szCs w:val="24"/>
+        </w:rPr>
+        <w:t xml:space="preserve">6.2. بعد الشحن يرسل منسق OCS بيانات الشحنة إلى جهة الاعتماد ويطلب شهادة المعاملة الصادرة في الوقت المحدد.</w:t>
+      </w:r>
+    </w:p>
+    <w:p>
+      <w:pPr>
+        <w:pStyle w:val="ListeParagraf"/>
+        <w:bidi/>
+        <w:spacing w:after="80"/>
+        <w:ind w:left="0" w:right="709"/>
+        <w:jc w:val="both"/>
+      </w:pPr>
+      <w:r>
+        <w:rPr>
+          <w:rFonts w:ascii="Calibri" w:hAnsi="Calibri" w:cs="Arial"/>
+          <w:rtl/>
+          <w:sz w:val="24"/>
+          <w:szCs w:val="24"/>
+        </w:rPr>
+        <w:t xml:space="preserve">6.3. تُحفظ شهادات المعاملات والفواتير وقوائم التعبئة وبوالص الشحن معًا لكل شحنة.</w:t>
+      </w:r>
+    </w:p>
+    <w:p>
+      <w:pPr>
+        <w:pStyle w:val="ListeParagraf"/>
+        <w:bidi/>
+        <w:spacing w:after="80"/>
+        <w:ind w:left="0" w:right="709"/>
+        <w:jc w:val="both"/>
+      </w:pPr>
+      <w:r>
+        <w:rPr>
+          <w:rFonts w:ascii="Calibri" w:hAnsi="Calibri" w:cs="Arial"/>
+          <w:rtl/>
+          <w:sz w:val="24"/>
+          <w:szCs w:val="24"/>
+        </w:rPr>
+        <w:t xml:space="preserve">6.4. قبل الإرسال يُستكمل نموذج الشحن وطلب شهادة المعاملة (EMS.OR.FRM.21.07): تُفحص الملصقات والكراتين والوثائق، ويُذكر رقم الشهادة والادعاء العضوي في وثائق المبيعات.</w:t>
+      </w:r>
+    </w:p>
+    <w:p>
+      <w:pPr>
+        <w:pStyle w:val="ListeParagraf"/>
+        <w:bidi/>
+        <w:spacing w:after="80"/>
+        <w:ind w:left="0" w:right="709"/>
+        <w:jc w:val="both"/>
+      </w:pPr>
+    </w:p>
+    <w:p>
+      <w:pPr>
+        <w:pStyle w:val="ListeParagraf"/>
+        <w:bidi/>
+        <w:spacing w:before="120" w:after="60"/>
+        <w:ind w:left="0" w:right="709"/>
+      </w:pPr>
+      <w:r>
+        <w:rPr>
+          <w:rFonts w:ascii="Calibri" w:hAnsi="Calibri" w:cs="Arial"/>
+          <w:b/>
+          <w:bCs/>
+          <w:rtl/>
+          <w:sz w:val="24"/>
+          <w:szCs w:val="24"/>
+        </w:rPr>
+        <w:t xml:space="preserve">7. المتطلبات البيئية والاجتماعية لمعيار GOTS</w:t>
+      </w:r>
+    </w:p>
+    <w:p>
+      <w:pPr>
+        <w:pStyle w:val="ListeParagraf"/>
+        <w:bidi/>
+        <w:spacing w:after="80"/>
+        <w:ind w:left="0" w:right="709"/>
+        <w:jc w:val="both"/>
+      </w:pPr>
+      <w:r>
+        <w:rPr>
+          <w:rFonts w:ascii="Calibri" w:hAnsi="Calibri" w:cs="Arial"/>
+          <w:rtl/>
+          <w:sz w:val="24"/>
+          <w:szCs w:val="24"/>
+        </w:rPr>
+        <w:t xml:space="preserve">7.1. يعتمد منسق OCS المدخلات الكيميائية (الأصباغ والمواد المساعدة ومواد التجهيز والتنظيف) المستخدمة في طلبيات GOTS وفق معايير GOTS وقائمة ZDHC MRSL قبل شرائها، وتُدرج في جرد المواد الكيميائية (EMS.OR.FRM.21.20).</w:t>
+      </w:r>
+    </w:p>
+    <w:p>
+      <w:pPr>
+        <w:pStyle w:val="ListeParagraf"/>
+        <w:bidi/>
+        <w:spacing w:after="80"/>
+        <w:ind w:left="0" w:right="709"/>
+        <w:jc w:val="both"/>
+      </w:pPr>
+      <w:r>
+        <w:rPr>
+          <w:rFonts w:ascii="Calibri" w:hAnsi="Calibri" w:cs="Arial"/>
+          <w:rtl/>
+          <w:sz w:val="24"/>
+          <w:szCs w:val="24"/>
+        </w:rPr>
+        <w:t xml:space="preserve">7.2. تُخزن المواد الكيميائية المعتمدة بمعزل عن بقية المواد الكيميائية في منطقة تخزين المواد الكيميائية (المنطقة 13)، وتكون موسومة ومعها ورقة بيانات سلامة حديثة، وتُصرف للإنتاج مع تسجيل (EMS.OR.TL.21.15).</w:t>
+      </w:r>
+    </w:p>
+    <w:p>
+      <w:pPr>
+        <w:pStyle w:val="ListeParagraf"/>
+        <w:bidi/>
+        <w:spacing w:after="80"/>
+        <w:ind w:left="0" w:right="709"/>
+        <w:jc w:val="both"/>
+      </w:pPr>
+      <w:r>
+        <w:rPr>
+          <w:rFonts w:ascii="Calibri" w:hAnsi="Calibri" w:cs="Arial"/>
+          <w:rtl/>
+          <w:sz w:val="24"/>
+          <w:szCs w:val="24"/>
+        </w:rPr>
+        <w:t xml:space="preserve">7.3. تُعالج مياه الصرف الناتجة عن المعالجة الرطبة في محطة معالجة المياه وتُراقب وتُسجل النتائج (EMS.OR.TL.21.16).</w:t>
+      </w:r>
+    </w:p>
+    <w:p>
+      <w:pPr>
+        <w:pStyle w:val="ListeParagraf"/>
+        <w:bidi/>
+        <w:spacing w:after="80"/>
+        <w:ind w:left="0" w:right="709"/>
+        <w:jc w:val="both"/>
+      </w:pPr>
+      <w:r>
+        <w:rPr>
+          <w:rFonts w:ascii="Calibri" w:hAnsi="Calibri" w:cs="Arial"/>
+          <w:rtl/>
+          <w:sz w:val="24"/>
+          <w:szCs w:val="24"/>
+        </w:rPr>
+        <w:t xml:space="preserve">7.4. تُفرز النفايات عند المصدر، ولا تُخلط قصاصات المواد العضوية والتقليدية، وتُحفظ النفايات الخطرة في منطقة التخزين المؤقت حتى تجمعها شركة مرخصة (EMS.OR.TL.21.16).</w:t>
+      </w:r>
+    </w:p>
+    <w:p>
+      <w:pPr>
+        <w:pStyle w:val="ListeParagraf"/>
+        <w:bidi/>
+        <w:spacing w:after="80"/>
+        <w:ind w:left="0" w:right="709"/>
+        <w:jc w:val="both"/>
+      </w:pPr>
+      <w:r>
+        <w:rPr>
+          <w:rFonts w:ascii="Calibri" w:hAnsi="Calibri" w:cs="Arial"/>
+          <w:rtl/>
+          <w:sz w:val="24"/>
+          <w:szCs w:val="24"/>
+        </w:rPr>
+        <w:t xml:space="preserve">7.5. تُطبق المعايير الاجتماعية في GOTS، القائمة على اتفاقيات العمل الدولية الأساسية، من خلال إجراءات الموارد البشرية والامتثال الاجتماعي في EMS، وتُراجع في التدقيق الداخلي السنوي.</w:t>
+      </w:r>
+    </w:p>
+    <w:p>
+      <w:pPr>
+        <w:pStyle w:val="ListeParagraf"/>
+        <w:bidi/>
+        <w:spacing w:after="80"/>
+        <w:ind w:left="0" w:right="709"/>
+        <w:jc w:val="both"/>
+      </w:pPr>
+    </w:p>
+    <w:p>
+      <w:pPr>
+        <w:pStyle w:val="ListeParagraf"/>
+        <w:bidi/>
+        <w:spacing w:before="120" w:after="60"/>
+        <w:ind w:left="0" w:right="709"/>
+      </w:pPr>
+      <w:r>
+        <w:rPr>
+          <w:rFonts w:ascii="Calibri" w:hAnsi="Calibri" w:cs="Arial"/>
+          <w:b/>
+          <w:bCs/>
+          <w:rtl/>
+          <w:sz w:val="24"/>
+          <w:szCs w:val="24"/>
+        </w:rPr>
+        <w:t xml:space="preserve">8. المتابعة والأداء</w:t>
+      </w:r>
+    </w:p>
+    <w:p>
+      <w:pPr>
+        <w:pStyle w:val="ListeParagraf"/>
+        <w:bidi/>
+        <w:spacing w:after="80"/>
+        <w:ind w:left="0" w:right="709"/>
+        <w:jc w:val="both"/>
+      </w:pPr>
+      <w:r>
+        <w:rPr>
+          <w:rFonts w:ascii="Calibri" w:hAnsi="Calibri" w:cs="Arial"/>
+          <w:rtl/>
+          <w:sz w:val="24"/>
+          <w:szCs w:val="24"/>
+        </w:rPr>
+        <w:t xml:space="preserve">8.1. يتابع منسق OCS المؤشرات التالية ويرفعها إلى الإدارة:</w:t>
       </w:r>
     </w:p>
     <w:p>
@@ -1554,1344 +2882,18 @@
           <w:ilvl w:val="0"/>
           <w:numId w:val="1"/>
         </w:numPr>
+        <w:bidi/>
         <w:spacing w:after="60"/>
         <w:jc w:val="both"/>
       </w:pPr>
       <w:r>
         <w:rPr>
           <w:rFonts w:ascii="Calibri" w:hAnsi="Calibri" w:cs="Arial"/>
-          <w:sz w:val="24"/>
-          <w:szCs w:val="24"/>
-        </w:rPr>
-        <w:t xml:space="preserve">EMS.DP.PRO.08.01. Material Receiving and Storage Procedure</w:t>
-      </w:r>
-    </w:p>
-    <w:p>
-      <w:pPr>
-        <w:pStyle w:val="ListeParagraf"/>
-        <w:spacing w:after="80"/>
-        <w:ind w:left="709" w:right="0"/>
-        <w:jc w:val="both"/>
-      </w:pPr>
-    </w:p>
-    <w:p>
-      <w:pPr>
-        <w:pStyle w:val="ListeParagraf"/>
-        <w:spacing w:before="120" w:after="60"/>
-        <w:ind w:left="709" w:right="0"/>
-      </w:pPr>
-      <w:r>
-        <w:rPr>
-          <w:rFonts w:ascii="Calibri" w:hAnsi="Calibri" w:cs="Arial"/>
-          <w:b/>
-          <w:bCs/>
-          <w:sz w:val="24"/>
-          <w:szCs w:val="24"/>
-        </w:rPr>
-        <w:t xml:space="preserve">10. FEEDBACK AND MONITORING</w:t>
-      </w:r>
-    </w:p>
-    <w:p>
-      <w:pPr>
-        <w:pStyle w:val="ListeParagraf"/>
-        <w:spacing w:after="80"/>
-        <w:ind w:left="709" w:right="0"/>
-        <w:jc w:val="both"/>
-      </w:pPr>
-      <w:r>
-        <w:rPr>
-          <w:rFonts w:ascii="Calibri" w:hAnsi="Calibri" w:cs="Arial"/>
-          <w:sz w:val="24"/>
-          <w:szCs w:val="24"/>
-        </w:rPr>
-        <w:t xml:space="preserve">This procedure is reviewed every year by the OCS Coordinator, or earlier when the OCS standard, customer requirements or the certificate scope change. Audit findings are evaluated and the procedure is revised when necessary.</w:t>
-      </w:r>
-    </w:p>
-    <w:p>
-      <w:r>
-        <w:br w:type="page"/>
-      </w:r>
-    </w:p>
-    <w:p>
-      <w:pPr>
-        <w:pStyle w:val="ListeParagraf"/>
-        <w:bidi/>
-        <w:spacing w:before="120" w:after="60"/>
-        <w:ind w:left="0" w:right="709"/>
-      </w:pPr>
-      <w:r>
-        <w:rPr>
-          <w:rFonts w:ascii="Calibri" w:hAnsi="Calibri" w:cs="Arial"/>
-          <w:b/>
-          <w:bCs/>
-          <w:rtl/>
-          <w:sz w:val="24"/>
-          <w:szCs w:val="24"/>
-        </w:rPr>
-        <w:t xml:space="preserve">الغرض</w:t>
-      </w:r>
-    </w:p>
-    <w:p>
-      <w:pPr>
-        <w:pStyle w:val="ListeParagraf"/>
-        <w:bidi/>
-        <w:spacing w:after="80"/>
-        <w:ind w:left="0" w:right="709"/>
-        <w:jc w:val="both"/>
-      </w:pPr>
-      <w:r>
-        <w:rPr>
-          <w:rFonts w:ascii="Calibri" w:hAnsi="Calibri" w:cs="Arial"/>
-          <w:rtl/>
-          <w:sz w:val="24"/>
-          <w:szCs w:val="24"/>
-        </w:rPr>
-        <w:t xml:space="preserve">يحدد هذا الإجراء كيفية استلام المواد العضوية المعتمدة وفق معيار GOTS أو OCS والتحقق منها وتمييزها وفصلها ومعالجتها وتتبعها من الاستلام حتى الشحن في شركة إيروغلو للتريكو (EMS)، بحيث يمكن إثبات المحتوى العضوي لكل منتج ومنع أي خلط أو تلوث.</w:t>
-      </w:r>
-    </w:p>
-    <w:p>
-      <w:pPr>
-        <w:pStyle w:val="ListeParagraf"/>
-        <w:bidi/>
-        <w:spacing w:after="80"/>
-        <w:ind w:left="0" w:right="709"/>
-        <w:jc w:val="both"/>
-      </w:pPr>
-    </w:p>
-    <w:p>
-      <w:pPr>
-        <w:pStyle w:val="ListeParagraf"/>
-        <w:bidi/>
-        <w:spacing w:before="120" w:after="60"/>
-        <w:ind w:left="0" w:right="709"/>
-      </w:pPr>
-      <w:r>
-        <w:rPr>
-          <w:rFonts w:ascii="Calibri" w:hAnsi="Calibri" w:cs="Arial"/>
-          <w:b/>
-          <w:bCs/>
-          <w:rtl/>
-          <w:sz w:val="24"/>
-          <w:szCs w:val="24"/>
-        </w:rPr>
-        <w:t xml:space="preserve">النطاق</w:t>
-      </w:r>
-    </w:p>
-    <w:p>
-      <w:pPr>
-        <w:pStyle w:val="ListeParagraf"/>
-        <w:bidi/>
-        <w:spacing w:after="80"/>
-        <w:ind w:left="0" w:right="709"/>
-        <w:jc w:val="both"/>
-      </w:pPr>
-      <w:r>
-        <w:rPr>
-          <w:rFonts w:ascii="Calibri" w:hAnsi="Calibri" w:cs="Arial"/>
-          <w:rtl/>
-          <w:sz w:val="24"/>
-          <w:szCs w:val="24"/>
-        </w:rPr>
-        <w:t xml:space="preserve">يشمل هذا الإجراء جميع الخيوط والأقمشة والإكسسوارات العضوية التي يُدّعى أنها وفق معيار GOTS أو OCS، بدءًا من الشراء والاستلام مرورًا بالتريكو والصباغة والتجهيز والقص والخياطة والتعبئة والتصنيع لدى الغير وحتى الشحن.</w:t>
-      </w:r>
-    </w:p>
-    <w:p>
-      <w:pPr>
-        <w:pStyle w:val="ListeParagraf"/>
-        <w:bidi/>
-        <w:spacing w:after="80"/>
-        <w:ind w:left="0" w:right="709"/>
-        <w:jc w:val="both"/>
-      </w:pPr>
-    </w:p>
-    <w:p>
-      <w:pPr>
-        <w:pStyle w:val="ListeParagraf"/>
-        <w:bidi/>
-        <w:spacing w:before="120" w:after="60"/>
-        <w:ind w:left="0" w:right="709"/>
-      </w:pPr>
-      <w:r>
-        <w:rPr>
-          <w:rFonts w:ascii="Calibri" w:hAnsi="Calibri" w:cs="Arial"/>
-          <w:b/>
-          <w:bCs/>
-          <w:rtl/>
-          <w:sz w:val="24"/>
-          <w:szCs w:val="24"/>
-        </w:rPr>
-        <w:t xml:space="preserve">المسؤوليات</w:t>
-      </w:r>
-    </w:p>
-    <w:p>
-      <w:pPr>
-        <w:pStyle w:val="ListeParagraf"/>
-        <w:bidi/>
-        <w:spacing w:after="80"/>
-        <w:ind w:left="0" w:right="709"/>
-        <w:jc w:val="both"/>
-      </w:pPr>
-      <w:r>
-        <w:rPr>
-          <w:rFonts w:ascii="Calibri" w:hAnsi="Calibri" w:cs="Arial"/>
-          <w:rtl/>
-          <w:sz w:val="24"/>
-          <w:szCs w:val="24"/>
-        </w:rPr>
-        <w:t xml:space="preserve">• </w:t>
-      </w:r>
-      <w:r>
-        <w:rPr>
-          <w:rFonts w:ascii="Calibri" w:hAnsi="Calibri" w:cs="Arial"/>
-          <w:b/>
-          <w:bCs/>
-          <w:rtl/>
-          <w:sz w:val="24"/>
-          <w:szCs w:val="24"/>
-        </w:rPr>
-        <w:t xml:space="preserve">منسق OCS:</w:t>
-      </w:r>
-      <w:r>
-        <w:rPr>
-          <w:rFonts w:ascii="Calibri" w:hAnsi="Calibri" w:cs="Arial"/>
-          <w:rtl/>
-          <w:sz w:val="24"/>
-          <w:szCs w:val="24"/>
-        </w:rPr>
-        <w:t xml:space="preserve"> يتحقق من شهادات الموردين وشهادات المعاملات الواردة، ويحتفظ بسجلات التتبع وموازنة الكميات، ويطلب شهادات المعاملات الصادرة.</w:t>
-      </w:r>
-    </w:p>
-    <w:p>
-      <w:pPr>
-        <w:pStyle w:val="ListeParagraf"/>
-        <w:bidi/>
-        <w:spacing w:after="80"/>
-        <w:ind w:left="0" w:right="709"/>
-        <w:jc w:val="both"/>
-      </w:pPr>
-      <w:r>
-        <w:rPr>
-          <w:rFonts w:ascii="Calibri" w:hAnsi="Calibri" w:cs="Arial"/>
-          <w:rtl/>
-          <w:sz w:val="24"/>
-          <w:szCs w:val="24"/>
-        </w:rPr>
-        <w:t xml:space="preserve">• </w:t>
-      </w:r>
-      <w:r>
-        <w:rPr>
-          <w:rFonts w:ascii="Calibri" w:hAnsi="Calibri" w:cs="Arial"/>
-          <w:b/>
-          <w:bCs/>
-          <w:rtl/>
-          <w:sz w:val="24"/>
-          <w:szCs w:val="24"/>
-        </w:rPr>
-        <w:t xml:space="preserve">مشرف المستودع:</w:t>
-      </w:r>
-      <w:r>
-        <w:rPr>
-          <w:rFonts w:ascii="Calibri" w:hAnsi="Calibri" w:cs="Arial"/>
-          <w:rtl/>
-          <w:sz w:val="24"/>
-          <w:szCs w:val="24"/>
-        </w:rPr>
-        <w:t xml:space="preserve"> يستلم مواد OCS ويضع عليها الملصقات ويخزنها في المنطقة المخصصة ويسجل جميع حركاتها.</w:t>
-      </w:r>
-    </w:p>
-    <w:p>
-      <w:pPr>
-        <w:pStyle w:val="ListeParagraf"/>
-        <w:bidi/>
-        <w:spacing w:after="80"/>
-        <w:ind w:left="0" w:right="709"/>
-        <w:jc w:val="both"/>
-      </w:pPr>
-      <w:r>
-        <w:rPr>
-          <w:rFonts w:ascii="Calibri" w:hAnsi="Calibri" w:cs="Arial"/>
-          <w:rtl/>
-          <w:sz w:val="24"/>
-          <w:szCs w:val="24"/>
-        </w:rPr>
-        <w:t xml:space="preserve">• </w:t>
-      </w:r>
-      <w:r>
-        <w:rPr>
-          <w:rFonts w:ascii="Calibri" w:hAnsi="Calibri" w:cs="Arial"/>
-          <w:b/>
-          <w:bCs/>
-          <w:rtl/>
-          <w:sz w:val="24"/>
-          <w:szCs w:val="24"/>
-        </w:rPr>
-        <w:t xml:space="preserve">تخطيط الإنتاج ومشرفو الأقسام:</w:t>
-      </w:r>
-      <w:r>
-        <w:rPr>
-          <w:rFonts w:ascii="Calibri" w:hAnsi="Calibri" w:cs="Arial"/>
-          <w:rtl/>
-          <w:sz w:val="24"/>
-          <w:szCs w:val="24"/>
-        </w:rPr>
-        <w:t xml:space="preserve"> يخططون طلبيات OCS بشكل منفصل، ويحافظون على تمييز مواد OCS أثناء المعالجة، ويسجلون الكميات والفاقد وأرقام الدفعات.</w:t>
-      </w:r>
-    </w:p>
-    <w:p>
-      <w:pPr>
-        <w:pStyle w:val="ListeParagraf"/>
-        <w:bidi/>
-        <w:spacing w:after="80"/>
-        <w:ind w:left="0" w:right="709"/>
-        <w:jc w:val="both"/>
-      </w:pPr>
-      <w:r>
-        <w:rPr>
-          <w:rFonts w:ascii="Calibri" w:hAnsi="Calibri" w:cs="Arial"/>
-          <w:rtl/>
-          <w:sz w:val="24"/>
-          <w:szCs w:val="24"/>
-        </w:rPr>
-        <w:t xml:space="preserve">• </w:t>
-      </w:r>
-      <w:r>
-        <w:rPr>
-          <w:rFonts w:ascii="Calibri" w:hAnsi="Calibri" w:cs="Arial"/>
-          <w:b/>
-          <w:bCs/>
-          <w:rtl/>
-          <w:sz w:val="24"/>
-          <w:szCs w:val="24"/>
-        </w:rPr>
-        <w:t xml:space="preserve">ضمان الجودة:</w:t>
-      </w:r>
-      <w:r>
-        <w:rPr>
-          <w:rFonts w:ascii="Calibri" w:hAnsi="Calibri" w:cs="Arial"/>
-          <w:rtl/>
-          <w:sz w:val="24"/>
-          <w:szCs w:val="24"/>
-        </w:rPr>
-        <w:t xml:space="preserve"> يتحقق من الفصل والتوسيم أثناء الفحص على خط الإنتاج وقبل الشحن.</w:t>
-      </w:r>
-    </w:p>
-    <w:p>
-      <w:pPr>
-        <w:pStyle w:val="ListeParagraf"/>
-        <w:bidi/>
-        <w:spacing w:after="80"/>
-        <w:ind w:left="0" w:right="709"/>
-        <w:jc w:val="both"/>
-      </w:pPr>
-    </w:p>
-    <w:p>
-      <w:pPr>
-        <w:pStyle w:val="ListeParagraf"/>
-        <w:bidi/>
-        <w:spacing w:before="120" w:after="60"/>
-        <w:ind w:left="0" w:right="709"/>
-      </w:pPr>
-      <w:r>
-        <w:rPr>
-          <w:rFonts w:ascii="Calibri" w:hAnsi="Calibri" w:cs="Arial"/>
-          <w:b/>
-          <w:bCs/>
-          <w:rtl/>
-          <w:sz w:val="24"/>
-          <w:szCs w:val="24"/>
-        </w:rPr>
-        <w:t xml:space="preserve">التعريفات</w:t>
-      </w:r>
-    </w:p>
-    <w:p>
-      <w:pPr>
-        <w:pStyle w:val="ListeParagraf"/>
-        <w:bidi/>
-        <w:spacing w:after="80"/>
-        <w:ind w:left="0" w:right="709"/>
-        <w:jc w:val="both"/>
-      </w:pPr>
-      <w:r>
-        <w:rPr>
-          <w:rFonts w:ascii="Calibri" w:hAnsi="Calibri" w:cs="Arial"/>
-          <w:rtl/>
-          <w:sz w:val="24"/>
-          <w:szCs w:val="24"/>
-        </w:rPr>
-        <w:t xml:space="preserve">• </w:t>
-      </w:r>
-      <w:r>
-        <w:rPr>
-          <w:rFonts w:ascii="Calibri" w:hAnsi="Calibri" w:cs="Arial"/>
-          <w:b/>
-          <w:bCs/>
-          <w:rtl/>
-          <w:sz w:val="24"/>
-          <w:szCs w:val="24"/>
-        </w:rPr>
-        <w:t xml:space="preserve">شهادة المعاملة الواردة:</w:t>
-      </w:r>
-      <w:r>
-        <w:rPr>
-          <w:rFonts w:ascii="Calibri" w:hAnsi="Calibri" w:cs="Arial"/>
-          <w:rtl/>
-          <w:sz w:val="24"/>
-          <w:szCs w:val="24"/>
-        </w:rPr>
-        <w:t xml:space="preserve"> شهادة المعاملة المستلمة من المورد للمواد العضوية الموردة إلى EMS.</w:t>
-      </w:r>
-    </w:p>
-    <w:p>
-      <w:pPr>
-        <w:pStyle w:val="ListeParagraf"/>
-        <w:bidi/>
-        <w:spacing w:after="80"/>
-        <w:ind w:left="0" w:right="709"/>
-        <w:jc w:val="both"/>
-      </w:pPr>
-      <w:r>
-        <w:rPr>
-          <w:rFonts w:ascii="Calibri" w:hAnsi="Calibri" w:cs="Arial"/>
-          <w:rtl/>
-          <w:sz w:val="24"/>
-          <w:szCs w:val="24"/>
-        </w:rPr>
-        <w:t xml:space="preserve">• </w:t>
-      </w:r>
-      <w:r>
-        <w:rPr>
-          <w:rFonts w:ascii="Calibri" w:hAnsi="Calibri" w:cs="Arial"/>
-          <w:b/>
-          <w:bCs/>
-          <w:rtl/>
-          <w:sz w:val="24"/>
-          <w:szCs w:val="24"/>
-        </w:rPr>
-        <w:t xml:space="preserve">موازنة الكميات:</w:t>
-      </w:r>
-      <w:r>
-        <w:rPr>
-          <w:rFonts w:ascii="Calibri" w:hAnsi="Calibri" w:cs="Arial"/>
-          <w:rtl/>
-          <w:sz w:val="24"/>
-          <w:szCs w:val="24"/>
-        </w:rPr>
-        <w:t xml:space="preserve"> مقارنة كمية المدخلات المعتمدة بكمية المخرجات المعتمدة وفاقد العمليات لطلبية أو لفترة معينة.</w:t>
-      </w:r>
-    </w:p>
-    <w:p>
-      <w:pPr>
-        <w:pStyle w:val="ListeParagraf"/>
-        <w:bidi/>
-        <w:spacing w:after="80"/>
-        <w:ind w:left="0" w:right="709"/>
-        <w:jc w:val="both"/>
-      </w:pPr>
-      <w:r>
-        <w:rPr>
-          <w:rFonts w:ascii="Calibri" w:hAnsi="Calibri" w:cs="Arial"/>
-          <w:rtl/>
-          <w:sz w:val="24"/>
-          <w:szCs w:val="24"/>
-        </w:rPr>
-        <w:t xml:space="preserve">• </w:t>
-      </w:r>
-      <w:r>
-        <w:rPr>
-          <w:rFonts w:ascii="Calibri" w:hAnsi="Calibri" w:cs="Arial"/>
-          <w:b/>
-          <w:bCs/>
-          <w:rtl/>
-          <w:sz w:val="24"/>
-          <w:szCs w:val="24"/>
-        </w:rPr>
-        <w:t xml:space="preserve">دفعة OCS:</w:t>
-      </w:r>
-      <w:r>
-        <w:rPr>
-          <w:rFonts w:ascii="Calibri" w:hAnsi="Calibri" w:cs="Arial"/>
-          <w:rtl/>
-          <w:sz w:val="24"/>
-          <w:szCs w:val="24"/>
-        </w:rPr>
-        <w:t xml:space="preserve"> كمية محددة من المواد العضوية لها رقم تعريف خاص بها ومرتبطة بشهادة المعاملة الواردة الخاصة بها.</w:t>
-      </w:r>
-    </w:p>
-    <w:p>
-      <w:pPr>
-        <w:pStyle w:val="ListeParagraf"/>
-        <w:bidi/>
-        <w:spacing w:after="80"/>
-        <w:ind w:left="0" w:right="709"/>
-        <w:jc w:val="both"/>
-      </w:pPr>
-      <w:r>
-        <w:rPr>
-          <w:rFonts w:ascii="Calibri" w:hAnsi="Calibri" w:cs="Arial"/>
-          <w:rtl/>
-          <w:sz w:val="24"/>
-          <w:szCs w:val="24"/>
-        </w:rPr>
-        <w:t xml:space="preserve">• </w:t>
-      </w:r>
-      <w:r>
-        <w:rPr>
-          <w:rFonts w:ascii="Calibri" w:hAnsi="Calibri" w:cs="Arial"/>
-          <w:b/>
-          <w:bCs/>
-          <w:rtl/>
-          <w:sz w:val="24"/>
-          <w:szCs w:val="24"/>
-        </w:rPr>
-        <w:t xml:space="preserve">منسق OCS:</w:t>
-      </w:r>
-      <w:r>
-        <w:rPr>
-          <w:rFonts w:ascii="Calibri" w:hAnsi="Calibri" w:cs="Arial"/>
-          <w:rtl/>
-          <w:sz w:val="24"/>
-          <w:szCs w:val="24"/>
-        </w:rPr>
-        <w:t xml:space="preserve"> الشخص المسؤول عن النظام العضوي. ويعمل أيضًا كمنسق GOTS عند معالجة طلبيات GOTS، وتنطبق القواعد نفسها على دفعات GOTS.</w:t>
-      </w:r>
-    </w:p>
-    <w:p>
-      <w:pPr>
-        <w:pStyle w:val="ListeParagraf"/>
-        <w:bidi/>
-        <w:spacing w:after="80"/>
-        <w:ind w:left="0" w:right="709"/>
-        <w:jc w:val="both"/>
-      </w:pPr>
-      <w:r>
-        <w:rPr>
-          <w:rFonts w:ascii="Calibri" w:hAnsi="Calibri" w:cs="Arial"/>
-          <w:rtl/>
-          <w:sz w:val="24"/>
-          <w:szCs w:val="24"/>
-        </w:rPr>
-        <w:t xml:space="preserve">• </w:t>
-      </w:r>
-      <w:r>
-        <w:rPr>
-          <w:rFonts w:ascii="Calibri" w:hAnsi="Calibri" w:cs="Arial"/>
-          <w:b/>
-          <w:bCs/>
-          <w:rtl/>
-          <w:sz w:val="24"/>
-          <w:szCs w:val="24"/>
-        </w:rPr>
-        <w:t xml:space="preserve">نظام الألوان:</w:t>
-      </w:r>
-      <w:r>
-        <w:rPr>
-          <w:rFonts w:ascii="Calibri" w:hAnsi="Calibri" w:cs="Arial"/>
-          <w:rtl/>
-          <w:sz w:val="24"/>
-          <w:szCs w:val="24"/>
-        </w:rPr>
-        <w:t xml:space="preserve"> أخضر = منطقة منتج عضوي، أزرق = منطقة تقليدية، أصفر = منطقة انتظار أو حجر، أحمر = منطقة غير مطابقة أو محظورة (انظر EMS.OR.PRO.21.02).</w:t>
-      </w:r>
-    </w:p>
-    <w:p>
-      <w:pPr>
-        <w:pStyle w:val="ListeParagraf"/>
-        <w:bidi/>
-        <w:spacing w:after="80"/>
-        <w:ind w:left="0" w:right="709"/>
-        <w:jc w:val="both"/>
-      </w:pPr>
-    </w:p>
-    <w:p>
-      <w:pPr>
-        <w:pStyle w:val="ListeParagraf"/>
-        <w:bidi/>
-        <w:spacing w:before="120" w:after="60"/>
-        <w:ind w:left="0" w:right="709"/>
-      </w:pPr>
-      <w:r>
-        <w:rPr>
-          <w:rFonts w:ascii="Calibri" w:hAnsi="Calibri" w:cs="Arial"/>
-          <w:b/>
-          <w:bCs/>
-          <w:rtl/>
-          <w:sz w:val="24"/>
-          <w:szCs w:val="24"/>
-        </w:rPr>
-        <w:t xml:space="preserve">العمليات الرئيسية والفرعية</w:t>
-      </w:r>
-    </w:p>
-    <w:p>
-      <w:pPr>
-        <w:pStyle w:val="ListeParagraf"/>
-        <w:bidi/>
-        <w:spacing w:before="120" w:after="60"/>
-        <w:ind w:left="0" w:right="709"/>
-      </w:pPr>
-      <w:r>
-        <w:rPr>
-          <w:rFonts w:ascii="Calibri" w:hAnsi="Calibri" w:cs="Arial"/>
-          <w:b/>
-          <w:bCs/>
-          <w:rtl/>
-          <w:sz w:val="24"/>
-          <w:szCs w:val="24"/>
-        </w:rPr>
-        <w:t xml:space="preserve">1. الشراء والتحقق من الموردين</w:t>
-      </w:r>
-    </w:p>
-    <w:p>
-      <w:pPr>
-        <w:pStyle w:val="ListeParagraf"/>
-        <w:bidi/>
-        <w:spacing w:after="80"/>
-        <w:ind w:left="0" w:right="709"/>
-        <w:jc w:val="both"/>
-      </w:pPr>
-      <w:r>
-        <w:rPr>
-          <w:rFonts w:ascii="Calibri" w:hAnsi="Calibri" w:cs="Arial"/>
-          <w:rtl/>
-          <w:sz w:val="24"/>
-          <w:szCs w:val="24"/>
-        </w:rPr>
-        <w:t xml:space="preserve">1.1. لا تُطلب المواد العضوية إلا من موردين لديهم شهادة نطاق GOTS أو OCS سارية تغطي المنتج؛ ويتحقق منسق OCS من الشهادة في قاعدة بيانات الشهادات العامة قبل إصدار الطلب.</w:t>
-      </w:r>
-    </w:p>
-    <w:p>
-      <w:pPr>
-        <w:pStyle w:val="ListeParagraf"/>
-        <w:bidi/>
-        <w:spacing w:after="80"/>
-        <w:ind w:left="0" w:right="709"/>
-        <w:jc w:val="both"/>
-      </w:pPr>
-      <w:r>
-        <w:rPr>
-          <w:rFonts w:ascii="Calibri" w:hAnsi="Calibri" w:cs="Arial"/>
-          <w:rtl/>
-          <w:sz w:val="24"/>
-          <w:szCs w:val="24"/>
-        </w:rPr>
-        <w:t xml:space="preserve">1.2. ينص أمر الشراء بوضوح على «OCS 100» أو «OCS Blended» ونسبة المحتوى العضوي وضرورة تقديم شهادة معاملة.</w:t>
-      </w:r>
-    </w:p>
-    <w:p>
-      <w:pPr>
-        <w:pStyle w:val="ListeParagraf"/>
-        <w:bidi/>
-        <w:spacing w:after="80"/>
-        <w:ind w:left="0" w:right="709"/>
-        <w:jc w:val="both"/>
-      </w:pPr>
-    </w:p>
-    <w:p>
-      <w:pPr>
-        <w:pStyle w:val="ListeParagraf"/>
-        <w:bidi/>
-        <w:spacing w:before="120" w:after="60"/>
-        <w:ind w:left="0" w:right="709"/>
-      </w:pPr>
-      <w:r>
-        <w:rPr>
-          <w:rFonts w:ascii="Calibri" w:hAnsi="Calibri" w:cs="Arial"/>
-          <w:b/>
-          <w:bCs/>
-          <w:rtl/>
-          <w:sz w:val="24"/>
-          <w:szCs w:val="24"/>
-        </w:rPr>
-        <w:t xml:space="preserve">2. الاستلام والتحقق</w:t>
-      </w:r>
-    </w:p>
-    <w:p>
-      <w:pPr>
-        <w:pStyle w:val="ListeParagraf"/>
-        <w:bidi/>
-        <w:spacing w:after="80"/>
-        <w:ind w:left="0" w:right="709"/>
-        <w:jc w:val="both"/>
-      </w:pPr>
-      <w:r>
-        <w:rPr>
-          <w:rFonts w:ascii="Calibri" w:hAnsi="Calibri" w:cs="Arial"/>
-          <w:rtl/>
-          <w:sz w:val="24"/>
-          <w:szCs w:val="24"/>
-        </w:rPr>
-        <w:t xml:space="preserve">2.1. عند الاستلام يتحقق المستودع من إذن التسليم والفاتورة وقائمة التعبئة، ومن أن العبوات موسومة كمواد عضوية.</w:t>
-      </w:r>
-    </w:p>
-    <w:p>
-      <w:pPr>
-        <w:pStyle w:val="ListeParagraf"/>
-        <w:bidi/>
-        <w:spacing w:after="80"/>
-        <w:ind w:left="0" w:right="709"/>
-        <w:jc w:val="both"/>
-      </w:pPr>
-      <w:r>
-        <w:rPr>
-          <w:rFonts w:ascii="Calibri" w:hAnsi="Calibri" w:cs="Arial"/>
-          <w:rtl/>
-          <w:sz w:val="24"/>
-          <w:szCs w:val="24"/>
-        </w:rPr>
-        <w:t xml:space="preserve">2.2. يتحقق منسق OCS من أن الكميات ووصف المنتج والبائع والمشتري الواردة في شهادة المعاملة الواردة (أو بيانات الشحنة المرسلة لإصدار الشهادة) تطابق التوريد.</w:t>
-      </w:r>
-    </w:p>
-    <w:p>
-      <w:pPr>
-        <w:pStyle w:val="ListeParagraf"/>
-        <w:bidi/>
-        <w:spacing w:after="80"/>
-        <w:ind w:left="0" w:right="709"/>
-        <w:jc w:val="both"/>
-      </w:pPr>
-      <w:r>
-        <w:rPr>
-          <w:rFonts w:ascii="Calibri" w:hAnsi="Calibri" w:cs="Arial"/>
-          <w:rtl/>
-          <w:sz w:val="24"/>
-          <w:szCs w:val="24"/>
-        </w:rPr>
-        <w:t xml:space="preserve">2.3. تُوقف المواد التي لا تتطابق وثائقها في منطقة الحجر، ولا تُستخدم كمواد عضوية حتى تُحل المشكلة.</w:t>
-      </w:r>
-    </w:p>
-    <w:p>
-      <w:pPr>
-        <w:pStyle w:val="ListeParagraf"/>
-        <w:bidi/>
-        <w:spacing w:after="80"/>
-        <w:ind w:left="0" w:right="709"/>
-        <w:jc w:val="both"/>
-      </w:pPr>
-    </w:p>
-    <w:p>
-      <w:pPr>
-        <w:pStyle w:val="ListeParagraf"/>
-        <w:bidi/>
-        <w:spacing w:before="120" w:after="60"/>
-        <w:ind w:left="0" w:right="709"/>
-      </w:pPr>
-      <w:r>
-        <w:rPr>
-          <w:rFonts w:ascii="Calibri" w:hAnsi="Calibri" w:cs="Arial"/>
-          <w:b/>
-          <w:bCs/>
-          <w:rtl/>
-          <w:sz w:val="24"/>
-          <w:szCs w:val="24"/>
-        </w:rPr>
-        <w:t xml:space="preserve">3. التمييز والفصل</w:t>
-      </w:r>
-    </w:p>
-    <w:p>
-      <w:pPr>
-        <w:pStyle w:val="ListeParagraf"/>
-        <w:bidi/>
-        <w:spacing w:after="80"/>
-        <w:ind w:left="0" w:right="709"/>
-        <w:jc w:val="both"/>
-      </w:pPr>
-      <w:r>
-        <w:rPr>
-          <w:rFonts w:ascii="Calibri" w:hAnsi="Calibri" w:cs="Arial"/>
-          <w:rtl/>
-          <w:sz w:val="24"/>
-          <w:szCs w:val="24"/>
-        </w:rPr>
-        <w:t xml:space="preserve">3.1. تُعطى كل دفعة OCS رقم دفعة وملصقًا أخضر «OCS – عضوي» يبين رقم الدفعة والمورد والكمية ورقم شهادة المعاملة.</w:t>
-      </w:r>
-    </w:p>
-    <w:p>
-      <w:pPr>
-        <w:pStyle w:val="ListeParagraf"/>
-        <w:bidi/>
-        <w:spacing w:after="80"/>
-        <w:ind w:left="0" w:right="709"/>
-        <w:jc w:val="both"/>
-      </w:pPr>
-      <w:r>
-        <w:rPr>
-          <w:rFonts w:ascii="Calibri" w:hAnsi="Calibri" w:cs="Arial"/>
-          <w:rtl/>
-          <w:sz w:val="24"/>
-          <w:szCs w:val="24"/>
-        </w:rPr>
-        <w:t xml:space="preserve">3.2. تُخزن مواد OCS في منطقة أو رف منفصل ومحدد بوضوح، ولا تُخزن أبدًا على نفس المنصة أو في نفس الصندوق مع المواد التقليدية.</w:t>
-      </w:r>
-    </w:p>
-    <w:p>
-      <w:pPr>
-        <w:pStyle w:val="ListeParagraf"/>
-        <w:bidi/>
-        <w:spacing w:after="80"/>
-        <w:ind w:left="0" w:right="709"/>
-        <w:jc w:val="both"/>
-      </w:pPr>
-      <w:r>
-        <w:rPr>
-          <w:rFonts w:ascii="Calibri" w:hAnsi="Calibri" w:cs="Arial"/>
-          <w:rtl/>
-          <w:sz w:val="24"/>
-          <w:szCs w:val="24"/>
-        </w:rPr>
-        <w:t xml:space="preserve">3.3. قبل بدء طلبية OCS تُنظف الآلات وطاولات القص وخطوط الخياطة، ويُنفذ تفريغ الخط ويُسجل.</w:t>
-      </w:r>
-    </w:p>
-    <w:p>
-      <w:pPr>
-        <w:pStyle w:val="ListeParagraf"/>
-        <w:bidi/>
-        <w:spacing w:after="80"/>
-        <w:ind w:left="0" w:right="709"/>
-        <w:jc w:val="both"/>
-      </w:pPr>
-      <w:r>
-        <w:rPr>
-          <w:rFonts w:ascii="Calibri" w:hAnsi="Calibri" w:cs="Arial"/>
-          <w:rtl/>
-          <w:sz w:val="24"/>
-          <w:szCs w:val="24"/>
-        </w:rPr>
-        <w:t xml:space="preserve">3.4. تحمل المنتجات قيد التصنيع والقطع المقصوصة والمنتجات النهائية علامات تمييز OCS (ملصقات أو بطاقات حزم ملونة أو بطاقات تعريف) في كل مرحلة.</w:t>
-      </w:r>
-    </w:p>
-    <w:p>
-      <w:pPr>
-        <w:pStyle w:val="ListeParagraf"/>
-        <w:bidi/>
-        <w:spacing w:after="80"/>
-        <w:ind w:left="0" w:right="709"/>
-        <w:jc w:val="both"/>
-      </w:pPr>
-      <w:r>
-        <w:rPr>
-          <w:rFonts w:ascii="Calibri" w:hAnsi="Calibri" w:cs="Arial"/>
-          <w:rtl/>
-          <w:sz w:val="24"/>
-          <w:szCs w:val="24"/>
-        </w:rPr>
-        <w:t xml:space="preserve">3.5. تُعالج طلبيات OCS قدر الإمكان في دفعات منفصلة أو في بداية الوردية؛ ولا يُسمح بالتحميل المختلط مع المواد التقليدية.</w:t>
-      </w:r>
-    </w:p>
-    <w:p>
-      <w:pPr>
-        <w:pStyle w:val="ListeParagraf"/>
-        <w:bidi/>
-        <w:spacing w:after="80"/>
-        <w:ind w:left="0" w:right="709"/>
-        <w:jc w:val="both"/>
-      </w:pPr>
-      <w:r>
-        <w:rPr>
-          <w:rFonts w:ascii="Calibri" w:hAnsi="Calibri" w:cs="Arial"/>
-          <w:rtl/>
-          <w:sz w:val="24"/>
-          <w:szCs w:val="24"/>
-        </w:rPr>
-        <w:t xml:space="preserve">3.6. تُحدد مناطق الإنتاج العضوي ونظام ألوانها ولافتاتها وقواعد الدخول إليها في EMS.OR.PRO.21.02؛ وتُبيَّن طريقة التنظيف عند التبديل وتفريغ الخط في EMS.OR.TL.21.02 وتُسجل في سجل التبديل وتفريغ الخط (EMS.OR.FRM.21.03).</w:t>
-      </w:r>
-    </w:p>
-    <w:p>
-      <w:pPr>
-        <w:pStyle w:val="ListeParagraf"/>
-        <w:bidi/>
-        <w:spacing w:after="80"/>
-        <w:ind w:left="0" w:right="709"/>
-        <w:jc w:val="both"/>
-      </w:pPr>
-      <w:r>
-        <w:rPr>
-          <w:rFonts w:ascii="Calibri" w:hAnsi="Calibri" w:cs="Arial"/>
-          <w:rtl/>
-          <w:sz w:val="24"/>
-          <w:szCs w:val="24"/>
-        </w:rPr>
-        <w:t xml:space="preserve">3.7. تُنقل المواد غير الموسومة أو المشكوك فيها أو المنتظرة للقرار إلى منطقة انتظار صفراء؛ وتُنقل المواد غير المطابقة إلى منطقة حمراء محظورة ولا تُستخدم أبدًا كمواد عضوية.</w:t>
-      </w:r>
-    </w:p>
-    <w:p>
-      <w:pPr>
-        <w:pStyle w:val="ListeParagraf"/>
-        <w:bidi/>
-        <w:spacing w:after="80"/>
-        <w:ind w:left="0" w:right="709"/>
-        <w:jc w:val="both"/>
-      </w:pPr>
-    </w:p>
-    <w:p>
-      <w:pPr>
-        <w:pStyle w:val="ListeParagraf"/>
-        <w:bidi/>
-        <w:spacing w:before="120" w:after="60"/>
-        <w:ind w:left="0" w:right="709"/>
-      </w:pPr>
-      <w:r>
-        <w:rPr>
-          <w:rFonts w:ascii="Calibri" w:hAnsi="Calibri" w:cs="Arial"/>
-          <w:b/>
-          <w:bCs/>
-          <w:rtl/>
-          <w:sz w:val="24"/>
-          <w:szCs w:val="24"/>
-        </w:rPr>
-        <w:t xml:space="preserve">4. التتبع وموازنة الكميات</w:t>
-      </w:r>
-    </w:p>
-    <w:p>
-      <w:pPr>
-        <w:pStyle w:val="ListeParagraf"/>
-        <w:bidi/>
-        <w:spacing w:after="80"/>
-        <w:ind w:left="0" w:right="709"/>
-        <w:jc w:val="both"/>
-      </w:pPr>
-      <w:r>
-        <w:rPr>
-          <w:rFonts w:ascii="Calibri" w:hAnsi="Calibri" w:cs="Arial"/>
-          <w:rtl/>
-          <w:sz w:val="24"/>
-          <w:szCs w:val="24"/>
-        </w:rPr>
-        <w:t xml:space="preserve">4.1. لكل طلبية OCS تربط سجلات الإنتاج رقم دفعة المدخلات وشهادة المعاملة بسجلات التريكو ودفعة الصباغة والقص والخياطة والتعبئة.</w:t>
-      </w:r>
-    </w:p>
-    <w:p>
-      <w:pPr>
-        <w:pStyle w:val="ListeParagraf"/>
-        <w:bidi/>
-        <w:spacing w:after="80"/>
-        <w:ind w:left="0" w:right="709"/>
-        <w:jc w:val="both"/>
-      </w:pPr>
-      <w:r>
-        <w:rPr>
-          <w:rFonts w:ascii="Calibri" w:hAnsi="Calibri" w:cs="Arial"/>
-          <w:rtl/>
-          <w:sz w:val="24"/>
-          <w:szCs w:val="24"/>
-        </w:rPr>
-        <w:t xml:space="preserve">4.2. تُسجل كميات المدخلات والمخرجات والفاقد والمرفوضات في كل مرحلة، باستخدام معاملات تحويل يعتمدها منسق OCS.</w:t>
-      </w:r>
-    </w:p>
-    <w:p>
-      <w:pPr>
-        <w:pStyle w:val="ListeParagraf"/>
-        <w:bidi/>
-        <w:spacing w:after="80"/>
-        <w:ind w:left="0" w:right="709"/>
-        <w:jc w:val="both"/>
-      </w:pPr>
-      <w:r>
-        <w:rPr>
-          <w:rFonts w:ascii="Calibri" w:hAnsi="Calibri" w:cs="Arial"/>
-          <w:rtl/>
-          <w:sz w:val="24"/>
-          <w:szCs w:val="24"/>
-        </w:rPr>
-        <w:t xml:space="preserve">4.3. تُجرى موازنة الكميات لكل طلبية وتُلخص كل ربع سنة؛ ولا يجوز أبدًا أن تتجاوز المخرجات المُدّعى أنها عضوية كمية المدخلات المعتمدة مطروحًا منها فاقد العمليات.</w:t>
-      </w:r>
-    </w:p>
-    <w:p>
-      <w:pPr>
-        <w:pStyle w:val="ListeParagraf"/>
-        <w:bidi/>
-        <w:spacing w:after="80"/>
-        <w:ind w:left="0" w:right="709"/>
-        <w:jc w:val="both"/>
-      </w:pPr>
-      <w:r>
-        <w:rPr>
-          <w:rFonts w:ascii="Calibri" w:hAnsi="Calibri" w:cs="Arial"/>
-          <w:rtl/>
-          <w:sz w:val="24"/>
-          <w:szCs w:val="24"/>
-        </w:rPr>
-        <w:t xml:space="preserve">4.4. تُحفظ النفايات والقصاصات العضوية منفصلة وتُسجل.</w:t>
-      </w:r>
-    </w:p>
-    <w:p>
-      <w:pPr>
-        <w:pStyle w:val="ListeParagraf"/>
-        <w:bidi/>
-        <w:spacing w:after="80"/>
-        <w:ind w:left="0" w:right="709"/>
-        <w:jc w:val="both"/>
-      </w:pPr>
-      <w:r>
-        <w:rPr>
-          <w:rFonts w:ascii="Calibri" w:hAnsi="Calibri" w:cs="Arial"/>
-          <w:rtl/>
-          <w:sz w:val="24"/>
-          <w:szCs w:val="24"/>
-        </w:rPr>
-        <w:t xml:space="preserve">4.5. تُسجل موازنة الكميات في سجل موازنة الكتلة العضوية (EMS.OR.FRM.21.04). وتُدرج كل دفعة في سجل تتبع الدفعات العضوية (EMS.OR.FRM.21.02) عند صرفها للإنتاج.</w:t>
-      </w:r>
-    </w:p>
-    <w:p>
-      <w:pPr>
-        <w:pStyle w:val="ListeParagraf"/>
-        <w:bidi/>
-        <w:spacing w:after="80"/>
-        <w:ind w:left="0" w:right="709"/>
-        <w:jc w:val="both"/>
-      </w:pPr>
-      <w:r>
-        <w:rPr>
-          <w:rFonts w:ascii="Calibri" w:hAnsi="Calibri" w:cs="Arial"/>
-          <w:rtl/>
-          <w:sz w:val="24"/>
-          <w:szCs w:val="24"/>
-        </w:rPr>
-        <w:t xml:space="preserve">4.6. يُحقق في أي فرق غير مبرر بين المدخلات والمخرجات المعتمدة؛ وحد التنبيه الداخلي هو 2% من كمية المدخلات (سياسة الشركة)، ويُبلَّغ الفرق إلى جهة الاعتماد عندما يتعذر تفسيره.</w:t>
-      </w:r>
-    </w:p>
-    <w:p>
-      <w:pPr>
-        <w:pStyle w:val="ListeParagraf"/>
-        <w:bidi/>
-        <w:spacing w:after="80"/>
-        <w:ind w:left="0" w:right="709"/>
-        <w:jc w:val="both"/>
-      </w:pPr>
-    </w:p>
-    <w:p>
-      <w:pPr>
-        <w:pStyle w:val="ListeParagraf"/>
-        <w:bidi/>
-        <w:spacing w:before="120" w:after="60"/>
-        <w:ind w:left="0" w:right="709"/>
-      </w:pPr>
-      <w:r>
-        <w:rPr>
-          <w:rFonts w:ascii="Calibri" w:hAnsi="Calibri" w:cs="Arial"/>
-          <w:b/>
-          <w:bCs/>
-          <w:rtl/>
-          <w:sz w:val="24"/>
-          <w:szCs w:val="24"/>
-        </w:rPr>
-        <w:t xml:space="preserve">5. التصنيع لدى الغير</w:t>
-      </w:r>
-    </w:p>
-    <w:p>
-      <w:pPr>
-        <w:pStyle w:val="ListeParagraf"/>
-        <w:bidi/>
-        <w:spacing w:after="80"/>
-        <w:ind w:left="0" w:right="709"/>
-        <w:jc w:val="both"/>
-      </w:pPr>
-      <w:r>
-        <w:rPr>
-          <w:rFonts w:ascii="Calibri" w:hAnsi="Calibri" w:cs="Arial"/>
-          <w:rtl/>
-          <w:sz w:val="24"/>
-          <w:szCs w:val="24"/>
-        </w:rPr>
-        <w:t xml:space="preserve">5.1. لا تُرسل مواد OCS إلا إلى مقاولين من الباطن لديهم شهادة نطاق OCS سارية أو مدرجين ضمن نطاق شهادة EMS.</w:t>
-      </w:r>
-    </w:p>
-    <w:p>
-      <w:pPr>
-        <w:pStyle w:val="ListeParagraf"/>
-        <w:bidi/>
-        <w:spacing w:after="80"/>
-        <w:ind w:left="0" w:right="709"/>
-        <w:jc w:val="both"/>
-      </w:pPr>
-      <w:r>
-        <w:rPr>
-          <w:rFonts w:ascii="Calibri" w:hAnsi="Calibri" w:cs="Arial"/>
-          <w:rtl/>
-          <w:sz w:val="24"/>
-          <w:szCs w:val="24"/>
-        </w:rPr>
-        <w:t xml:space="preserve">5.2. تُسجل كميات الإرسال والإرجاع، ويحافظ المقاول من الباطن على فصل المواد وتمييزها.</w:t>
-      </w:r>
-    </w:p>
-    <w:p>
-      <w:pPr>
-        <w:pStyle w:val="ListeParagraf"/>
-        <w:bidi/>
-        <w:spacing w:after="80"/>
-        <w:ind w:left="0" w:right="709"/>
-        <w:jc w:val="both"/>
-      </w:pPr>
-      <w:r>
-        <w:rPr>
-          <w:rFonts w:ascii="Calibri" w:hAnsi="Calibri" w:cs="Arial"/>
-          <w:rtl/>
-          <w:sz w:val="24"/>
-          <w:szCs w:val="24"/>
-        </w:rPr>
-        <w:t xml:space="preserve">5.3. بالنسبة لطلبيات GOTS، يجب أن يحمل المقاولون من الباطن الذين ينفذون المعالجة الرطبة أو الطباعة أو الخياطة شهادة نطاق GOTS سارية خاصة بهم أو أن يكونوا مدرجين في نطاق EMS؛ ويجوز لـ EMS ولجهة الاعتماد زيارتهم بإعلان مسبق أو دونه.</w:t>
-      </w:r>
-    </w:p>
-    <w:p>
-      <w:pPr>
-        <w:pStyle w:val="ListeParagraf"/>
-        <w:bidi/>
-        <w:spacing w:after="80"/>
-        <w:ind w:left="0" w:right="709"/>
-        <w:jc w:val="both"/>
-      </w:pPr>
-    </w:p>
-    <w:p>
-      <w:pPr>
-        <w:pStyle w:val="ListeParagraf"/>
-        <w:bidi/>
-        <w:spacing w:before="120" w:after="60"/>
-        <w:ind w:left="0" w:right="709"/>
-      </w:pPr>
-      <w:r>
-        <w:rPr>
-          <w:rFonts w:ascii="Calibri" w:hAnsi="Calibri" w:cs="Arial"/>
-          <w:b/>
-          <w:bCs/>
-          <w:rtl/>
-          <w:sz w:val="24"/>
-          <w:szCs w:val="24"/>
-        </w:rPr>
-        <w:t xml:space="preserve">6. الشحن والتوسيم وطلب شهادة المعاملة</w:t>
-      </w:r>
-    </w:p>
-    <w:p>
-      <w:pPr>
-        <w:pStyle w:val="ListeParagraf"/>
-        <w:bidi/>
-        <w:spacing w:after="80"/>
-        <w:ind w:left="0" w:right="709"/>
-        <w:jc w:val="both"/>
-      </w:pPr>
-      <w:r>
-        <w:rPr>
-          <w:rFonts w:ascii="Calibri" w:hAnsi="Calibri" w:cs="Arial"/>
-          <w:rtl/>
-          <w:sz w:val="24"/>
-          <w:szCs w:val="24"/>
-        </w:rPr>
-        <w:t xml:space="preserve">6.1. لا تحمل المنتجات النهائية ادعاءات OCS إلا وفقًا للتصميم المعتمد من العميل وقواعد التوسيم في معيار OCS.</w:t>
-      </w:r>
-    </w:p>
-    <w:p>
-      <w:pPr>
-        <w:pStyle w:val="ListeParagraf"/>
-        <w:bidi/>
-        <w:spacing w:after="80"/>
-        <w:ind w:left="0" w:right="709"/>
-        <w:jc w:val="both"/>
-      </w:pPr>
-      <w:r>
-        <w:rPr>
-          <w:rFonts w:ascii="Calibri" w:hAnsi="Calibri" w:cs="Arial"/>
-          <w:rtl/>
-          <w:sz w:val="24"/>
-          <w:szCs w:val="24"/>
-        </w:rPr>
-        <w:t xml:space="preserve">6.2. بعد الشحن يرسل منسق OCS بيانات الشحنة إلى جهة الاعتماد ويطلب شهادة المعاملة الصادرة في الوقت المحدد.</w:t>
-      </w:r>
-    </w:p>
-    <w:p>
-      <w:pPr>
-        <w:pStyle w:val="ListeParagraf"/>
-        <w:bidi/>
-        <w:spacing w:after="80"/>
-        <w:ind w:left="0" w:right="709"/>
-        <w:jc w:val="both"/>
-      </w:pPr>
-      <w:r>
-        <w:rPr>
-          <w:rFonts w:ascii="Calibri" w:hAnsi="Calibri" w:cs="Arial"/>
-          <w:rtl/>
-          <w:sz w:val="24"/>
-          <w:szCs w:val="24"/>
-        </w:rPr>
-        <w:t xml:space="preserve">6.3. تُحفظ شهادات المعاملات والفواتير وقوائم التعبئة وبوالص الشحن معًا لكل شحنة.</w:t>
-      </w:r>
-    </w:p>
-    <w:p>
-      <w:pPr>
-        <w:pStyle w:val="ListeParagraf"/>
-        <w:bidi/>
-        <w:spacing w:after="80"/>
-        <w:ind w:left="0" w:right="709"/>
-        <w:jc w:val="both"/>
-      </w:pPr>
-      <w:r>
-        <w:rPr>
-          <w:rFonts w:ascii="Calibri" w:hAnsi="Calibri" w:cs="Arial"/>
-          <w:rtl/>
-          <w:sz w:val="24"/>
-          <w:szCs w:val="24"/>
-        </w:rPr>
-        <w:t xml:space="preserve">6.4. قبل الإرسال يُستكمل نموذج الشحن وطلب شهادة المعاملة (EMS.OR.FRM.21.07): تُفحص الملصقات والكراتين والوثائق، ويُذكر رقم الشهادة والادعاء العضوي في وثائق المبيعات.</w:t>
-      </w:r>
-    </w:p>
-    <w:p>
-      <w:pPr>
-        <w:pStyle w:val="ListeParagraf"/>
-        <w:bidi/>
-        <w:spacing w:after="80"/>
-        <w:ind w:left="0" w:right="709"/>
-        <w:jc w:val="both"/>
-      </w:pPr>
-    </w:p>
-    <w:p>
-      <w:pPr>
-        <w:pStyle w:val="ListeParagraf"/>
-        <w:bidi/>
-        <w:spacing w:before="120" w:after="60"/>
-        <w:ind w:left="0" w:right="709"/>
-      </w:pPr>
-      <w:r>
-        <w:rPr>
-          <w:rFonts w:ascii="Calibri" w:hAnsi="Calibri" w:cs="Arial"/>
-          <w:b/>
-          <w:bCs/>
-          <w:rtl/>
-          <w:sz w:val="24"/>
-          <w:szCs w:val="24"/>
-        </w:rPr>
-        <w:t xml:space="preserve">7. المتطلبات البيئية والاجتماعية لمعيار GOTS</w:t>
-      </w:r>
-    </w:p>
-    <w:p>
-      <w:pPr>
-        <w:pStyle w:val="ListeParagraf"/>
-        <w:bidi/>
-        <w:spacing w:after="80"/>
-        <w:ind w:left="0" w:right="709"/>
-        <w:jc w:val="both"/>
-      </w:pPr>
-      <w:r>
-        <w:rPr>
-          <w:rFonts w:ascii="Calibri" w:hAnsi="Calibri" w:cs="Arial"/>
-          <w:rtl/>
-          <w:sz w:val="24"/>
-          <w:szCs w:val="24"/>
-        </w:rPr>
-        <w:t xml:space="preserve">7.1. يعتمد منسق OCS المدخلات الكيميائية (الأصباغ والمواد المساعدة ومواد التجهيز والتنظيف) المستخدمة في طلبيات GOTS وفق معايير GOTS وقائمة ZDHC MRSL قبل شرائها، وتُدرج في جرد المواد الكيميائية (EMS.KM.PRO.20.01).</w:t>
-      </w:r>
-    </w:p>
-    <w:p>
-      <w:pPr>
-        <w:pStyle w:val="ListeParagraf"/>
-        <w:bidi/>
-        <w:spacing w:after="80"/>
-        <w:ind w:left="0" w:right="709"/>
-        <w:jc w:val="both"/>
-      </w:pPr>
-      <w:r>
-        <w:rPr>
-          <w:rFonts w:ascii="Calibri" w:hAnsi="Calibri" w:cs="Arial"/>
-          <w:rtl/>
-          <w:sz w:val="24"/>
-          <w:szCs w:val="24"/>
-        </w:rPr>
-        <w:t xml:space="preserve">7.2. تُخزن المواد الكيميائية المعتمدة بمعزل عن بقية المواد الكيميائية في منطقة تخزين المواد الكيميائية (المنطقة 13)، وتكون موسومة ومعها ورقة بيانات سلامة حديثة، وتُصرف للإنتاج مع تسجيل (EMS.KM.PRO.20.05، EMS.KM.TL.20.02).</w:t>
-      </w:r>
-    </w:p>
-    <w:p>
-      <w:pPr>
-        <w:pStyle w:val="ListeParagraf"/>
-        <w:bidi/>
-        <w:spacing w:after="80"/>
-        <w:ind w:left="0" w:right="709"/>
-        <w:jc w:val="both"/>
-      </w:pPr>
-      <w:r>
-        <w:rPr>
-          <w:rFonts w:ascii="Calibri" w:hAnsi="Calibri" w:cs="Arial"/>
-          <w:rtl/>
-          <w:sz w:val="24"/>
-          <w:szCs w:val="24"/>
-        </w:rPr>
-        <w:t xml:space="preserve">7.3. تُعالج مياه الصرف الناتجة عن المعالجة الرطبة في محطة معالجة المياه وتُراقب وتُسجل النتائج (EMS.ÇV.PRO.19.02).</w:t>
-      </w:r>
-    </w:p>
-    <w:p>
-      <w:pPr>
-        <w:pStyle w:val="ListeParagraf"/>
-        <w:bidi/>
-        <w:spacing w:after="80"/>
-        <w:ind w:left="0" w:right="709"/>
-        <w:jc w:val="both"/>
-      </w:pPr>
-      <w:r>
-        <w:rPr>
-          <w:rFonts w:ascii="Calibri" w:hAnsi="Calibri" w:cs="Arial"/>
-          <w:rtl/>
-          <w:sz w:val="24"/>
-          <w:szCs w:val="24"/>
-        </w:rPr>
-        <w:t xml:space="preserve">7.4. تُفرز النفايات عند المصدر، ولا تُخلط قصاصات المواد العضوية والتقليدية، وتُحفظ النفايات الخطرة في منطقة التخزين المؤقت حتى تجمعها شركة مرخصة (EMS.ÇV.TL.19.01، EMS.ÇV.PRO.19.05).</w:t>
-      </w:r>
-    </w:p>
-    <w:p>
-      <w:pPr>
-        <w:pStyle w:val="ListeParagraf"/>
-        <w:bidi/>
-        <w:spacing w:after="80"/>
-        <w:ind w:left="0" w:right="709"/>
-        <w:jc w:val="both"/>
-      </w:pPr>
-      <w:r>
-        <w:rPr>
-          <w:rFonts w:ascii="Calibri" w:hAnsi="Calibri" w:cs="Arial"/>
-          <w:rtl/>
-          <w:sz w:val="24"/>
-          <w:szCs w:val="24"/>
-        </w:rPr>
-        <w:t xml:space="preserve">7.5. تُطبق المعايير الاجتماعية في GOTS، القائمة على اتفاقيات العمل الدولية الأساسية، من خلال إجراءات الموارد البشرية والامتثال الاجتماعي في EMS، وتُراجع في التدقيق الداخلي السنوي.</w:t>
-      </w:r>
-    </w:p>
-    <w:p>
-      <w:pPr>
-        <w:pStyle w:val="ListeParagraf"/>
-        <w:bidi/>
-        <w:spacing w:after="80"/>
-        <w:ind w:left="0" w:right="709"/>
-        <w:jc w:val="both"/>
-      </w:pPr>
-    </w:p>
-    <w:p>
-      <w:pPr>
-        <w:pStyle w:val="ListeParagraf"/>
-        <w:bidi/>
-        <w:spacing w:before="120" w:after="60"/>
-        <w:ind w:left="0" w:right="709"/>
-      </w:pPr>
-      <w:r>
-        <w:rPr>
-          <w:rFonts w:ascii="Calibri" w:hAnsi="Calibri" w:cs="Arial"/>
-          <w:b/>
-          <w:bCs/>
-          <w:rtl/>
-          <w:sz w:val="24"/>
-          <w:szCs w:val="24"/>
-        </w:rPr>
-        <w:t xml:space="preserve">8. المتابعة والأداء</w:t>
-      </w:r>
-    </w:p>
-    <w:p>
-      <w:pPr>
-        <w:pStyle w:val="ListeParagraf"/>
-        <w:bidi/>
-        <w:spacing w:after="80"/>
-        <w:ind w:left="0" w:right="709"/>
-        <w:jc w:val="both"/>
-      </w:pPr>
-      <w:r>
-        <w:rPr>
-          <w:rFonts w:ascii="Calibri" w:hAnsi="Calibri" w:cs="Arial"/>
-          <w:rtl/>
-          <w:sz w:val="24"/>
-          <w:szCs w:val="24"/>
-        </w:rPr>
-        <w:t xml:space="preserve">8.1. يتابع منسق OCS المؤشرات التالية ويرفعها إلى الإدارة:</w:t>
+          <w:rtl/>
+          <w:sz w:val="24"/>
+          <w:szCs w:val="24"/>
+        </w:rPr>
+        <w:t xml:space="preserve">فرق موازنة الكميات لكل طلبية (الهدف: عدم وجود أي فرق غير مبرر)،</w:t>
       </w:r>
     </w:p>
     <w:p>
@@ -2912,7 +2914,7 @@
           <w:sz w:val="24"/>
           <w:szCs w:val="24"/>
         </w:rPr>
-        <w:t xml:space="preserve">فرق موازنة الكميات لكل طلبية (الهدف: عدم وجود أي فرق غير مبرر)،</w:t>
+        <w:t xml:space="preserve">عدد حالات عدم المطابقة في الفصل أو التوسيم التي تُكتشف في الفحوصات الداخلية والتدقيق،</w:t>
       </w:r>
     </w:p>
     <w:p>
@@ -2933,7 +2935,53 @@
           <w:sz w:val="24"/>
           <w:szCs w:val="24"/>
         </w:rPr>
-        <w:t xml:space="preserve">عدد حالات عدم المطابقة في الفصل أو التوسيم التي تُكتشف في الفحوصات الداخلية والتدقيق،</w:t>
+        <w:t xml:space="preserve">نسبة شهادات المعاملات الواردة المستلمة وشهادات المعاملات الصادرة المطلوبة في الوقت المحدد.</w:t>
+      </w:r>
+    </w:p>
+    <w:p>
+      <w:pPr>
+        <w:pStyle w:val="ListeParagraf"/>
+        <w:bidi/>
+        <w:spacing w:after="80"/>
+        <w:ind w:left="0" w:right="709"/>
+        <w:jc w:val="both"/>
+      </w:pPr>
+      <w:r>
+        <w:rPr>
+          <w:rFonts w:ascii="Calibri" w:hAnsi="Calibri" w:cs="Arial"/>
+          <w:rtl/>
+          <w:sz w:val="24"/>
+          <w:szCs w:val="24"/>
+        </w:rPr>
+        <w:t xml:space="preserve">8.2. يُجرى تدقيق داخلي لمعياري OCS وGOTS سنويًا قبل التدقيق الخارجي، ويتضمن اختبار تتبع لطلبية واحدة على الأقل.</w:t>
+      </w:r>
+    </w:p>
+    <w:p>
+      <w:pPr>
+        <w:pStyle w:val="ListeParagraf"/>
+        <w:bidi/>
+        <w:spacing w:after="80"/>
+        <w:ind w:left="0" w:right="709"/>
+        <w:jc w:val="both"/>
+      </w:pPr>
+    </w:p>
+    <w:p>
+      <w:pPr>
+        <w:pStyle w:val="ListeParagraf"/>
+        <w:bidi/>
+        <w:spacing w:before="120" w:after="60"/>
+        <w:ind w:left="0" w:right="709"/>
+      </w:pPr>
+      <w:r>
+        <w:rPr>
+          <w:rFonts w:ascii="Calibri" w:hAnsi="Calibri" w:cs="Arial"/>
+          <w:b/>
+          <w:bCs/>
+          <w:rtl/>
+          <w:sz w:val="24"/>
+          <w:szCs w:val="24"/>
+        </w:rPr>
+        <w:t xml:space="preserve">9. الوثائق والسجلات ذات الصلة</w:t>
       </w:r>
     </w:p>
     <w:p>
@@ -2954,53 +3002,7 @@
           <w:sz w:val="24"/>
           <w:szCs w:val="24"/>
         </w:rPr>
-        <w:t xml:space="preserve">نسبة شهادات المعاملات الواردة المستلمة وشهادات المعاملات الصادرة المطلوبة في الوقت المحدد.</w:t>
-      </w:r>
-    </w:p>
-    <w:p>
-      <w:pPr>
-        <w:pStyle w:val="ListeParagraf"/>
-        <w:bidi/>
-        <w:spacing w:after="80"/>
-        <w:ind w:left="0" w:right="709"/>
-        <w:jc w:val="both"/>
-      </w:pPr>
-      <w:r>
-        <w:rPr>
-          <w:rFonts w:ascii="Calibri" w:hAnsi="Calibri" w:cs="Arial"/>
-          <w:rtl/>
-          <w:sz w:val="24"/>
-          <w:szCs w:val="24"/>
-        </w:rPr>
-        <w:t xml:space="preserve">8.2. يُجرى تدقيق داخلي لمعياري OCS وGOTS سنويًا قبل التدقيق الخارجي، ويتضمن اختبار تتبع لطلبية واحدة على الأقل.</w:t>
-      </w:r>
-    </w:p>
-    <w:p>
-      <w:pPr>
-        <w:pStyle w:val="ListeParagraf"/>
-        <w:bidi/>
-        <w:spacing w:after="80"/>
-        <w:ind w:left="0" w:right="709"/>
-        <w:jc w:val="both"/>
-      </w:pPr>
-    </w:p>
-    <w:p>
-      <w:pPr>
-        <w:pStyle w:val="ListeParagraf"/>
-        <w:bidi/>
-        <w:spacing w:before="120" w:after="60"/>
-        <w:ind w:left="0" w:right="709"/>
-      </w:pPr>
-      <w:r>
-        <w:rPr>
-          <w:rFonts w:ascii="Calibri" w:hAnsi="Calibri" w:cs="Arial"/>
-          <w:b/>
-          <w:bCs/>
-          <w:rtl/>
-          <w:sz w:val="24"/>
-          <w:szCs w:val="24"/>
-        </w:rPr>
-        <w:t xml:space="preserve">9. الوثائق والسجلات ذات الصلة</w:t>
+        <w:t xml:space="preserve">شهادات نطاق الموردين وشهادات المعاملات الواردة</w:t>
       </w:r>
     </w:p>
     <w:p>
@@ -3021,7 +3023,7 @@
           <w:sz w:val="24"/>
           <w:szCs w:val="24"/>
         </w:rPr>
-        <w:t xml:space="preserve">شهادات نطاق الموردين وشهادات المعاملات الواردة</w:t>
+        <w:t xml:space="preserve">سجل دفعات OCS وسجلات حركة المواد</w:t>
       </w:r>
     </w:p>
     <w:p>
@@ -3042,7 +3044,7 @@
           <w:sz w:val="24"/>
           <w:szCs w:val="24"/>
         </w:rPr>
-        <w:t xml:space="preserve">سجل دفعات OCS وسجلات حركة المواد</w:t>
+        <w:t xml:space="preserve">سجلات تفريغ الخط</w:t>
       </w:r>
     </w:p>
     <w:p>
@@ -3063,7 +3065,7 @@
           <w:sz w:val="24"/>
           <w:szCs w:val="24"/>
         </w:rPr>
-        <w:t xml:space="preserve">سجلات تفريغ الخط</w:t>
+        <w:t xml:space="preserve">سجلات موازنة الكميات</w:t>
       </w:r>
     </w:p>
     <w:p>
@@ -3084,7 +3086,7 @@
           <w:sz w:val="24"/>
           <w:szCs w:val="24"/>
         </w:rPr>
-        <w:t xml:space="preserve">سجلات موازنة الكميات</w:t>
+        <w:t xml:space="preserve">شهادات المعاملات الصادرة ووثائق الشحن</w:t>
       </w:r>
     </w:p>
     <w:p>
@@ -3105,7 +3107,7 @@
           <w:sz w:val="24"/>
           <w:szCs w:val="24"/>
         </w:rPr>
-        <w:t xml:space="preserve">شهادات المعاملات الصادرة ووثائق الشحن</w:t>
+        <w:t xml:space="preserve">EMS.OR.POL.21.01. سياسة المحتوى العضوي</w:t>
       </w:r>
     </w:p>
     <w:p>
@@ -3126,7 +3128,7 @@
           <w:sz w:val="24"/>
           <w:szCs w:val="24"/>
         </w:rPr>
-        <w:t xml:space="preserve">EMS.OR.POL.21.01. سياسة المحتوى العضوي</w:t>
+        <w:t xml:space="preserve">EMS.OR.PRO.21.02. إجراء فصل مناطق الإنتاج العضوي وتمييزها بصريًا</w:t>
       </w:r>
     </w:p>
     <w:p>
@@ -3147,7 +3149,7 @@
           <w:sz w:val="24"/>
           <w:szCs w:val="24"/>
         </w:rPr>
-        <w:t xml:space="preserve">EMS.OR.PRO.21.02. إجراء فصل مناطق الإنتاج العضوي وتمييزها بصريًا</w:t>
+        <w:t xml:space="preserve">EMS.OR.TL.21.02. تعليمات التنظيف عند تبديل المنطقة وتفريغ الخط في الإنتاج العضوي</w:t>
       </w:r>
     </w:p>
     <w:p>
@@ -3168,7 +3170,7 @@
           <w:sz w:val="24"/>
           <w:szCs w:val="24"/>
         </w:rPr>
-        <w:t xml:space="preserve">EMS.OR.TL.21.02. تعليمات التنظيف عند تبديل المنطقة وتفريغ الخط في الإنتاج العضوي</w:t>
+        <w:t xml:space="preserve">EMS.OR.PRO.21.03. إجراء فحص مناطق الإنتاج العضوي والتدريب والكفاءة</w:t>
       </w:r>
     </w:p>
     <w:p>
@@ -3189,7 +3191,7 @@
           <w:sz w:val="24"/>
           <w:szCs w:val="24"/>
         </w:rPr>
-        <w:t xml:space="preserve">EMS.OR.PRO.21.03. إجراء فحص مناطق الإنتاج العضوي والتدريب والكفاءة</w:t>
+        <w:t xml:space="preserve">النماذج EMS.OR.FRM.21.01 إلى EMS.OR.FRM.21.08 (الاستلام والتحقق من شهادة المعاملة، سجل الدفعات، سجل التبديل، موازنة الكتلة، اعتماد الملصقات، قائمة الفحص اليومية للمناطق، الشحن وطلب شهادة المعاملة، سجل التدريب)</w:t>
       </w:r>
     </w:p>
     <w:p>
@@ -3210,7 +3212,7 @@
           <w:sz w:val="24"/>
           <w:szCs w:val="24"/>
         </w:rPr>
-        <w:t xml:space="preserve">النماذج EMS.OR.FRM.21.01 إلى EMS.OR.FRM.21.08 (الاستلام والتحقق من شهادة المعاملة، سجل الدفعات، سجل التبديل، موازنة الكتلة، اعتماد الملصقات، قائمة الفحص اليومية للمناطق، الشحن وطلب شهادة المعاملة، سجل التدريب)</w:t>
+        <w:t xml:space="preserve">EMS.OR.FRM.21.20. سجل استلام واستخدام المواد الكيميائية العضوية</w:t>
       </w:r>
     </w:p>
     <w:p>
@@ -3231,7 +3233,7 @@
           <w:sz w:val="24"/>
           <w:szCs w:val="24"/>
         </w:rPr>
-        <w:t xml:space="preserve">EMS.KM.PRO.20.01. إجراء جرد المواد الكيميائية والمطابقة لقائمة ZDHC MRSL</w:t>
+        <w:t xml:space="preserve">EMS.OR.TL.21.15. تعليمات منطقة تخزين المواد الكيميائية العضوية</w:t>
       </w:r>
     </w:p>
     <w:p>
@@ -3252,7 +3254,7 @@
           <w:sz w:val="24"/>
           <w:szCs w:val="24"/>
         </w:rPr>
-        <w:t xml:space="preserve">EMS.KM.PRO.20.05. إجراء تخزين المواد الكيميائية ومناولتها</w:t>
+        <w:t xml:space="preserve">EMS.OR.TL.21.16. تعليمات منطقة الفرز والنفايات العضوية</w:t>
       </w:r>
     </w:p>
     <w:p>
@@ -3273,7 +3275,7 @@
           <w:sz w:val="24"/>
           <w:szCs w:val="24"/>
         </w:rPr>
-        <w:t xml:space="preserve">EMS.ÇV.PRO.19.02. إجراء إدارة مياه الصرف ومراقبتها</w:t>
+        <w:t xml:space="preserve">EMS.OR.TL.21.01. تعليمات تمييز المنتجات العضوية وتوسيمها</w:t>
       </w:r>
     </w:p>
     <w:p>
@@ -3294,7 +3296,7 @@
           <w:sz w:val="24"/>
           <w:szCs w:val="24"/>
         </w:rPr>
-        <w:t xml:space="preserve">EMS.ÇV.TL.19.01. تعليمات فصل النفايات</w:t>
+        <w:t xml:space="preserve">EMS.OR.PRO.21.01. إجراء مناولة مواد OCS وفصلها وتتبعها</w:t>
       </w:r>
     </w:p>
     <w:p>
@@ -3315,49 +3317,7 @@
           <w:sz w:val="24"/>
           <w:szCs w:val="24"/>
         </w:rPr>
-        <w:t xml:space="preserve">EMS.GR.PRO.14.02. إجراء شهادات المعاملات والتوسيم</w:t>
-      </w:r>
-    </w:p>
-    <w:p>
-      <w:pPr>
-        <w:pStyle w:val="ListeParagraf"/>
-        <w:numPr>
-          <w:ilvl w:val="0"/>
-          <w:numId w:val="1"/>
-        </w:numPr>
-        <w:bidi/>
-        <w:spacing w:after="60"/>
-        <w:jc w:val="both"/>
-      </w:pPr>
-      <w:r>
-        <w:rPr>
-          <w:rFonts w:ascii="Calibri" w:hAnsi="Calibri" w:cs="Arial"/>
-          <w:rtl/>
-          <w:sz w:val="24"/>
-          <w:szCs w:val="24"/>
-        </w:rPr>
-        <w:t xml:space="preserve">EMS.QA.PRO.02.08. إجراء التتبع واستدعاء المنتجات</w:t>
-      </w:r>
-    </w:p>
-    <w:p>
-      <w:pPr>
-        <w:pStyle w:val="ListeParagraf"/>
-        <w:numPr>
-          <w:ilvl w:val="0"/>
-          <w:numId w:val="1"/>
-        </w:numPr>
-        <w:bidi/>
-        <w:spacing w:after="60"/>
-        <w:jc w:val="both"/>
-      </w:pPr>
-      <w:r>
-        <w:rPr>
-          <w:rFonts w:ascii="Calibri" w:hAnsi="Calibri" w:cs="Arial"/>
-          <w:rtl/>
-          <w:sz w:val="24"/>
-          <w:szCs w:val="24"/>
-        </w:rPr>
-        <w:t xml:space="preserve">EMS.DP.PRO.08.01. إجراء استلام المواد وتخزينها</w:t>
+        <w:t xml:space="preserve">EMS.OR.TL.21.03. تعليمات منطقة المواد الخام العضوية</w:t>
       </w:r>
     </w:p>
     <w:p>

--- a/prosedurler/EMS.OR.PRO.21.01. OCS Material Handling, Segregation and Traceability Procedure.docx
+++ b/prosedurler/EMS.OR.PRO.21.01. OCS Material Handling, Segregation and Traceability Procedure.docx
@@ -4865,8 +4865,8 @@
       <w:tblLook w:val="04A0" w:firstRow="1" w:lastRow="0" w:firstColumn="1" w:lastColumn="0" w:noHBand="0" w:noVBand="1"/>
     </w:tblPr>
     <w:tblGrid>
-      <w:gridCol w:w="2519"/>
-      <w:gridCol w:w="4728"/>
+      <w:gridCol w:w="2969"/>
+      <w:gridCol w:w="4278"/>
       <w:gridCol w:w="1320"/>
       <w:gridCol w:w="1709"/>
     </w:tblGrid>
@@ -4876,7 +4876,7 @@
       </w:trPr>
       <w:tc>
         <w:tcPr>
-          <w:tcW w:w="2519" w:type="dxa"/>
+          <w:tcW w:w="2969" w:type="dxa"/>
           <w:tcBorders>
             <w:top w:val="single" w:sz="4" w:space="0" w:color="auto"/>
             <w:left w:val="single" w:sz="4" w:space="0" w:color="auto"/>
@@ -4905,7 +4905,7 @@
             </w:rPr>
             <w:drawing>
               <wp:inline distT="0" distB="0" distL="0" distR="0" wp14:anchorId="151A8098" wp14:editId="34C3FA3F">
-                <wp:extent cx="723900" cy="631163"/>
+                <wp:extent cx="760000" cy="662638"/>
                 <wp:effectExtent l="0" t="0" r="0" b="0"/>
                 <wp:docPr id="38064677" name="Picture 2"/>
                 <wp:cNvGraphicFramePr>
@@ -4936,7 +4936,7 @@
                       <pic:spPr bwMode="auto">
                         <a:xfrm>
                           <a:off x="0" y="0"/>
-                          <a:ext cx="750578" cy="654423"/>
+                          <a:ext cx="788008" cy="687058"/>
                         </a:xfrm>
                         <a:prstGeom prst="rect">
                           <a:avLst/>
@@ -4957,11 +4957,46 @@
               </wp:inline>
             </w:drawing>
           </w:r>
+          <w:r>
+            <w:t xml:space="preserve"> </w:t>
+            <w:drawing>
+              <wp:inline xmlns:a="http://schemas.openxmlformats.org/drawingml/2006/main" xmlns:pic="http://schemas.openxmlformats.org/drawingml/2006/picture">
+                <wp:extent cx="700000" cy="700000"/>
+                <wp:docPr id="38064678" name="Picture 38064678"/>
+                <wp:cNvGraphicFramePr>
+                  <a:graphicFrameLocks noChangeAspect="1"/>
+                </wp:cNvGraphicFramePr>
+                <a:graphic>
+                  <a:graphicData uri="http://schemas.openxmlformats.org/drawingml/2006/picture">
+                    <pic:pic>
+                      <pic:nvPicPr>
+                        <pic:cNvPr id="0" name="gots_hd_kare.png"/>
+                        <pic:cNvPicPr/>
+                      </pic:nvPicPr>
+                      <pic:blipFill>
+                        <a:blip r:embed="rId2"/>
+                        <a:stretch>
+                          <a:fillRect/>
+                        </a:stretch>
+                      </pic:blipFill>
+                      <pic:spPr>
+                        <a:xfrm>
+                          <a:off x="0" y="0"/>
+                          <a:ext cx="700000" cy="700000"/>
+                        </a:xfrm>
+                        <a:prstGeom prst="rect"/>
+                      </pic:spPr>
+                    </pic:pic>
+                  </a:graphicData>
+                </a:graphic>
+              </wp:inline>
+            </w:drawing>
+          </w:r>
         </w:p>
       </w:tc>
       <w:tc>
         <w:tcPr>
-          <w:tcW w:w="4728" w:type="dxa"/>
+          <w:tcW w:w="4278" w:type="dxa"/>
           <w:tcBorders>
             <w:top w:val="single" w:sz="4" w:space="0" w:color="auto"/>
             <w:left w:val="single" w:sz="4" w:space="0" w:color="auto"/>
